--- a/laba4/ЭВМ_Гущин_Устинов_Парлакач.docx
+++ b/laba4/ЭВМ_Гущин_Устинов_Парлакач.docx
@@ -426,7 +426,7 @@
                       <wpg:cNvGrpSpPr>
                         <a:extLst>
                           <a:ext uri="sm">
-                            <sm:smNativeData xmlns="" xmlns:o="urn:schemas-microsoft-com:office:office" xmlns:v="urn:schemas-microsoft-com:vml" xmlns:w10="urn:schemas-microsoft-com:office:word" xmlns:w="http://schemas.openxmlformats.org/wordprocessingml/2006/main" xmlns:sm="sm" val="SMDATA_5_ar/aZhMAAAAlAAAAAQAAAA0AAAAAkAAAAEgAAACQAAAASAAAAAAAAAAAAAAAAAAAABcAAAAUAAAAAAAAAAAAAAD/fwAA/38AAAAAAAAJAAAABAAAAAAAAAAhAAAAQAAAADwAAAAQAAAAB6AAAAAAAAAAAAAAAAAAAAAAAAAAAAAAAAAAAAAAAAAAAAAANAoAAAoAAAAAAAAAAAAAAAAAAAAoAAAACAAAAAEAAAABAAAA"/>
+                            <sm:smNativeData xmlns:sm="sm" xmlns:w="http://schemas.openxmlformats.org/wordprocessingml/2006/main" xmlns:w10="urn:schemas-microsoft-com:office:word" xmlns:v="urn:schemas-microsoft-com:vml" xmlns:o="urn:schemas-microsoft-com:office:office" xmlns="" val="SMDATA_5_ar/aZhMAAAAlAAAAAQAAAA0AAAAAkAAAAEgAAACQAAAASAAAAAAAAAAAAAAAAAAAABcAAAAUAAAAAAAAAAAAAAD/fwAA/38AAAAAAAAJAAAABAAAAAAAAAAhAAAAQAAAADwAAAAQAAAAB6AAAAAAAAAAAAAAAAAAAAAAAAAAAAAAAAAAAAAAAAAAAAAANAoAAAoAAAAAAAAAAAAAAAAAAAAoAAAACAAAAAEAAAABAAAA"/>
                           </a:ext>
                         </a:extLst>
                       </wpg:cNvGrpSpPr>
@@ -443,7 +443,7 @@
                         <wps:cNvSpPr>
                           <a:extLst>
                             <a:ext uri="sm">
-                              <sm:smNativeData xmlns="" xmlns:o="urn:schemas-microsoft-com:office:office" xmlns:v="urn:schemas-microsoft-com:vml" xmlns:w10="urn:schemas-microsoft-com:office:word" xmlns:w="http://schemas.openxmlformats.org/wordprocessingml/2006/main" xmlns:sm="sm" val="SMDATA_14_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"/>
+                              <sm:smNativeData xmlns:sm="sm" xmlns:w="http://schemas.openxmlformats.org/wordprocessingml/2006/main" xmlns:w10="urn:schemas-microsoft-com:office:word" xmlns:v="urn:schemas-microsoft-com:vml" xmlns:o="urn:schemas-microsoft-com:office:office" xmlns="" val="SMDATA_14_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"/>
                             </a:ext>
                           </a:extLst>
                         </wps:cNvSpPr>
@@ -584,7 +584,7 @@
                       <wpg:cNvGrpSpPr>
                         <a:extLst>
                           <a:ext uri="sm">
-                            <sm:smNativeData xmlns="" xmlns:o="urn:schemas-microsoft-com:office:office" xmlns:v="urn:schemas-microsoft-com:vml" xmlns:w10="urn:schemas-microsoft-com:office:word" xmlns:w="http://schemas.openxmlformats.org/wordprocessingml/2006/main" xmlns:sm="sm" val="SMDATA_5_ar/aZhMAAAAlAAAAAQAAAA0AAAAAkAAAAEgAAACQAAAASAAAAAAAAAAAAAAAAAAAABcAAAAUAAAAAAAAAAAAAAD/fwAA/38AAAAAAAAJAAAABAAAAAAAAAAhAAAAQAAAADwAAAASAAAAB6AAAAAAAAAAAAAAAAAAAAAAAAAAAAAAAAAAAAAAAAAAAAAAQwoAAAoAAAAAAAAAAAAAAAAAAAAoAAAACAAAAAEAAAABAAAA"/>
+                            <sm:smNativeData xmlns:sm="sm" xmlns:w="http://schemas.openxmlformats.org/wordprocessingml/2006/main" xmlns:w10="urn:schemas-microsoft-com:office:word" xmlns:v="urn:schemas-microsoft-com:vml" xmlns:o="urn:schemas-microsoft-com:office:office" xmlns="" val="SMDATA_5_ar/aZhMAAAAlAAAAAQAAAA0AAAAAkAAAAEgAAACQAAAASAAAAAAAAAAAAAAAAAAAABcAAAAUAAAAAAAAAAAAAAD/fwAA/38AAAAAAAAJAAAABAAAAAAAAAAhAAAAQAAAADwAAAASAAAAB6AAAAAAAAAAAAAAAAAAAAAAAAAAAAAAAAAAAAAAAAAAAAAAQwoAAAoAAAAAAAAAAAAAAAAAAAAoAAAACAAAAAEAAAABAAAA"/>
                           </a:ext>
                         </a:extLst>
                       </wpg:cNvGrpSpPr>
@@ -601,7 +601,7 @@
                         <wps:cNvSpPr>
                           <a:extLst>
                             <a:ext uri="sm">
-                              <sm:smNativeData xmlns="" xmlns:o="urn:schemas-microsoft-com:office:office" xmlns:v="urn:schemas-microsoft-com:vml" xmlns:w10="urn:schemas-microsoft-com:office:word" xmlns:w="http://schemas.openxmlformats.org/wordprocessingml/2006/main" xmlns:sm="sm" val="SMDATA_14_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"/>
+                              <sm:smNativeData xmlns:sm="sm" xmlns:w="http://schemas.openxmlformats.org/wordprocessingml/2006/main" xmlns:w10="urn:schemas-microsoft-com:office:word" xmlns:v="urn:schemas-microsoft-com:vml" xmlns:o="urn:schemas-microsoft-com:office:office" xmlns="" val="SMDATA_14_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"/>
                             </a:ext>
                           </a:extLst>
                         </wps:cNvSpPr>
@@ -1693,6 +1693,7 @@
           <w:rFonts w:asciiTheme="majorHAnsi" w:hAnsiTheme="majorHAnsi" w:cstheme="majorHAnsi"/>
           <w:b/>
           <w:bCs/>
+          <w:noProof/>
           <w:sz w:val="32"/>
           <w:szCs w:val="32"/>
         </w:rPr>
@@ -2085,10 +2086,10 @@
         </w:rPr>
         <w:lastRenderedPageBreak/>
         <w:drawing>
-          <wp:inline distT="0" distB="0" distL="0" distR="0" wp14:anchorId="517FA68B" wp14:editId="46088D1D">
-            <wp:extent cx="6179185" cy="6426200"/>
+          <wp:inline distT="0" distB="0" distL="0" distR="0" wp14:anchorId="056E909C" wp14:editId="12CD6B2F">
+            <wp:extent cx="6179185" cy="4023360"/>
             <wp:effectExtent l="0" t="0" r="0" b="0"/>
-            <wp:docPr id="9" name="Рисунок 9"/>
+            <wp:docPr id="5" name="Рисунок 5"/>
             <wp:cNvGraphicFramePr>
               <a:graphicFrameLocks xmlns:a="http://schemas.openxmlformats.org/drawingml/2006/main" noChangeAspect="1"/>
             </wp:cNvGraphicFramePr>
@@ -2108,7 +2109,7 @@
                   <pic:spPr>
                     <a:xfrm>
                       <a:off x="0" y="0"/>
-                      <a:ext cx="6179185" cy="6426200"/>
+                      <a:ext cx="6179185" cy="4023360"/>
                     </a:xfrm>
                     <a:prstGeom prst="rect">
                       <a:avLst/>
@@ -2299,7 +2300,6 @@
           <w:bCs/>
           <w:sz w:val="32"/>
           <w:szCs w:val="32"/>
-          <w:lang w:val="en-US"/>
         </w:rPr>
       </w:pPr>
       <w:r>
@@ -2310,7 +2310,6 @@
           <w:sz w:val="32"/>
           <w:szCs w:val="32"/>
         </w:rPr>
-        <w:lastRenderedPageBreak/>
         <w:t>Приложение</w:t>
       </w:r>
       <w:r>
@@ -2320,7 +2319,6 @@
           <w:bCs/>
           <w:sz w:val="32"/>
           <w:szCs w:val="32"/>
-          <w:lang w:val="en-US"/>
         </w:rPr>
         <w:t xml:space="preserve"> </w:t>
       </w:r>
@@ -2359,40 +2357,75 @@
           <w:color w:val="auto"/>
           <w:sz w:val="24"/>
           <w:szCs w:val="24"/>
-          <w:lang w:val="en-US"/>
-        </w:rPr>
-      </w:pPr>
-      <w:r>
-        <w:rPr>
-          <w:rFonts w:ascii="Times New Roman" w:eastAsia="Times New Roman" w:hAnsi="Times New Roman" w:cs="Times New Roman"/>
-          <w:color w:val="auto"/>
-          <w:sz w:val="24"/>
-          <w:szCs w:val="24"/>
-          <w:lang w:val="en-US"/>
-        </w:rPr>
-        <w:t>.data</w:t>
-      </w:r>
-    </w:p>
-    <w:p>
-      <w:pPr>
-        <w:spacing w:after="0" w:line="240" w:lineRule="auto"/>
-        <w:rPr>
-          <w:rFonts w:ascii="Times New Roman" w:eastAsia="Times New Roman" w:hAnsi="Times New Roman" w:cs="Times New Roman"/>
-          <w:color w:val="auto"/>
-          <w:sz w:val="24"/>
-          <w:szCs w:val="24"/>
-          <w:lang w:val="en-US"/>
-        </w:rPr>
-      </w:pPr>
-      <w:r>
-        <w:rPr>
-          <w:rFonts w:ascii="Times New Roman" w:eastAsia="Times New Roman" w:hAnsi="Times New Roman" w:cs="Times New Roman"/>
-          <w:color w:val="auto"/>
-          <w:sz w:val="24"/>
-          <w:szCs w:val="24"/>
-          <w:lang w:val="en-US"/>
-        </w:rPr>
-        <w:t>A: .word 0, 0, 0, 0, 0, 0, 0, 0, 0, 0, 0, 0, 0, 0, 0, 0</w:t>
+        </w:rPr>
+      </w:pPr>
+      <w:r>
+        <w:rPr>
+          <w:rFonts w:ascii="Times New Roman" w:eastAsia="Times New Roman" w:hAnsi="Times New Roman" w:cs="Times New Roman"/>
+          <w:color w:val="auto"/>
+          <w:sz w:val="24"/>
+          <w:szCs w:val="24"/>
+        </w:rPr>
+        <w:t>.</w:t>
+      </w:r>
+      <w:r>
+        <w:rPr>
+          <w:rFonts w:ascii="Times New Roman" w:eastAsia="Times New Roman" w:hAnsi="Times New Roman" w:cs="Times New Roman"/>
+          <w:color w:val="auto"/>
+          <w:sz w:val="24"/>
+          <w:szCs w:val="24"/>
+          <w:lang w:val="en-US"/>
+        </w:rPr>
+        <w:t>data</w:t>
+      </w:r>
+    </w:p>
+    <w:p>
+      <w:pPr>
+        <w:spacing w:after="0" w:line="240" w:lineRule="auto"/>
+        <w:rPr>
+          <w:rFonts w:ascii="Times New Roman" w:eastAsia="Times New Roman" w:hAnsi="Times New Roman" w:cs="Times New Roman"/>
+          <w:color w:val="auto"/>
+          <w:sz w:val="24"/>
+          <w:szCs w:val="24"/>
+        </w:rPr>
+      </w:pPr>
+      <w:r>
+        <w:rPr>
+          <w:rFonts w:ascii="Times New Roman" w:eastAsia="Times New Roman" w:hAnsi="Times New Roman" w:cs="Times New Roman"/>
+          <w:color w:val="auto"/>
+          <w:sz w:val="24"/>
+          <w:szCs w:val="24"/>
+          <w:lang w:val="en-US"/>
+        </w:rPr>
+        <w:t>A</w:t>
+      </w:r>
+      <w:r>
+        <w:rPr>
+          <w:rFonts w:ascii="Times New Roman" w:eastAsia="Times New Roman" w:hAnsi="Times New Roman" w:cs="Times New Roman"/>
+          <w:color w:val="auto"/>
+          <w:sz w:val="24"/>
+          <w:szCs w:val="24"/>
+        </w:rPr>
+        <w:t>: .</w:t>
+      </w:r>
+      <w:r>
+        <w:rPr>
+          <w:rFonts w:ascii="Times New Roman" w:eastAsia="Times New Roman" w:hAnsi="Times New Roman" w:cs="Times New Roman"/>
+          <w:color w:val="auto"/>
+          <w:sz w:val="24"/>
+          <w:szCs w:val="24"/>
+          <w:lang w:val="en-US"/>
+        </w:rPr>
+        <w:t>word</w:t>
+      </w:r>
+      <w:r>
+        <w:rPr>
+          <w:rFonts w:ascii="Times New Roman" w:eastAsia="Times New Roman" w:hAnsi="Times New Roman" w:cs="Times New Roman"/>
+          <w:color w:val="auto"/>
+          <w:sz w:val="24"/>
+          <w:szCs w:val="24"/>
+        </w:rPr>
+        <w:t xml:space="preserve"> 0, 0, 0, 0, 0, 0, 0, 0, 0, 0, 0, 0, 0, 0, 0, 0</w:t>
       </w:r>
     </w:p>
     <w:p>
@@ -2568,6 +2601,7 @@
           <w:szCs w:val="24"/>
           <w:lang w:val="en-US"/>
         </w:rPr>
+        <w:lastRenderedPageBreak/>
         <w:t>.word 0, 0, 0, 0, 0, 0, 0, 0, 0, 0, 0, 0, 0, 0, 0, 0</w:t>
       </w:r>
     </w:p>
@@ -2975,14 +3009,444 @@
           <w:color w:val="auto"/>
           <w:sz w:val="24"/>
           <w:szCs w:val="24"/>
-        </w:rPr>
-      </w:pPr>
-      <w:r>
-        <w:rPr>
-          <w:rFonts w:ascii="Times New Roman" w:eastAsia="Times New Roman" w:hAnsi="Times New Roman" w:cs="Times New Roman"/>
-          <w:color w:val="auto"/>
-          <w:sz w:val="24"/>
-          <w:szCs w:val="24"/>
+          <w:lang w:val="en-US"/>
+        </w:rPr>
+      </w:pPr>
+      <w:r>
+        <w:rPr>
+          <w:rFonts w:ascii="Times New Roman" w:eastAsia="Times New Roman" w:hAnsi="Times New Roman" w:cs="Times New Roman"/>
+          <w:color w:val="auto"/>
+          <w:sz w:val="24"/>
+          <w:szCs w:val="24"/>
+          <w:lang w:val="en-US"/>
+        </w:rPr>
+        <w:t>.word 0, 0, 0, 0, 0, 0, 0, 0, 0, 0, 0, 0, 0, 0, 0, 0</w:t>
+      </w:r>
+    </w:p>
+    <w:p>
+      <w:pPr>
+        <w:spacing w:after="0" w:line="240" w:lineRule="auto"/>
+        <w:rPr>
+          <w:rFonts w:ascii="Times New Roman" w:eastAsia="Times New Roman" w:hAnsi="Times New Roman" w:cs="Times New Roman"/>
+          <w:color w:val="auto"/>
+          <w:sz w:val="24"/>
+          <w:szCs w:val="24"/>
+          <w:lang w:val="en-US"/>
+        </w:rPr>
+      </w:pPr>
+      <w:r>
+        <w:rPr>
+          <w:rFonts w:ascii="Times New Roman" w:eastAsia="Times New Roman" w:hAnsi="Times New Roman" w:cs="Times New Roman"/>
+          <w:color w:val="auto"/>
+          <w:sz w:val="24"/>
+          <w:szCs w:val="24"/>
+          <w:lang w:val="en-US"/>
+        </w:rPr>
+        <w:t>.word 0, 0, 0, 0, 0, 0, 0, 0, 0, 0, 0, 0, 0, 0, 0, 0</w:t>
+      </w:r>
+    </w:p>
+    <w:p>
+      <w:pPr>
+        <w:spacing w:after="0" w:line="240" w:lineRule="auto"/>
+        <w:rPr>
+          <w:rFonts w:ascii="Times New Roman" w:eastAsia="Times New Roman" w:hAnsi="Times New Roman" w:cs="Times New Roman"/>
+          <w:color w:val="auto"/>
+          <w:sz w:val="24"/>
+          <w:szCs w:val="24"/>
+          <w:lang w:val="en-US"/>
+        </w:rPr>
+      </w:pPr>
+    </w:p>
+    <w:p>
+      <w:pPr>
+        <w:spacing w:after="0" w:line="240" w:lineRule="auto"/>
+        <w:rPr>
+          <w:rFonts w:ascii="Times New Roman" w:eastAsia="Times New Roman" w:hAnsi="Times New Roman" w:cs="Times New Roman"/>
+          <w:color w:val="auto"/>
+          <w:sz w:val="24"/>
+          <w:szCs w:val="24"/>
+          <w:lang w:val="en-US"/>
+        </w:rPr>
+      </w:pPr>
+      <w:r>
+        <w:rPr>
+          <w:rFonts w:ascii="Times New Roman" w:eastAsia="Times New Roman" w:hAnsi="Times New Roman" w:cs="Times New Roman"/>
+          <w:color w:val="auto"/>
+          <w:sz w:val="24"/>
+          <w:szCs w:val="24"/>
+          <w:lang w:val="en-US"/>
+        </w:rPr>
+        <w:t>pad1: .word 0, 0, 0, 0, 0, 0, 0, 0, 0, 0, 0, 0, 0, 0, 0, 0</w:t>
+      </w:r>
+    </w:p>
+    <w:p>
+      <w:pPr>
+        <w:spacing w:after="0" w:line="240" w:lineRule="auto"/>
+        <w:rPr>
+          <w:rFonts w:ascii="Times New Roman" w:eastAsia="Times New Roman" w:hAnsi="Times New Roman" w:cs="Times New Roman"/>
+          <w:color w:val="auto"/>
+          <w:sz w:val="24"/>
+          <w:szCs w:val="24"/>
+          <w:lang w:val="en-US"/>
+        </w:rPr>
+      </w:pPr>
+    </w:p>
+    <w:p>
+      <w:pPr>
+        <w:spacing w:after="0" w:line="240" w:lineRule="auto"/>
+        <w:rPr>
+          <w:rFonts w:ascii="Times New Roman" w:eastAsia="Times New Roman" w:hAnsi="Times New Roman" w:cs="Times New Roman"/>
+          <w:color w:val="auto"/>
+          <w:sz w:val="24"/>
+          <w:szCs w:val="24"/>
+          <w:lang w:val="en-US"/>
+        </w:rPr>
+      </w:pPr>
+      <w:proofErr w:type="spellStart"/>
+      <w:r>
+        <w:rPr>
+          <w:rFonts w:ascii="Times New Roman" w:eastAsia="Times New Roman" w:hAnsi="Times New Roman" w:cs="Times New Roman"/>
+          <w:color w:val="auto"/>
+          <w:sz w:val="24"/>
+          <w:szCs w:val="24"/>
+          <w:lang w:val="en-US"/>
+        </w:rPr>
+        <w:t>B_adr</w:t>
+      </w:r>
+      <w:proofErr w:type="spellEnd"/>
+      <w:r>
+        <w:rPr>
+          <w:rFonts w:ascii="Times New Roman" w:eastAsia="Times New Roman" w:hAnsi="Times New Roman" w:cs="Times New Roman"/>
+          <w:color w:val="auto"/>
+          <w:sz w:val="24"/>
+          <w:szCs w:val="24"/>
+          <w:lang w:val="en-US"/>
+        </w:rPr>
+        <w:t>: .word 0, 0, 0, 0, 0, 0, 0, 0, 0, 0, 0, 0, 0, 0, 0, 0</w:t>
+      </w:r>
+    </w:p>
+    <w:p>
+      <w:pPr>
+        <w:spacing w:after="0" w:line="240" w:lineRule="auto"/>
+        <w:rPr>
+          <w:rFonts w:ascii="Times New Roman" w:eastAsia="Times New Roman" w:hAnsi="Times New Roman" w:cs="Times New Roman"/>
+          <w:color w:val="auto"/>
+          <w:sz w:val="24"/>
+          <w:szCs w:val="24"/>
+          <w:lang w:val="en-US"/>
+        </w:rPr>
+      </w:pPr>
+      <w:r>
+        <w:rPr>
+          <w:rFonts w:ascii="Times New Roman" w:eastAsia="Times New Roman" w:hAnsi="Times New Roman" w:cs="Times New Roman"/>
+          <w:color w:val="auto"/>
+          <w:sz w:val="24"/>
+          <w:szCs w:val="24"/>
+          <w:lang w:val="en-US"/>
+        </w:rPr>
+        <w:t>.word 0, 0, 0, 0, 0, 0, 0, 0, 0, 0, 0, 0, 0, 0, 0, 0</w:t>
+      </w:r>
+    </w:p>
+    <w:p>
+      <w:pPr>
+        <w:spacing w:after="0" w:line="240" w:lineRule="auto"/>
+        <w:rPr>
+          <w:rFonts w:ascii="Times New Roman" w:eastAsia="Times New Roman" w:hAnsi="Times New Roman" w:cs="Times New Roman"/>
+          <w:color w:val="auto"/>
+          <w:sz w:val="24"/>
+          <w:szCs w:val="24"/>
+          <w:lang w:val="en-US"/>
+        </w:rPr>
+      </w:pPr>
+      <w:r>
+        <w:rPr>
+          <w:rFonts w:ascii="Times New Roman" w:eastAsia="Times New Roman" w:hAnsi="Times New Roman" w:cs="Times New Roman"/>
+          <w:color w:val="auto"/>
+          <w:sz w:val="24"/>
+          <w:szCs w:val="24"/>
+          <w:lang w:val="en-US"/>
+        </w:rPr>
+        <w:t>.word 0, 0, 0, 0</w:t>
+      </w:r>
+    </w:p>
+    <w:p>
+      <w:pPr>
+        <w:spacing w:after="0" w:line="240" w:lineRule="auto"/>
+        <w:rPr>
+          <w:rFonts w:ascii="Times New Roman" w:eastAsia="Times New Roman" w:hAnsi="Times New Roman" w:cs="Times New Roman"/>
+          <w:color w:val="auto"/>
+          <w:sz w:val="24"/>
+          <w:szCs w:val="24"/>
+          <w:lang w:val="en-US"/>
+        </w:rPr>
+      </w:pPr>
+    </w:p>
+    <w:p>
+      <w:pPr>
+        <w:spacing w:after="0" w:line="240" w:lineRule="auto"/>
+        <w:rPr>
+          <w:rFonts w:ascii="Times New Roman" w:eastAsia="Times New Roman" w:hAnsi="Times New Roman" w:cs="Times New Roman"/>
+          <w:color w:val="auto"/>
+          <w:sz w:val="24"/>
+          <w:szCs w:val="24"/>
+          <w:lang w:val="en-US"/>
+        </w:rPr>
+      </w:pPr>
+      <w:r>
+        <w:rPr>
+          <w:rFonts w:ascii="Times New Roman" w:eastAsia="Times New Roman" w:hAnsi="Times New Roman" w:cs="Times New Roman"/>
+          <w:color w:val="auto"/>
+          <w:sz w:val="24"/>
+          <w:szCs w:val="24"/>
+          <w:lang w:val="en-US"/>
+        </w:rPr>
+        <w:t>count: .word 0</w:t>
+      </w:r>
+    </w:p>
+    <w:p>
+      <w:pPr>
+        <w:spacing w:after="0" w:line="240" w:lineRule="auto"/>
+        <w:rPr>
+          <w:rFonts w:ascii="Times New Roman" w:eastAsia="Times New Roman" w:hAnsi="Times New Roman" w:cs="Times New Roman"/>
+          <w:color w:val="auto"/>
+          <w:sz w:val="24"/>
+          <w:szCs w:val="24"/>
+          <w:lang w:val="en-US"/>
+        </w:rPr>
+      </w:pPr>
+      <w:proofErr w:type="spellStart"/>
+      <w:r>
+        <w:rPr>
+          <w:rFonts w:ascii="Times New Roman" w:eastAsia="Times New Roman" w:hAnsi="Times New Roman" w:cs="Times New Roman"/>
+          <w:color w:val="auto"/>
+          <w:sz w:val="24"/>
+          <w:szCs w:val="24"/>
+          <w:lang w:val="en-US"/>
+        </w:rPr>
+        <w:t>found_msg</w:t>
+      </w:r>
+      <w:proofErr w:type="spellEnd"/>
+      <w:r>
+        <w:rPr>
+          <w:rFonts w:ascii="Times New Roman" w:eastAsia="Times New Roman" w:hAnsi="Times New Roman" w:cs="Times New Roman"/>
+          <w:color w:val="auto"/>
+          <w:sz w:val="24"/>
+          <w:szCs w:val="24"/>
+          <w:lang w:val="en-US"/>
+        </w:rPr>
+        <w:t>: .string "Total found: "</w:t>
+      </w:r>
+    </w:p>
+    <w:p>
+      <w:pPr>
+        <w:spacing w:after="0" w:line="240" w:lineRule="auto"/>
+        <w:rPr>
+          <w:rFonts w:ascii="Times New Roman" w:eastAsia="Times New Roman" w:hAnsi="Times New Roman" w:cs="Times New Roman"/>
+          <w:color w:val="auto"/>
+          <w:sz w:val="24"/>
+          <w:szCs w:val="24"/>
+          <w:lang w:val="en-US"/>
+        </w:rPr>
+      </w:pPr>
+      <w:proofErr w:type="spellStart"/>
+      <w:r>
+        <w:rPr>
+          <w:rFonts w:ascii="Times New Roman" w:eastAsia="Times New Roman" w:hAnsi="Times New Roman" w:cs="Times New Roman"/>
+          <w:color w:val="auto"/>
+          <w:sz w:val="24"/>
+          <w:szCs w:val="24"/>
+          <w:lang w:val="en-US"/>
+        </w:rPr>
+        <w:t>addr_msg</w:t>
+      </w:r>
+      <w:proofErr w:type="spellEnd"/>
+      <w:r>
+        <w:rPr>
+          <w:rFonts w:ascii="Times New Roman" w:eastAsia="Times New Roman" w:hAnsi="Times New Roman" w:cs="Times New Roman"/>
+          <w:color w:val="auto"/>
+          <w:sz w:val="24"/>
+          <w:szCs w:val="24"/>
+          <w:lang w:val="en-US"/>
+        </w:rPr>
+        <w:t>: .string "</w:t>
+      </w:r>
+      <w:proofErr w:type="spellStart"/>
+      <w:r>
+        <w:rPr>
+          <w:rFonts w:ascii="Times New Roman" w:eastAsia="Times New Roman" w:hAnsi="Times New Roman" w:cs="Times New Roman"/>
+          <w:color w:val="auto"/>
+          <w:sz w:val="24"/>
+          <w:szCs w:val="24"/>
+          <w:lang w:val="en-US"/>
+        </w:rPr>
+        <w:t>Addr</w:t>
+      </w:r>
+      <w:proofErr w:type="spellEnd"/>
+      <w:r>
+        <w:rPr>
+          <w:rFonts w:ascii="Times New Roman" w:eastAsia="Times New Roman" w:hAnsi="Times New Roman" w:cs="Times New Roman"/>
+          <w:color w:val="auto"/>
+          <w:sz w:val="24"/>
+          <w:szCs w:val="24"/>
+          <w:lang w:val="en-US"/>
+        </w:rPr>
+        <w:t>:"</w:t>
+      </w:r>
+    </w:p>
+    <w:p>
+      <w:pPr>
+        <w:spacing w:after="0" w:line="240" w:lineRule="auto"/>
+        <w:rPr>
+          <w:rFonts w:ascii="Times New Roman" w:eastAsia="Times New Roman" w:hAnsi="Times New Roman" w:cs="Times New Roman"/>
+          <w:color w:val="auto"/>
+          <w:sz w:val="24"/>
+          <w:szCs w:val="24"/>
+          <w:lang w:val="en-US"/>
+        </w:rPr>
+      </w:pPr>
+      <w:proofErr w:type="spellStart"/>
+      <w:r>
+        <w:rPr>
+          <w:rFonts w:ascii="Times New Roman" w:eastAsia="Times New Roman" w:hAnsi="Times New Roman" w:cs="Times New Roman"/>
+          <w:color w:val="auto"/>
+          <w:sz w:val="24"/>
+          <w:szCs w:val="24"/>
+          <w:lang w:val="en-US"/>
+        </w:rPr>
+        <w:t>val_msg</w:t>
+      </w:r>
+      <w:proofErr w:type="spellEnd"/>
+      <w:r>
+        <w:rPr>
+          <w:rFonts w:ascii="Times New Roman" w:eastAsia="Times New Roman" w:hAnsi="Times New Roman" w:cs="Times New Roman"/>
+          <w:color w:val="auto"/>
+          <w:sz w:val="24"/>
+          <w:szCs w:val="24"/>
+          <w:lang w:val="en-US"/>
+        </w:rPr>
+        <w:t>: .string " Val:"</w:t>
+      </w:r>
+    </w:p>
+    <w:p>
+      <w:pPr>
+        <w:spacing w:after="0" w:line="240" w:lineRule="auto"/>
+        <w:rPr>
+          <w:rFonts w:ascii="Times New Roman" w:eastAsia="Times New Roman" w:hAnsi="Times New Roman" w:cs="Times New Roman"/>
+          <w:color w:val="auto"/>
+          <w:sz w:val="24"/>
+          <w:szCs w:val="24"/>
+          <w:lang w:val="en-US"/>
+        </w:rPr>
+      </w:pPr>
+      <w:proofErr w:type="spellStart"/>
+      <w:r>
+        <w:rPr>
+          <w:rFonts w:ascii="Times New Roman" w:eastAsia="Times New Roman" w:hAnsi="Times New Roman" w:cs="Times New Roman"/>
+          <w:color w:val="auto"/>
+          <w:sz w:val="24"/>
+          <w:szCs w:val="24"/>
+          <w:lang w:val="en-US"/>
+        </w:rPr>
+        <w:t>bin_msg</w:t>
+      </w:r>
+      <w:proofErr w:type="spellEnd"/>
+      <w:r>
+        <w:rPr>
+          <w:rFonts w:ascii="Times New Roman" w:eastAsia="Times New Roman" w:hAnsi="Times New Roman" w:cs="Times New Roman"/>
+          <w:color w:val="auto"/>
+          <w:sz w:val="24"/>
+          <w:szCs w:val="24"/>
+          <w:lang w:val="en-US"/>
+        </w:rPr>
+        <w:t>: .string " Bin:"</w:t>
+      </w:r>
+    </w:p>
+    <w:p>
+      <w:pPr>
+        <w:spacing w:after="0" w:line="240" w:lineRule="auto"/>
+        <w:rPr>
+          <w:rFonts w:ascii="Times New Roman" w:eastAsia="Times New Roman" w:hAnsi="Times New Roman" w:cs="Times New Roman"/>
+          <w:color w:val="auto"/>
+          <w:sz w:val="24"/>
+          <w:szCs w:val="24"/>
+          <w:lang w:val="en-US"/>
+        </w:rPr>
+      </w:pPr>
+      <w:proofErr w:type="spellStart"/>
+      <w:r>
+        <w:rPr>
+          <w:rFonts w:ascii="Times New Roman" w:eastAsia="Times New Roman" w:hAnsi="Times New Roman" w:cs="Times New Roman"/>
+          <w:color w:val="auto"/>
+          <w:sz w:val="24"/>
+          <w:szCs w:val="24"/>
+          <w:lang w:val="en-US"/>
+        </w:rPr>
+        <w:t>nl</w:t>
+      </w:r>
+      <w:proofErr w:type="spellEnd"/>
+      <w:r>
+        <w:rPr>
+          <w:rFonts w:ascii="Times New Roman" w:eastAsia="Times New Roman" w:hAnsi="Times New Roman" w:cs="Times New Roman"/>
+          <w:color w:val="auto"/>
+          <w:sz w:val="24"/>
+          <w:szCs w:val="24"/>
+          <w:lang w:val="en-US"/>
+        </w:rPr>
+        <w:t>: .string "\n"</w:t>
+      </w:r>
+    </w:p>
+    <w:p>
+      <w:pPr>
+        <w:spacing w:after="0" w:line="240" w:lineRule="auto"/>
+        <w:rPr>
+          <w:rFonts w:ascii="Times New Roman" w:eastAsia="Times New Roman" w:hAnsi="Times New Roman" w:cs="Times New Roman"/>
+          <w:color w:val="auto"/>
+          <w:sz w:val="24"/>
+          <w:szCs w:val="24"/>
+          <w:lang w:val="en-US"/>
+        </w:rPr>
+      </w:pPr>
+    </w:p>
+    <w:p>
+      <w:pPr>
+        <w:spacing w:after="0" w:line="240" w:lineRule="auto"/>
+        <w:rPr>
+          <w:rFonts w:ascii="Times New Roman" w:eastAsia="Times New Roman" w:hAnsi="Times New Roman" w:cs="Times New Roman"/>
+          <w:color w:val="auto"/>
+          <w:sz w:val="24"/>
+          <w:szCs w:val="24"/>
+          <w:lang w:val="en-US"/>
+        </w:rPr>
+      </w:pPr>
+      <w:r>
+        <w:rPr>
+          <w:rFonts w:ascii="Times New Roman" w:eastAsia="Times New Roman" w:hAnsi="Times New Roman" w:cs="Times New Roman"/>
+          <w:color w:val="auto"/>
+          <w:sz w:val="24"/>
+          <w:szCs w:val="24"/>
+          <w:lang w:val="en-US"/>
+        </w:rPr>
+        <w:t>.text</w:t>
+      </w:r>
+    </w:p>
+    <w:p>
+      <w:pPr>
+        <w:spacing w:after="0" w:line="240" w:lineRule="auto"/>
+        <w:rPr>
+          <w:rFonts w:ascii="Times New Roman" w:eastAsia="Times New Roman" w:hAnsi="Times New Roman" w:cs="Times New Roman"/>
+          <w:color w:val="auto"/>
+          <w:sz w:val="24"/>
+          <w:szCs w:val="24"/>
+          <w:lang w:val="en-US"/>
+        </w:rPr>
+      </w:pPr>
+      <w:r>
+        <w:rPr>
+          <w:rFonts w:ascii="Times New Roman" w:eastAsia="Times New Roman" w:hAnsi="Times New Roman" w:cs="Times New Roman"/>
+          <w:color w:val="auto"/>
+          <w:sz w:val="24"/>
+          <w:szCs w:val="24"/>
+          <w:lang w:val="en-US"/>
         </w:rPr>
         <w:t>.</w:t>
       </w:r>
@@ -2993,8 +3457,9 @@
           <w:color w:val="auto"/>
           <w:sz w:val="24"/>
           <w:szCs w:val="24"/>
-        </w:rPr>
-        <w:t>word</w:t>
+          <w:lang w:val="en-US"/>
+        </w:rPr>
+        <w:t>globl</w:t>
       </w:r>
       <w:proofErr w:type="spellEnd"/>
       <w:r>
@@ -3003,29 +3468,201 @@
           <w:color w:val="auto"/>
           <w:sz w:val="24"/>
           <w:szCs w:val="24"/>
-        </w:rPr>
-        <w:t xml:space="preserve"> 0, 0, 0, 0, 0, 0, 0, 0, 0, 0, 0, 0, 0, 0, 0, 0</w:t>
-      </w:r>
-    </w:p>
-    <w:p>
-      <w:pPr>
-        <w:spacing w:after="0" w:line="240" w:lineRule="auto"/>
-        <w:rPr>
-          <w:rFonts w:ascii="Times New Roman" w:eastAsia="Times New Roman" w:hAnsi="Times New Roman" w:cs="Times New Roman"/>
-          <w:color w:val="auto"/>
-          <w:sz w:val="24"/>
-          <w:szCs w:val="24"/>
-        </w:rPr>
-      </w:pPr>
-      <w:r>
-        <w:rPr>
-          <w:rFonts w:ascii="Times New Roman" w:eastAsia="Times New Roman" w:hAnsi="Times New Roman" w:cs="Times New Roman"/>
-          <w:color w:val="auto"/>
-          <w:sz w:val="24"/>
-          <w:szCs w:val="24"/>
-        </w:rPr>
-        <w:t>.</w:t>
-      </w:r>
+          <w:lang w:val="en-US"/>
+        </w:rPr>
+        <w:t xml:space="preserve"> main</w:t>
+      </w:r>
+    </w:p>
+    <w:p>
+      <w:pPr>
+        <w:spacing w:after="0" w:line="240" w:lineRule="auto"/>
+        <w:rPr>
+          <w:rFonts w:ascii="Times New Roman" w:eastAsia="Times New Roman" w:hAnsi="Times New Roman" w:cs="Times New Roman"/>
+          <w:color w:val="auto"/>
+          <w:sz w:val="24"/>
+          <w:szCs w:val="24"/>
+          <w:lang w:val="en-US"/>
+        </w:rPr>
+      </w:pPr>
+    </w:p>
+    <w:p>
+      <w:pPr>
+        <w:spacing w:after="0" w:line="240" w:lineRule="auto"/>
+        <w:rPr>
+          <w:rFonts w:ascii="Times New Roman" w:eastAsia="Times New Roman" w:hAnsi="Times New Roman" w:cs="Times New Roman"/>
+          <w:color w:val="auto"/>
+          <w:sz w:val="24"/>
+          <w:szCs w:val="24"/>
+          <w:lang w:val="en-US"/>
+        </w:rPr>
+      </w:pPr>
+      <w:r>
+        <w:rPr>
+          <w:rFonts w:ascii="Times New Roman" w:eastAsia="Times New Roman" w:hAnsi="Times New Roman" w:cs="Times New Roman"/>
+          <w:color w:val="auto"/>
+          <w:sz w:val="24"/>
+          <w:szCs w:val="24"/>
+          <w:lang w:val="en-US"/>
+        </w:rPr>
+        <w:t>main:</w:t>
+      </w:r>
+    </w:p>
+    <w:p>
+      <w:pPr>
+        <w:spacing w:after="0" w:line="240" w:lineRule="auto"/>
+        <w:rPr>
+          <w:rFonts w:ascii="Times New Roman" w:eastAsia="Times New Roman" w:hAnsi="Times New Roman" w:cs="Times New Roman"/>
+          <w:color w:val="auto"/>
+          <w:sz w:val="24"/>
+          <w:szCs w:val="24"/>
+          <w:lang w:val="en-US"/>
+        </w:rPr>
+      </w:pPr>
+      <w:r>
+        <w:rPr>
+          <w:rFonts w:ascii="Times New Roman" w:eastAsia="Times New Roman" w:hAnsi="Times New Roman" w:cs="Times New Roman"/>
+          <w:color w:val="auto"/>
+          <w:sz w:val="24"/>
+          <w:szCs w:val="24"/>
+          <w:lang w:val="en-US"/>
+        </w:rPr>
+        <w:t xml:space="preserve"># </w:t>
+      </w:r>
+      <w:r>
+        <w:rPr>
+          <w:rFonts w:ascii="Times New Roman" w:eastAsia="Times New Roman" w:hAnsi="Times New Roman" w:cs="Times New Roman"/>
+          <w:color w:val="auto"/>
+          <w:sz w:val="24"/>
+          <w:szCs w:val="24"/>
+        </w:rPr>
+        <w:t>Заполняем</w:t>
+      </w:r>
+      <w:r>
+        <w:rPr>
+          <w:rFonts w:ascii="Times New Roman" w:eastAsia="Times New Roman" w:hAnsi="Times New Roman" w:cs="Times New Roman"/>
+          <w:color w:val="auto"/>
+          <w:sz w:val="24"/>
+          <w:szCs w:val="24"/>
+          <w:lang w:val="en-US"/>
+        </w:rPr>
+        <w:t xml:space="preserve"> </w:t>
+      </w:r>
+      <w:r>
+        <w:rPr>
+          <w:rFonts w:ascii="Times New Roman" w:eastAsia="Times New Roman" w:hAnsi="Times New Roman" w:cs="Times New Roman"/>
+          <w:color w:val="auto"/>
+          <w:sz w:val="24"/>
+          <w:szCs w:val="24"/>
+        </w:rPr>
+        <w:t>массив</w:t>
+      </w:r>
+      <w:r>
+        <w:rPr>
+          <w:rFonts w:ascii="Times New Roman" w:eastAsia="Times New Roman" w:hAnsi="Times New Roman" w:cs="Times New Roman"/>
+          <w:color w:val="auto"/>
+          <w:sz w:val="24"/>
+          <w:szCs w:val="24"/>
+          <w:lang w:val="en-US"/>
+        </w:rPr>
+        <w:t xml:space="preserve"> A </w:t>
+      </w:r>
+      <w:r>
+        <w:rPr>
+          <w:rFonts w:ascii="Times New Roman" w:eastAsia="Times New Roman" w:hAnsi="Times New Roman" w:cs="Times New Roman"/>
+          <w:color w:val="auto"/>
+          <w:sz w:val="24"/>
+          <w:szCs w:val="24"/>
+        </w:rPr>
+        <w:t>числами</w:t>
+      </w:r>
+      <w:r>
+        <w:rPr>
+          <w:rFonts w:ascii="Times New Roman" w:eastAsia="Times New Roman" w:hAnsi="Times New Roman" w:cs="Times New Roman"/>
+          <w:color w:val="auto"/>
+          <w:sz w:val="24"/>
+          <w:szCs w:val="24"/>
+          <w:lang w:val="en-US"/>
+        </w:rPr>
+        <w:t xml:space="preserve"> 0-499</w:t>
+      </w:r>
+    </w:p>
+    <w:p>
+      <w:pPr>
+        <w:spacing w:after="0" w:line="240" w:lineRule="auto"/>
+        <w:rPr>
+          <w:rFonts w:ascii="Times New Roman" w:eastAsia="Times New Roman" w:hAnsi="Times New Roman" w:cs="Times New Roman"/>
+          <w:color w:val="auto"/>
+          <w:sz w:val="24"/>
+          <w:szCs w:val="24"/>
+          <w:lang w:val="en-US"/>
+        </w:rPr>
+      </w:pPr>
+      <w:r>
+        <w:rPr>
+          <w:rFonts w:ascii="Times New Roman" w:eastAsia="Times New Roman" w:hAnsi="Times New Roman" w:cs="Times New Roman"/>
+          <w:color w:val="auto"/>
+          <w:sz w:val="24"/>
+          <w:szCs w:val="24"/>
+          <w:lang w:val="en-US"/>
+        </w:rPr>
+        <w:t>la t0, A</w:t>
+      </w:r>
+    </w:p>
+    <w:p>
+      <w:pPr>
+        <w:spacing w:after="0" w:line="240" w:lineRule="auto"/>
+        <w:rPr>
+          <w:rFonts w:ascii="Times New Roman" w:eastAsia="Times New Roman" w:hAnsi="Times New Roman" w:cs="Times New Roman"/>
+          <w:color w:val="auto"/>
+          <w:sz w:val="24"/>
+          <w:szCs w:val="24"/>
+          <w:lang w:val="en-US"/>
+        </w:rPr>
+      </w:pPr>
+      <w:r>
+        <w:rPr>
+          <w:rFonts w:ascii="Times New Roman" w:eastAsia="Times New Roman" w:hAnsi="Times New Roman" w:cs="Times New Roman"/>
+          <w:color w:val="auto"/>
+          <w:sz w:val="24"/>
+          <w:szCs w:val="24"/>
+          <w:lang w:val="en-US"/>
+        </w:rPr>
+        <w:t>li t1, 0</w:t>
+      </w:r>
+    </w:p>
+    <w:p>
+      <w:pPr>
+        <w:spacing w:after="0" w:line="240" w:lineRule="auto"/>
+        <w:rPr>
+          <w:rFonts w:ascii="Times New Roman" w:eastAsia="Times New Roman" w:hAnsi="Times New Roman" w:cs="Times New Roman"/>
+          <w:color w:val="auto"/>
+          <w:sz w:val="24"/>
+          <w:szCs w:val="24"/>
+          <w:lang w:val="en-US"/>
+        </w:rPr>
+      </w:pPr>
+      <w:r>
+        <w:rPr>
+          <w:rFonts w:ascii="Times New Roman" w:eastAsia="Times New Roman" w:hAnsi="Times New Roman" w:cs="Times New Roman"/>
+          <w:color w:val="auto"/>
+          <w:sz w:val="24"/>
+          <w:szCs w:val="24"/>
+          <w:lang w:val="en-US"/>
+        </w:rPr>
+        <w:t>li t2, 500</w:t>
+      </w:r>
+    </w:p>
+    <w:p>
+      <w:pPr>
+        <w:spacing w:after="0" w:line="240" w:lineRule="auto"/>
+        <w:rPr>
+          <w:rFonts w:ascii="Times New Roman" w:eastAsia="Times New Roman" w:hAnsi="Times New Roman" w:cs="Times New Roman"/>
+          <w:color w:val="auto"/>
+          <w:sz w:val="24"/>
+          <w:szCs w:val="24"/>
+          <w:lang w:val="en-US"/>
+        </w:rPr>
+      </w:pPr>
       <w:proofErr w:type="spellStart"/>
       <w:r>
         <w:rPr>
@@ -3033,8 +3670,9 @@
           <w:color w:val="auto"/>
           <w:sz w:val="24"/>
           <w:szCs w:val="24"/>
-        </w:rPr>
-        <w:t>word</w:t>
+          <w:lang w:val="en-US"/>
+        </w:rPr>
+        <w:t>fill_loop</w:t>
       </w:r>
       <w:proofErr w:type="spellEnd"/>
       <w:r>
@@ -3043,40 +3681,22 @@
           <w:color w:val="auto"/>
           <w:sz w:val="24"/>
           <w:szCs w:val="24"/>
-        </w:rPr>
-        <w:t xml:space="preserve"> 0, 0, 0, 0, 0, 0, 0, 0, 0, 0, 0, 0, 0, 0, 0, 0</w:t>
-      </w:r>
-    </w:p>
-    <w:p>
-      <w:pPr>
-        <w:spacing w:after="0" w:line="240" w:lineRule="auto"/>
-        <w:rPr>
-          <w:rFonts w:ascii="Times New Roman" w:eastAsia="Times New Roman" w:hAnsi="Times New Roman" w:cs="Times New Roman"/>
-          <w:color w:val="auto"/>
-          <w:sz w:val="24"/>
-          <w:szCs w:val="24"/>
-        </w:rPr>
-      </w:pPr>
-    </w:p>
-    <w:p>
-      <w:pPr>
-        <w:spacing w:after="0" w:line="240" w:lineRule="auto"/>
-        <w:rPr>
-          <w:rFonts w:ascii="Times New Roman" w:eastAsia="Times New Roman" w:hAnsi="Times New Roman" w:cs="Times New Roman"/>
-          <w:color w:val="auto"/>
-          <w:sz w:val="24"/>
-          <w:szCs w:val="24"/>
-        </w:rPr>
-      </w:pPr>
-      <w:r>
-        <w:rPr>
-          <w:rFonts w:ascii="Times New Roman" w:eastAsia="Times New Roman" w:hAnsi="Times New Roman" w:cs="Times New Roman"/>
-          <w:color w:val="auto"/>
-          <w:sz w:val="24"/>
-          <w:szCs w:val="24"/>
-        </w:rPr>
-        <w:t>pad1: .</w:t>
-      </w:r>
+          <w:lang w:val="en-US"/>
+        </w:rPr>
+        <w:t>:</w:t>
+      </w:r>
+    </w:p>
+    <w:p>
+      <w:pPr>
+        <w:spacing w:after="0" w:line="240" w:lineRule="auto"/>
+        <w:rPr>
+          <w:rFonts w:ascii="Times New Roman" w:eastAsia="Times New Roman" w:hAnsi="Times New Roman" w:cs="Times New Roman"/>
+          <w:color w:val="auto"/>
+          <w:sz w:val="24"/>
+          <w:szCs w:val="24"/>
+          <w:lang w:val="en-US"/>
+        </w:rPr>
+      </w:pPr>
       <w:proofErr w:type="spellStart"/>
       <w:r>
         <w:rPr>
@@ -3084,8 +3704,9 @@
           <w:color w:val="auto"/>
           <w:sz w:val="24"/>
           <w:szCs w:val="24"/>
-        </w:rPr>
-        <w:t>word</w:t>
+          <w:lang w:val="en-US"/>
+        </w:rPr>
+        <w:t>sw</w:t>
       </w:r>
       <w:proofErr w:type="spellEnd"/>
       <w:r>
@@ -3094,20 +3715,10 @@
           <w:color w:val="auto"/>
           <w:sz w:val="24"/>
           <w:szCs w:val="24"/>
-        </w:rPr>
-        <w:t xml:space="preserve"> 0, 0, 0, 0, 0, 0, 0, 0, 0, 0, 0, 0, 0, 0, 0, 0</w:t>
-      </w:r>
-    </w:p>
-    <w:p>
-      <w:pPr>
-        <w:spacing w:after="0" w:line="240" w:lineRule="auto"/>
-        <w:rPr>
-          <w:rFonts w:ascii="Times New Roman" w:eastAsia="Times New Roman" w:hAnsi="Times New Roman" w:cs="Times New Roman"/>
-          <w:color w:val="auto"/>
-          <w:sz w:val="24"/>
-          <w:szCs w:val="24"/>
-        </w:rPr>
-      </w:pPr>
+          <w:lang w:val="en-US"/>
+        </w:rPr>
+        <w:t xml:space="preserve"> t1, 0(t0)</w:t>
+      </w:r>
     </w:p>
     <w:p>
       <w:pPr>
@@ -3129,6 +3740,193 @@
           <w:szCs w:val="24"/>
           <w:lang w:val="en-US"/>
         </w:rPr>
+        <w:t>addi</w:t>
+      </w:r>
+      <w:proofErr w:type="spellEnd"/>
+      <w:r>
+        <w:rPr>
+          <w:rFonts w:ascii="Times New Roman" w:eastAsia="Times New Roman" w:hAnsi="Times New Roman" w:cs="Times New Roman"/>
+          <w:color w:val="auto"/>
+          <w:sz w:val="24"/>
+          <w:szCs w:val="24"/>
+          <w:lang w:val="en-US"/>
+        </w:rPr>
+        <w:t xml:space="preserve"> t0, t0, 4</w:t>
+      </w:r>
+    </w:p>
+    <w:p>
+      <w:pPr>
+        <w:spacing w:after="0" w:line="240" w:lineRule="auto"/>
+        <w:rPr>
+          <w:rFonts w:ascii="Times New Roman" w:eastAsia="Times New Roman" w:hAnsi="Times New Roman" w:cs="Times New Roman"/>
+          <w:color w:val="auto"/>
+          <w:sz w:val="24"/>
+          <w:szCs w:val="24"/>
+          <w:lang w:val="en-US"/>
+        </w:rPr>
+      </w:pPr>
+      <w:proofErr w:type="spellStart"/>
+      <w:r>
+        <w:rPr>
+          <w:rFonts w:ascii="Times New Roman" w:eastAsia="Times New Roman" w:hAnsi="Times New Roman" w:cs="Times New Roman"/>
+          <w:color w:val="auto"/>
+          <w:sz w:val="24"/>
+          <w:szCs w:val="24"/>
+          <w:lang w:val="en-US"/>
+        </w:rPr>
+        <w:t>addi</w:t>
+      </w:r>
+      <w:proofErr w:type="spellEnd"/>
+      <w:r>
+        <w:rPr>
+          <w:rFonts w:ascii="Times New Roman" w:eastAsia="Times New Roman" w:hAnsi="Times New Roman" w:cs="Times New Roman"/>
+          <w:color w:val="auto"/>
+          <w:sz w:val="24"/>
+          <w:szCs w:val="24"/>
+          <w:lang w:val="en-US"/>
+        </w:rPr>
+        <w:t xml:space="preserve"> t1, t1, 1</w:t>
+      </w:r>
+    </w:p>
+    <w:p>
+      <w:pPr>
+        <w:spacing w:after="0" w:line="240" w:lineRule="auto"/>
+        <w:rPr>
+          <w:rFonts w:ascii="Times New Roman" w:eastAsia="Times New Roman" w:hAnsi="Times New Roman" w:cs="Times New Roman"/>
+          <w:color w:val="auto"/>
+          <w:sz w:val="24"/>
+          <w:szCs w:val="24"/>
+          <w:lang w:val="en-US"/>
+        </w:rPr>
+      </w:pPr>
+      <w:proofErr w:type="spellStart"/>
+      <w:r>
+        <w:rPr>
+          <w:rFonts w:ascii="Times New Roman" w:eastAsia="Times New Roman" w:hAnsi="Times New Roman" w:cs="Times New Roman"/>
+          <w:color w:val="auto"/>
+          <w:sz w:val="24"/>
+          <w:szCs w:val="24"/>
+          <w:lang w:val="en-US"/>
+        </w:rPr>
+        <w:t>blt</w:t>
+      </w:r>
+      <w:proofErr w:type="spellEnd"/>
+      <w:r>
+        <w:rPr>
+          <w:rFonts w:ascii="Times New Roman" w:eastAsia="Times New Roman" w:hAnsi="Times New Roman" w:cs="Times New Roman"/>
+          <w:color w:val="auto"/>
+          <w:sz w:val="24"/>
+          <w:szCs w:val="24"/>
+          <w:lang w:val="en-US"/>
+        </w:rPr>
+        <w:t xml:space="preserve"> t1, t2, </w:t>
+      </w:r>
+      <w:proofErr w:type="spellStart"/>
+      <w:r>
+        <w:rPr>
+          <w:rFonts w:ascii="Times New Roman" w:eastAsia="Times New Roman" w:hAnsi="Times New Roman" w:cs="Times New Roman"/>
+          <w:color w:val="auto"/>
+          <w:sz w:val="24"/>
+          <w:szCs w:val="24"/>
+          <w:lang w:val="en-US"/>
+        </w:rPr>
+        <w:t>fill_loop</w:t>
+      </w:r>
+      <w:proofErr w:type="spellEnd"/>
+    </w:p>
+    <w:p>
+      <w:pPr>
+        <w:spacing w:after="0" w:line="240" w:lineRule="auto"/>
+        <w:rPr>
+          <w:rFonts w:ascii="Times New Roman" w:eastAsia="Times New Roman" w:hAnsi="Times New Roman" w:cs="Times New Roman"/>
+          <w:color w:val="auto"/>
+          <w:sz w:val="24"/>
+          <w:szCs w:val="24"/>
+          <w:lang w:val="en-US"/>
+        </w:rPr>
+      </w:pPr>
+    </w:p>
+    <w:p>
+      <w:pPr>
+        <w:spacing w:after="0" w:line="240" w:lineRule="auto"/>
+        <w:rPr>
+          <w:rFonts w:ascii="Times New Roman" w:eastAsia="Times New Roman" w:hAnsi="Times New Roman" w:cs="Times New Roman"/>
+          <w:color w:val="auto"/>
+          <w:sz w:val="24"/>
+          <w:szCs w:val="24"/>
+        </w:rPr>
+      </w:pPr>
+      <w:r>
+        <w:rPr>
+          <w:rFonts w:ascii="Times New Roman" w:eastAsia="Times New Roman" w:hAnsi="Times New Roman" w:cs="Times New Roman"/>
+          <w:color w:val="auto"/>
+          <w:sz w:val="24"/>
+          <w:szCs w:val="24"/>
+        </w:rPr>
+        <w:t xml:space="preserve"># Поиск элементов с 2 единицами в бинарном </w:t>
+      </w:r>
+      <w:r>
+        <w:rPr>
+          <w:rFonts w:ascii="Times New Roman" w:eastAsia="Times New Roman" w:hAnsi="Times New Roman" w:cs="Times New Roman"/>
+          <w:color w:val="auto"/>
+          <w:sz w:val="24"/>
+          <w:szCs w:val="24"/>
+        </w:rPr>
+        <w:t>виде</w:t>
+      </w:r>
+    </w:p>
+    <w:p>
+      <w:pPr>
+        <w:spacing w:after="0" w:line="240" w:lineRule="auto"/>
+        <w:rPr>
+          <w:rFonts w:ascii="Times New Roman" w:eastAsia="Times New Roman" w:hAnsi="Times New Roman" w:cs="Times New Roman"/>
+          <w:color w:val="auto"/>
+          <w:sz w:val="24"/>
+          <w:szCs w:val="24"/>
+          <w:lang w:val="en-US"/>
+        </w:rPr>
+      </w:pPr>
+      <w:r>
+        <w:rPr>
+          <w:rFonts w:ascii="Times New Roman" w:eastAsia="Times New Roman" w:hAnsi="Times New Roman" w:cs="Times New Roman"/>
+          <w:color w:val="auto"/>
+          <w:sz w:val="24"/>
+          <w:szCs w:val="24"/>
+          <w:lang w:val="en-US"/>
+        </w:rPr>
+        <w:t xml:space="preserve">la s0, A </w:t>
+      </w:r>
+    </w:p>
+    <w:p>
+      <w:pPr>
+        <w:spacing w:after="0" w:line="240" w:lineRule="auto"/>
+        <w:rPr>
+          <w:rFonts w:ascii="Times New Roman" w:eastAsia="Times New Roman" w:hAnsi="Times New Roman" w:cs="Times New Roman"/>
+          <w:color w:val="auto"/>
+          <w:sz w:val="24"/>
+          <w:szCs w:val="24"/>
+          <w:lang w:val="en-US"/>
+        </w:rPr>
+      </w:pPr>
+      <w:r>
+        <w:rPr>
+          <w:rFonts w:ascii="Times New Roman" w:eastAsia="Times New Roman" w:hAnsi="Times New Roman" w:cs="Times New Roman"/>
+          <w:color w:val="auto"/>
+          <w:sz w:val="24"/>
+          <w:szCs w:val="24"/>
+          <w:lang w:val="en-US"/>
+        </w:rPr>
+        <w:t xml:space="preserve">la s2, </w:t>
+      </w:r>
+      <w:proofErr w:type="spellStart"/>
+      <w:r>
+        <w:rPr>
+          <w:rFonts w:ascii="Times New Roman" w:eastAsia="Times New Roman" w:hAnsi="Times New Roman" w:cs="Times New Roman"/>
+          <w:color w:val="auto"/>
+          <w:sz w:val="24"/>
+          <w:szCs w:val="24"/>
+          <w:lang w:val="en-US"/>
+        </w:rPr>
         <w:t>B_adr</w:t>
       </w:r>
       <w:proofErr w:type="spellEnd"/>
@@ -3140,86 +3938,74 @@
           <w:szCs w:val="24"/>
           <w:lang w:val="en-US"/>
         </w:rPr>
-        <w:t>: .word 0, 0, 0, 0, 0, 0, 0, 0, 0, 0, 0, 0, 0, 0, 0, 0</w:t>
-      </w:r>
-    </w:p>
-    <w:p>
-      <w:pPr>
-        <w:spacing w:after="0" w:line="240" w:lineRule="auto"/>
-        <w:rPr>
-          <w:rFonts w:ascii="Times New Roman" w:eastAsia="Times New Roman" w:hAnsi="Times New Roman" w:cs="Times New Roman"/>
-          <w:color w:val="auto"/>
-          <w:sz w:val="24"/>
-          <w:szCs w:val="24"/>
-          <w:lang w:val="en-US"/>
-        </w:rPr>
-      </w:pPr>
-      <w:r>
-        <w:rPr>
-          <w:rFonts w:ascii="Times New Roman" w:eastAsia="Times New Roman" w:hAnsi="Times New Roman" w:cs="Times New Roman"/>
-          <w:color w:val="auto"/>
-          <w:sz w:val="24"/>
-          <w:szCs w:val="24"/>
-          <w:lang w:val="en-US"/>
-        </w:rPr>
-        <w:t>.word 0, 0, 0, 0, 0, 0, 0, 0, 0, 0, 0, 0, 0, 0, 0, 0</w:t>
-      </w:r>
-    </w:p>
-    <w:p>
-      <w:pPr>
-        <w:spacing w:after="0" w:line="240" w:lineRule="auto"/>
-        <w:rPr>
-          <w:rFonts w:ascii="Times New Roman" w:eastAsia="Times New Roman" w:hAnsi="Times New Roman" w:cs="Times New Roman"/>
-          <w:color w:val="auto"/>
-          <w:sz w:val="24"/>
-          <w:szCs w:val="24"/>
-          <w:lang w:val="en-US"/>
-        </w:rPr>
-      </w:pPr>
-      <w:r>
-        <w:rPr>
-          <w:rFonts w:ascii="Times New Roman" w:eastAsia="Times New Roman" w:hAnsi="Times New Roman" w:cs="Times New Roman"/>
-          <w:color w:val="auto"/>
-          <w:sz w:val="24"/>
-          <w:szCs w:val="24"/>
-          <w:lang w:val="en-US"/>
-        </w:rPr>
-        <w:t>.word 0, 0, 0, 0</w:t>
-      </w:r>
-    </w:p>
-    <w:p>
-      <w:pPr>
-        <w:spacing w:after="0" w:line="240" w:lineRule="auto"/>
-        <w:rPr>
-          <w:rFonts w:ascii="Times New Roman" w:eastAsia="Times New Roman" w:hAnsi="Times New Roman" w:cs="Times New Roman"/>
-          <w:color w:val="auto"/>
-          <w:sz w:val="24"/>
-          <w:szCs w:val="24"/>
-          <w:lang w:val="en-US"/>
-        </w:rPr>
-      </w:pPr>
-    </w:p>
-    <w:p>
-      <w:pPr>
-        <w:spacing w:after="0" w:line="240" w:lineRule="auto"/>
-        <w:rPr>
-          <w:rFonts w:ascii="Times New Roman" w:eastAsia="Times New Roman" w:hAnsi="Times New Roman" w:cs="Times New Roman"/>
-          <w:color w:val="auto"/>
-          <w:sz w:val="24"/>
-          <w:szCs w:val="24"/>
-          <w:lang w:val="en-US"/>
-        </w:rPr>
-      </w:pPr>
-      <w:r>
-        <w:rPr>
-          <w:rFonts w:ascii="Times New Roman" w:eastAsia="Times New Roman" w:hAnsi="Times New Roman" w:cs="Times New Roman"/>
-          <w:color w:val="auto"/>
-          <w:sz w:val="24"/>
-          <w:szCs w:val="24"/>
-          <w:lang w:val="en-US"/>
-        </w:rPr>
-        <w:t>count: .word 0</w:t>
-      </w:r>
+        <w:t xml:space="preserve"> </w:t>
+      </w:r>
+    </w:p>
+    <w:p>
+      <w:pPr>
+        <w:spacing w:after="0" w:line="240" w:lineRule="auto"/>
+        <w:rPr>
+          <w:rFonts w:ascii="Times New Roman" w:eastAsia="Times New Roman" w:hAnsi="Times New Roman" w:cs="Times New Roman"/>
+          <w:color w:val="auto"/>
+          <w:sz w:val="24"/>
+          <w:szCs w:val="24"/>
+          <w:lang w:val="en-US"/>
+        </w:rPr>
+      </w:pPr>
+      <w:r>
+        <w:rPr>
+          <w:rFonts w:ascii="Times New Roman" w:eastAsia="Times New Roman" w:hAnsi="Times New Roman" w:cs="Times New Roman"/>
+          <w:color w:val="auto"/>
+          <w:sz w:val="24"/>
+          <w:szCs w:val="24"/>
+          <w:lang w:val="en-US"/>
+        </w:rPr>
+        <w:lastRenderedPageBreak/>
+        <w:t xml:space="preserve">li s3, 0 </w:t>
+      </w:r>
+    </w:p>
+    <w:p>
+      <w:pPr>
+        <w:spacing w:after="0" w:line="240" w:lineRule="auto"/>
+        <w:rPr>
+          <w:rFonts w:ascii="Times New Roman" w:eastAsia="Times New Roman" w:hAnsi="Times New Roman" w:cs="Times New Roman"/>
+          <w:color w:val="auto"/>
+          <w:sz w:val="24"/>
+          <w:szCs w:val="24"/>
+          <w:lang w:val="en-US"/>
+        </w:rPr>
+      </w:pPr>
+      <w:r>
+        <w:rPr>
+          <w:rFonts w:ascii="Times New Roman" w:eastAsia="Times New Roman" w:hAnsi="Times New Roman" w:cs="Times New Roman"/>
+          <w:color w:val="auto"/>
+          <w:sz w:val="24"/>
+          <w:szCs w:val="24"/>
+          <w:lang w:val="en-US"/>
+        </w:rPr>
+        <w:t xml:space="preserve">li s4, 0 </w:t>
+      </w:r>
+      <w:r>
+        <w:rPr>
+          <w:rFonts w:ascii="Times New Roman" w:eastAsia="Times New Roman" w:hAnsi="Times New Roman" w:cs="Times New Roman"/>
+          <w:color w:val="auto"/>
+          <w:sz w:val="24"/>
+          <w:szCs w:val="24"/>
+        </w:rPr>
+        <w:t>й</w:t>
+      </w:r>
+    </w:p>
+    <w:p>
+      <w:pPr>
+        <w:spacing w:after="0" w:line="240" w:lineRule="auto"/>
+        <w:rPr>
+          <w:rFonts w:ascii="Times New Roman" w:eastAsia="Times New Roman" w:hAnsi="Times New Roman" w:cs="Times New Roman"/>
+          <w:color w:val="auto"/>
+          <w:sz w:val="24"/>
+          <w:szCs w:val="24"/>
+          <w:lang w:val="en-US"/>
+        </w:rPr>
+      </w:pPr>
     </w:p>
     <w:p>
       <w:pPr>
@@ -3241,18 +4027,880 @@
           <w:szCs w:val="24"/>
           <w:lang w:val="en-US"/>
         </w:rPr>
+        <w:t>search_loop</w:t>
+      </w:r>
+      <w:proofErr w:type="spellEnd"/>
+      <w:r>
+        <w:rPr>
+          <w:rFonts w:ascii="Times New Roman" w:eastAsia="Times New Roman" w:hAnsi="Times New Roman" w:cs="Times New Roman"/>
+          <w:color w:val="auto"/>
+          <w:sz w:val="24"/>
+          <w:szCs w:val="24"/>
+          <w:lang w:val="en-US"/>
+        </w:rPr>
+        <w:t>:</w:t>
+      </w:r>
+    </w:p>
+    <w:p>
+      <w:pPr>
+        <w:spacing w:after="0" w:line="240" w:lineRule="auto"/>
+        <w:rPr>
+          <w:rFonts w:ascii="Times New Roman" w:eastAsia="Times New Roman" w:hAnsi="Times New Roman" w:cs="Times New Roman"/>
+          <w:color w:val="auto"/>
+          <w:sz w:val="24"/>
+          <w:szCs w:val="24"/>
+          <w:lang w:val="en-US"/>
+        </w:rPr>
+      </w:pPr>
+      <w:r>
+        <w:rPr>
+          <w:rFonts w:ascii="Times New Roman" w:eastAsia="Times New Roman" w:hAnsi="Times New Roman" w:cs="Times New Roman"/>
+          <w:color w:val="auto"/>
+          <w:sz w:val="24"/>
+          <w:szCs w:val="24"/>
+          <w:lang w:val="en-US"/>
+        </w:rPr>
+        <w:t>li t5, 500</w:t>
+      </w:r>
+    </w:p>
+    <w:p>
+      <w:pPr>
+        <w:spacing w:after="0" w:line="240" w:lineRule="auto"/>
+        <w:rPr>
+          <w:rFonts w:ascii="Times New Roman" w:eastAsia="Times New Roman" w:hAnsi="Times New Roman" w:cs="Times New Roman"/>
+          <w:color w:val="auto"/>
+          <w:sz w:val="24"/>
+          <w:szCs w:val="24"/>
+          <w:lang w:val="en-US"/>
+        </w:rPr>
+      </w:pPr>
+      <w:proofErr w:type="spellStart"/>
+      <w:r>
+        <w:rPr>
+          <w:rFonts w:ascii="Times New Roman" w:eastAsia="Times New Roman" w:hAnsi="Times New Roman" w:cs="Times New Roman"/>
+          <w:color w:val="auto"/>
+          <w:sz w:val="24"/>
+          <w:szCs w:val="24"/>
+          <w:lang w:val="en-US"/>
+        </w:rPr>
+        <w:t>bge</w:t>
+      </w:r>
+      <w:proofErr w:type="spellEnd"/>
+      <w:r>
+        <w:rPr>
+          <w:rFonts w:ascii="Times New Roman" w:eastAsia="Times New Roman" w:hAnsi="Times New Roman" w:cs="Times New Roman"/>
+          <w:color w:val="auto"/>
+          <w:sz w:val="24"/>
+          <w:szCs w:val="24"/>
+          <w:lang w:val="en-US"/>
+        </w:rPr>
+        <w:t xml:space="preserve"> s4, t5, </w:t>
+      </w:r>
+      <w:proofErr w:type="spellStart"/>
+      <w:r>
+        <w:rPr>
+          <w:rFonts w:ascii="Times New Roman" w:eastAsia="Times New Roman" w:hAnsi="Times New Roman" w:cs="Times New Roman"/>
+          <w:color w:val="auto"/>
+          <w:sz w:val="24"/>
+          <w:szCs w:val="24"/>
+          <w:lang w:val="en-US"/>
+        </w:rPr>
+        <w:t>print_results</w:t>
+      </w:r>
+      <w:proofErr w:type="spellEnd"/>
+    </w:p>
+    <w:p>
+      <w:pPr>
+        <w:spacing w:after="0" w:line="240" w:lineRule="auto"/>
+        <w:rPr>
+          <w:rFonts w:ascii="Times New Roman" w:eastAsia="Times New Roman" w:hAnsi="Times New Roman" w:cs="Times New Roman"/>
+          <w:color w:val="auto"/>
+          <w:sz w:val="24"/>
+          <w:szCs w:val="24"/>
+          <w:lang w:val="en-US"/>
+        </w:rPr>
+      </w:pPr>
+      <w:proofErr w:type="spellStart"/>
+      <w:r>
+        <w:rPr>
+          <w:rFonts w:ascii="Times New Roman" w:eastAsia="Times New Roman" w:hAnsi="Times New Roman" w:cs="Times New Roman"/>
+          <w:color w:val="auto"/>
+          <w:sz w:val="24"/>
+          <w:szCs w:val="24"/>
+          <w:lang w:val="en-US"/>
+        </w:rPr>
+        <w:t>lw</w:t>
+      </w:r>
+      <w:proofErr w:type="spellEnd"/>
+      <w:r>
+        <w:rPr>
+          <w:rFonts w:ascii="Times New Roman" w:eastAsia="Times New Roman" w:hAnsi="Times New Roman" w:cs="Times New Roman"/>
+          <w:color w:val="auto"/>
+          <w:sz w:val="24"/>
+          <w:szCs w:val="24"/>
+          <w:lang w:val="en-US"/>
+        </w:rPr>
+        <w:t xml:space="preserve"> a0, 0(s0) </w:t>
+      </w:r>
+    </w:p>
+    <w:p>
+      <w:pPr>
+        <w:spacing w:after="0" w:line="240" w:lineRule="auto"/>
+        <w:rPr>
+          <w:rFonts w:ascii="Times New Roman" w:eastAsia="Times New Roman" w:hAnsi="Times New Roman" w:cs="Times New Roman"/>
+          <w:color w:val="auto"/>
+          <w:sz w:val="24"/>
+          <w:szCs w:val="24"/>
+          <w:lang w:val="en-US"/>
+        </w:rPr>
+      </w:pPr>
+      <w:r>
+        <w:rPr>
+          <w:rFonts w:ascii="Times New Roman" w:eastAsia="Times New Roman" w:hAnsi="Times New Roman" w:cs="Times New Roman"/>
+          <w:color w:val="auto"/>
+          <w:sz w:val="24"/>
+          <w:szCs w:val="24"/>
+          <w:lang w:val="en-US"/>
+        </w:rPr>
+        <w:t xml:space="preserve">li t0, 0 </w:t>
+      </w:r>
+    </w:p>
+    <w:p>
+      <w:pPr>
+        <w:spacing w:after="0" w:line="240" w:lineRule="auto"/>
+        <w:rPr>
+          <w:rFonts w:ascii="Times New Roman" w:eastAsia="Times New Roman" w:hAnsi="Times New Roman" w:cs="Times New Roman"/>
+          <w:color w:val="auto"/>
+          <w:sz w:val="24"/>
+          <w:szCs w:val="24"/>
+          <w:lang w:val="en-US"/>
+        </w:rPr>
+      </w:pPr>
+      <w:r>
+        <w:rPr>
+          <w:rFonts w:ascii="Times New Roman" w:eastAsia="Times New Roman" w:hAnsi="Times New Roman" w:cs="Times New Roman"/>
+          <w:color w:val="auto"/>
+          <w:sz w:val="24"/>
+          <w:szCs w:val="24"/>
+          <w:lang w:val="en-US"/>
+        </w:rPr>
+        <w:t xml:space="preserve">mv t1, a0 </w:t>
+      </w:r>
+    </w:p>
+    <w:p>
+      <w:pPr>
+        <w:spacing w:after="0" w:line="240" w:lineRule="auto"/>
+        <w:rPr>
+          <w:rFonts w:ascii="Times New Roman" w:eastAsia="Times New Roman" w:hAnsi="Times New Roman" w:cs="Times New Roman"/>
+          <w:color w:val="auto"/>
+          <w:sz w:val="24"/>
+          <w:szCs w:val="24"/>
+          <w:lang w:val="en-US"/>
+        </w:rPr>
+      </w:pPr>
+    </w:p>
+    <w:p>
+      <w:pPr>
+        <w:spacing w:after="0" w:line="240" w:lineRule="auto"/>
+        <w:rPr>
+          <w:rFonts w:ascii="Times New Roman" w:eastAsia="Times New Roman" w:hAnsi="Times New Roman" w:cs="Times New Roman"/>
+          <w:color w:val="auto"/>
+          <w:sz w:val="24"/>
+          <w:szCs w:val="24"/>
+          <w:lang w:val="en-US"/>
+        </w:rPr>
+      </w:pPr>
+      <w:proofErr w:type="spellStart"/>
+      <w:r>
+        <w:rPr>
+          <w:rFonts w:ascii="Times New Roman" w:eastAsia="Times New Roman" w:hAnsi="Times New Roman" w:cs="Times New Roman"/>
+          <w:color w:val="auto"/>
+          <w:sz w:val="24"/>
+          <w:szCs w:val="24"/>
+          <w:lang w:val="en-US"/>
+        </w:rPr>
+        <w:t>count_bits</w:t>
+      </w:r>
+      <w:proofErr w:type="spellEnd"/>
+      <w:r>
+        <w:rPr>
+          <w:rFonts w:ascii="Times New Roman" w:eastAsia="Times New Roman" w:hAnsi="Times New Roman" w:cs="Times New Roman"/>
+          <w:color w:val="auto"/>
+          <w:sz w:val="24"/>
+          <w:szCs w:val="24"/>
+          <w:lang w:val="en-US"/>
+        </w:rPr>
+        <w:t>:</w:t>
+      </w:r>
+    </w:p>
+    <w:p>
+      <w:pPr>
+        <w:spacing w:after="0" w:line="240" w:lineRule="auto"/>
+        <w:rPr>
+          <w:rFonts w:ascii="Times New Roman" w:eastAsia="Times New Roman" w:hAnsi="Times New Roman" w:cs="Times New Roman"/>
+          <w:color w:val="auto"/>
+          <w:sz w:val="24"/>
+          <w:szCs w:val="24"/>
+          <w:lang w:val="en-US"/>
+        </w:rPr>
+      </w:pPr>
+      <w:proofErr w:type="spellStart"/>
+      <w:r>
+        <w:rPr>
+          <w:rFonts w:ascii="Times New Roman" w:eastAsia="Times New Roman" w:hAnsi="Times New Roman" w:cs="Times New Roman"/>
+          <w:color w:val="auto"/>
+          <w:sz w:val="24"/>
+          <w:szCs w:val="24"/>
+          <w:lang w:val="en-US"/>
+        </w:rPr>
+        <w:t>beqz</w:t>
+      </w:r>
+      <w:proofErr w:type="spellEnd"/>
+      <w:r>
+        <w:rPr>
+          <w:rFonts w:ascii="Times New Roman" w:eastAsia="Times New Roman" w:hAnsi="Times New Roman" w:cs="Times New Roman"/>
+          <w:color w:val="auto"/>
+          <w:sz w:val="24"/>
+          <w:szCs w:val="24"/>
+          <w:lang w:val="en-US"/>
+        </w:rPr>
+        <w:t xml:space="preserve"> t1, </w:t>
+      </w:r>
+      <w:proofErr w:type="spellStart"/>
+      <w:r>
+        <w:rPr>
+          <w:rFonts w:ascii="Times New Roman" w:eastAsia="Times New Roman" w:hAnsi="Times New Roman" w:cs="Times New Roman"/>
+          <w:color w:val="auto"/>
+          <w:sz w:val="24"/>
+          <w:szCs w:val="24"/>
+          <w:lang w:val="en-US"/>
+        </w:rPr>
+        <w:t>check_count</w:t>
+      </w:r>
+      <w:proofErr w:type="spellEnd"/>
+    </w:p>
+    <w:p>
+      <w:pPr>
+        <w:spacing w:after="0" w:line="240" w:lineRule="auto"/>
+        <w:rPr>
+          <w:rFonts w:ascii="Times New Roman" w:eastAsia="Times New Roman" w:hAnsi="Times New Roman" w:cs="Times New Roman"/>
+          <w:color w:val="auto"/>
+          <w:sz w:val="24"/>
+          <w:szCs w:val="24"/>
+          <w:lang w:val="en-US"/>
+        </w:rPr>
+      </w:pPr>
+      <w:proofErr w:type="spellStart"/>
+      <w:r>
+        <w:rPr>
+          <w:rFonts w:ascii="Times New Roman" w:eastAsia="Times New Roman" w:hAnsi="Times New Roman" w:cs="Times New Roman"/>
+          <w:color w:val="auto"/>
+          <w:sz w:val="24"/>
+          <w:szCs w:val="24"/>
+          <w:lang w:val="en-US"/>
+        </w:rPr>
+        <w:t>andi</w:t>
+      </w:r>
+      <w:proofErr w:type="spellEnd"/>
+      <w:r>
+        <w:rPr>
+          <w:rFonts w:ascii="Times New Roman" w:eastAsia="Times New Roman" w:hAnsi="Times New Roman" w:cs="Times New Roman"/>
+          <w:color w:val="auto"/>
+          <w:sz w:val="24"/>
+          <w:szCs w:val="24"/>
+          <w:lang w:val="en-US"/>
+        </w:rPr>
+        <w:t xml:space="preserve"> t2, t1, 1 </w:t>
+      </w:r>
+    </w:p>
+    <w:p>
+      <w:pPr>
+        <w:spacing w:after="0" w:line="240" w:lineRule="auto"/>
+        <w:rPr>
+          <w:rFonts w:ascii="Times New Roman" w:eastAsia="Times New Roman" w:hAnsi="Times New Roman" w:cs="Times New Roman"/>
+          <w:color w:val="auto"/>
+          <w:sz w:val="24"/>
+          <w:szCs w:val="24"/>
+          <w:lang w:val="en-US"/>
+        </w:rPr>
+      </w:pPr>
+      <w:r>
+        <w:rPr>
+          <w:rFonts w:ascii="Times New Roman" w:eastAsia="Times New Roman" w:hAnsi="Times New Roman" w:cs="Times New Roman"/>
+          <w:color w:val="auto"/>
+          <w:sz w:val="24"/>
+          <w:szCs w:val="24"/>
+          <w:lang w:val="en-US"/>
+        </w:rPr>
+        <w:t xml:space="preserve">add t0, t0, t2 </w:t>
+      </w:r>
+    </w:p>
+    <w:p>
+      <w:pPr>
+        <w:spacing w:after="0" w:line="240" w:lineRule="auto"/>
+        <w:rPr>
+          <w:rFonts w:ascii="Times New Roman" w:eastAsia="Times New Roman" w:hAnsi="Times New Roman" w:cs="Times New Roman"/>
+          <w:color w:val="auto"/>
+          <w:sz w:val="24"/>
+          <w:szCs w:val="24"/>
+          <w:lang w:val="en-US"/>
+        </w:rPr>
+      </w:pPr>
+      <w:proofErr w:type="spellStart"/>
+      <w:r>
+        <w:rPr>
+          <w:rFonts w:ascii="Times New Roman" w:eastAsia="Times New Roman" w:hAnsi="Times New Roman" w:cs="Times New Roman"/>
+          <w:color w:val="auto"/>
+          <w:sz w:val="24"/>
+          <w:szCs w:val="24"/>
+          <w:lang w:val="en-US"/>
+        </w:rPr>
+        <w:t>srli</w:t>
+      </w:r>
+      <w:proofErr w:type="spellEnd"/>
+      <w:r>
+        <w:rPr>
+          <w:rFonts w:ascii="Times New Roman" w:eastAsia="Times New Roman" w:hAnsi="Times New Roman" w:cs="Times New Roman"/>
+          <w:color w:val="auto"/>
+          <w:sz w:val="24"/>
+          <w:szCs w:val="24"/>
+          <w:lang w:val="en-US"/>
+        </w:rPr>
+        <w:t xml:space="preserve"> t1, t1, 1 </w:t>
+      </w:r>
+    </w:p>
+    <w:p>
+      <w:pPr>
+        <w:spacing w:after="0" w:line="240" w:lineRule="auto"/>
+        <w:rPr>
+          <w:rFonts w:ascii="Times New Roman" w:eastAsia="Times New Roman" w:hAnsi="Times New Roman" w:cs="Times New Roman"/>
+          <w:color w:val="auto"/>
+          <w:sz w:val="24"/>
+          <w:szCs w:val="24"/>
+          <w:lang w:val="en-US"/>
+        </w:rPr>
+      </w:pPr>
+      <w:r>
+        <w:rPr>
+          <w:rFonts w:ascii="Times New Roman" w:eastAsia="Times New Roman" w:hAnsi="Times New Roman" w:cs="Times New Roman"/>
+          <w:color w:val="auto"/>
+          <w:sz w:val="24"/>
+          <w:szCs w:val="24"/>
+          <w:lang w:val="en-US"/>
+        </w:rPr>
+        <w:t xml:space="preserve">j </w:t>
+      </w:r>
+      <w:proofErr w:type="spellStart"/>
+      <w:r>
+        <w:rPr>
+          <w:rFonts w:ascii="Times New Roman" w:eastAsia="Times New Roman" w:hAnsi="Times New Roman" w:cs="Times New Roman"/>
+          <w:color w:val="auto"/>
+          <w:sz w:val="24"/>
+          <w:szCs w:val="24"/>
+          <w:lang w:val="en-US"/>
+        </w:rPr>
+        <w:t>count_bits</w:t>
+      </w:r>
+      <w:proofErr w:type="spellEnd"/>
+    </w:p>
+    <w:p>
+      <w:pPr>
+        <w:spacing w:after="0" w:line="240" w:lineRule="auto"/>
+        <w:rPr>
+          <w:rFonts w:ascii="Times New Roman" w:eastAsia="Times New Roman" w:hAnsi="Times New Roman" w:cs="Times New Roman"/>
+          <w:color w:val="auto"/>
+          <w:sz w:val="24"/>
+          <w:szCs w:val="24"/>
+          <w:lang w:val="en-US"/>
+        </w:rPr>
+      </w:pPr>
+    </w:p>
+    <w:p>
+      <w:pPr>
+        <w:spacing w:after="0" w:line="240" w:lineRule="auto"/>
+        <w:rPr>
+          <w:rFonts w:ascii="Times New Roman" w:eastAsia="Times New Roman" w:hAnsi="Times New Roman" w:cs="Times New Roman"/>
+          <w:color w:val="auto"/>
+          <w:sz w:val="24"/>
+          <w:szCs w:val="24"/>
+          <w:lang w:val="en-US"/>
+        </w:rPr>
+      </w:pPr>
+      <w:proofErr w:type="spellStart"/>
+      <w:r>
+        <w:rPr>
+          <w:rFonts w:ascii="Times New Roman" w:eastAsia="Times New Roman" w:hAnsi="Times New Roman" w:cs="Times New Roman"/>
+          <w:color w:val="auto"/>
+          <w:sz w:val="24"/>
+          <w:szCs w:val="24"/>
+          <w:lang w:val="en-US"/>
+        </w:rPr>
+        <w:t>check_count</w:t>
+      </w:r>
+      <w:proofErr w:type="spellEnd"/>
+      <w:r>
+        <w:rPr>
+          <w:rFonts w:ascii="Times New Roman" w:eastAsia="Times New Roman" w:hAnsi="Times New Roman" w:cs="Times New Roman"/>
+          <w:color w:val="auto"/>
+          <w:sz w:val="24"/>
+          <w:szCs w:val="24"/>
+          <w:lang w:val="en-US"/>
+        </w:rPr>
+        <w:t>:</w:t>
+      </w:r>
+    </w:p>
+    <w:p>
+      <w:pPr>
+        <w:spacing w:after="0" w:line="240" w:lineRule="auto"/>
+        <w:rPr>
+          <w:rFonts w:ascii="Times New Roman" w:eastAsia="Times New Roman" w:hAnsi="Times New Roman" w:cs="Times New Roman"/>
+          <w:color w:val="auto"/>
+          <w:sz w:val="24"/>
+          <w:szCs w:val="24"/>
+          <w:lang w:val="en-US"/>
+        </w:rPr>
+      </w:pPr>
+      <w:r>
+        <w:rPr>
+          <w:rFonts w:ascii="Times New Roman" w:eastAsia="Times New Roman" w:hAnsi="Times New Roman" w:cs="Times New Roman"/>
+          <w:color w:val="auto"/>
+          <w:sz w:val="24"/>
+          <w:szCs w:val="24"/>
+          <w:lang w:val="en-US"/>
+        </w:rPr>
+        <w:t>li t2, 2</w:t>
+      </w:r>
+    </w:p>
+    <w:p>
+      <w:pPr>
+        <w:spacing w:after="0" w:line="240" w:lineRule="auto"/>
+        <w:rPr>
+          <w:rFonts w:ascii="Times New Roman" w:eastAsia="Times New Roman" w:hAnsi="Times New Roman" w:cs="Times New Roman"/>
+          <w:color w:val="auto"/>
+          <w:sz w:val="24"/>
+          <w:szCs w:val="24"/>
+          <w:lang w:val="en-US"/>
+        </w:rPr>
+      </w:pPr>
+      <w:proofErr w:type="spellStart"/>
+      <w:r>
+        <w:rPr>
+          <w:rFonts w:ascii="Times New Roman" w:eastAsia="Times New Roman" w:hAnsi="Times New Roman" w:cs="Times New Roman"/>
+          <w:color w:val="auto"/>
+          <w:sz w:val="24"/>
+          <w:szCs w:val="24"/>
+          <w:lang w:val="en-US"/>
+        </w:rPr>
+        <w:t>bne</w:t>
+      </w:r>
+      <w:proofErr w:type="spellEnd"/>
+      <w:r>
+        <w:rPr>
+          <w:rFonts w:ascii="Times New Roman" w:eastAsia="Times New Roman" w:hAnsi="Times New Roman" w:cs="Times New Roman"/>
+          <w:color w:val="auto"/>
+          <w:sz w:val="24"/>
+          <w:szCs w:val="24"/>
+          <w:lang w:val="en-US"/>
+        </w:rPr>
+        <w:t xml:space="preserve"> t0, t2, </w:t>
+      </w:r>
+      <w:proofErr w:type="spellStart"/>
+      <w:r>
+        <w:rPr>
+          <w:rFonts w:ascii="Times New Roman" w:eastAsia="Times New Roman" w:hAnsi="Times New Roman" w:cs="Times New Roman"/>
+          <w:color w:val="auto"/>
+          <w:sz w:val="24"/>
+          <w:szCs w:val="24"/>
+          <w:lang w:val="en-US"/>
+        </w:rPr>
+        <w:t>next_element</w:t>
+      </w:r>
+      <w:proofErr w:type="spellEnd"/>
+    </w:p>
+    <w:p>
+      <w:pPr>
+        <w:spacing w:after="0" w:line="240" w:lineRule="auto"/>
+        <w:rPr>
+          <w:rFonts w:ascii="Times New Roman" w:eastAsia="Times New Roman" w:hAnsi="Times New Roman" w:cs="Times New Roman"/>
+          <w:color w:val="auto"/>
+          <w:sz w:val="24"/>
+          <w:szCs w:val="24"/>
+          <w:lang w:val="en-US"/>
+        </w:rPr>
+      </w:pPr>
+      <w:proofErr w:type="spellStart"/>
+      <w:r>
+        <w:rPr>
+          <w:rFonts w:ascii="Times New Roman" w:eastAsia="Times New Roman" w:hAnsi="Times New Roman" w:cs="Times New Roman"/>
+          <w:color w:val="auto"/>
+          <w:sz w:val="24"/>
+          <w:szCs w:val="24"/>
+          <w:lang w:val="en-US"/>
+        </w:rPr>
+        <w:t>sw</w:t>
+      </w:r>
+      <w:proofErr w:type="spellEnd"/>
+      <w:r>
+        <w:rPr>
+          <w:rFonts w:ascii="Times New Roman" w:eastAsia="Times New Roman" w:hAnsi="Times New Roman" w:cs="Times New Roman"/>
+          <w:color w:val="auto"/>
+          <w:sz w:val="24"/>
+          <w:szCs w:val="24"/>
+          <w:lang w:val="en-US"/>
+        </w:rPr>
+        <w:t xml:space="preserve"> s0, 0(s2) </w:t>
+      </w:r>
+    </w:p>
+    <w:p>
+      <w:pPr>
+        <w:spacing w:after="0" w:line="240" w:lineRule="auto"/>
+        <w:rPr>
+          <w:rFonts w:ascii="Times New Roman" w:eastAsia="Times New Roman" w:hAnsi="Times New Roman" w:cs="Times New Roman"/>
+          <w:color w:val="auto"/>
+          <w:sz w:val="24"/>
+          <w:szCs w:val="24"/>
+          <w:lang w:val="en-US"/>
+        </w:rPr>
+      </w:pPr>
+      <w:proofErr w:type="spellStart"/>
+      <w:r>
+        <w:rPr>
+          <w:rFonts w:ascii="Times New Roman" w:eastAsia="Times New Roman" w:hAnsi="Times New Roman" w:cs="Times New Roman"/>
+          <w:color w:val="auto"/>
+          <w:sz w:val="24"/>
+          <w:szCs w:val="24"/>
+          <w:lang w:val="en-US"/>
+        </w:rPr>
+        <w:t>addi</w:t>
+      </w:r>
+      <w:proofErr w:type="spellEnd"/>
+      <w:r>
+        <w:rPr>
+          <w:rFonts w:ascii="Times New Roman" w:eastAsia="Times New Roman" w:hAnsi="Times New Roman" w:cs="Times New Roman"/>
+          <w:color w:val="auto"/>
+          <w:sz w:val="24"/>
+          <w:szCs w:val="24"/>
+          <w:lang w:val="en-US"/>
+        </w:rPr>
+        <w:t xml:space="preserve"> s2, s2, 4</w:t>
+      </w:r>
+    </w:p>
+    <w:p>
+      <w:pPr>
+        <w:spacing w:after="0" w:line="240" w:lineRule="auto"/>
+        <w:rPr>
+          <w:rFonts w:ascii="Times New Roman" w:eastAsia="Times New Roman" w:hAnsi="Times New Roman" w:cs="Times New Roman"/>
+          <w:color w:val="auto"/>
+          <w:sz w:val="24"/>
+          <w:szCs w:val="24"/>
+          <w:lang w:val="en-US"/>
+        </w:rPr>
+      </w:pPr>
+      <w:proofErr w:type="spellStart"/>
+      <w:r>
+        <w:rPr>
+          <w:rFonts w:ascii="Times New Roman" w:eastAsia="Times New Roman" w:hAnsi="Times New Roman" w:cs="Times New Roman"/>
+          <w:color w:val="auto"/>
+          <w:sz w:val="24"/>
+          <w:szCs w:val="24"/>
+          <w:lang w:val="en-US"/>
+        </w:rPr>
+        <w:t>addi</w:t>
+      </w:r>
+      <w:proofErr w:type="spellEnd"/>
+      <w:r>
+        <w:rPr>
+          <w:rFonts w:ascii="Times New Roman" w:eastAsia="Times New Roman" w:hAnsi="Times New Roman" w:cs="Times New Roman"/>
+          <w:color w:val="auto"/>
+          <w:sz w:val="24"/>
+          <w:szCs w:val="24"/>
+          <w:lang w:val="en-US"/>
+        </w:rPr>
+        <w:t xml:space="preserve"> s3, s3, 1</w:t>
+      </w:r>
+    </w:p>
+    <w:p>
+      <w:pPr>
+        <w:spacing w:after="0" w:line="240" w:lineRule="auto"/>
+        <w:rPr>
+          <w:rFonts w:ascii="Times New Roman" w:eastAsia="Times New Roman" w:hAnsi="Times New Roman" w:cs="Times New Roman"/>
+          <w:color w:val="auto"/>
+          <w:sz w:val="24"/>
+          <w:szCs w:val="24"/>
+          <w:lang w:val="en-US"/>
+        </w:rPr>
+      </w:pPr>
+    </w:p>
+    <w:p>
+      <w:pPr>
+        <w:spacing w:after="0" w:line="240" w:lineRule="auto"/>
+        <w:rPr>
+          <w:rFonts w:ascii="Times New Roman" w:eastAsia="Times New Roman" w:hAnsi="Times New Roman" w:cs="Times New Roman"/>
+          <w:color w:val="auto"/>
+          <w:sz w:val="24"/>
+          <w:szCs w:val="24"/>
+          <w:lang w:val="en-US"/>
+        </w:rPr>
+      </w:pPr>
+      <w:proofErr w:type="spellStart"/>
+      <w:r>
+        <w:rPr>
+          <w:rFonts w:ascii="Times New Roman" w:eastAsia="Times New Roman" w:hAnsi="Times New Roman" w:cs="Times New Roman"/>
+          <w:color w:val="auto"/>
+          <w:sz w:val="24"/>
+          <w:szCs w:val="24"/>
+          <w:lang w:val="en-US"/>
+        </w:rPr>
+        <w:t>next_element</w:t>
+      </w:r>
+      <w:proofErr w:type="spellEnd"/>
+      <w:r>
+        <w:rPr>
+          <w:rFonts w:ascii="Times New Roman" w:eastAsia="Times New Roman" w:hAnsi="Times New Roman" w:cs="Times New Roman"/>
+          <w:color w:val="auto"/>
+          <w:sz w:val="24"/>
+          <w:szCs w:val="24"/>
+          <w:lang w:val="en-US"/>
+        </w:rPr>
+        <w:t>:</w:t>
+      </w:r>
+    </w:p>
+    <w:p>
+      <w:pPr>
+        <w:spacing w:after="0" w:line="240" w:lineRule="auto"/>
+        <w:rPr>
+          <w:rFonts w:ascii="Times New Roman" w:eastAsia="Times New Roman" w:hAnsi="Times New Roman" w:cs="Times New Roman"/>
+          <w:color w:val="auto"/>
+          <w:sz w:val="24"/>
+          <w:szCs w:val="24"/>
+          <w:lang w:val="en-US"/>
+        </w:rPr>
+      </w:pPr>
+      <w:proofErr w:type="spellStart"/>
+      <w:r>
+        <w:rPr>
+          <w:rFonts w:ascii="Times New Roman" w:eastAsia="Times New Roman" w:hAnsi="Times New Roman" w:cs="Times New Roman"/>
+          <w:color w:val="auto"/>
+          <w:sz w:val="24"/>
+          <w:szCs w:val="24"/>
+          <w:lang w:val="en-US"/>
+        </w:rPr>
+        <w:t>addi</w:t>
+      </w:r>
+      <w:proofErr w:type="spellEnd"/>
+      <w:r>
+        <w:rPr>
+          <w:rFonts w:ascii="Times New Roman" w:eastAsia="Times New Roman" w:hAnsi="Times New Roman" w:cs="Times New Roman"/>
+          <w:color w:val="auto"/>
+          <w:sz w:val="24"/>
+          <w:szCs w:val="24"/>
+          <w:lang w:val="en-US"/>
+        </w:rPr>
+        <w:t xml:space="preserve"> s0, s0, 4</w:t>
+      </w:r>
+    </w:p>
+    <w:p>
+      <w:pPr>
+        <w:spacing w:after="0" w:line="240" w:lineRule="auto"/>
+        <w:rPr>
+          <w:rFonts w:ascii="Times New Roman" w:eastAsia="Times New Roman" w:hAnsi="Times New Roman" w:cs="Times New Roman"/>
+          <w:color w:val="auto"/>
+          <w:sz w:val="24"/>
+          <w:szCs w:val="24"/>
+          <w:lang w:val="en-US"/>
+        </w:rPr>
+      </w:pPr>
+      <w:proofErr w:type="spellStart"/>
+      <w:r>
+        <w:rPr>
+          <w:rFonts w:ascii="Times New Roman" w:eastAsia="Times New Roman" w:hAnsi="Times New Roman" w:cs="Times New Roman"/>
+          <w:color w:val="auto"/>
+          <w:sz w:val="24"/>
+          <w:szCs w:val="24"/>
+          <w:lang w:val="en-US"/>
+        </w:rPr>
+        <w:t>addi</w:t>
+      </w:r>
+      <w:proofErr w:type="spellEnd"/>
+      <w:r>
+        <w:rPr>
+          <w:rFonts w:ascii="Times New Roman" w:eastAsia="Times New Roman" w:hAnsi="Times New Roman" w:cs="Times New Roman"/>
+          <w:color w:val="auto"/>
+          <w:sz w:val="24"/>
+          <w:szCs w:val="24"/>
+          <w:lang w:val="en-US"/>
+        </w:rPr>
+        <w:t xml:space="preserve"> s4, s4, 1</w:t>
+      </w:r>
+    </w:p>
+    <w:p>
+      <w:pPr>
+        <w:spacing w:after="0" w:line="240" w:lineRule="auto"/>
+        <w:rPr>
+          <w:rFonts w:ascii="Times New Roman" w:eastAsia="Times New Roman" w:hAnsi="Times New Roman" w:cs="Times New Roman"/>
+          <w:color w:val="auto"/>
+          <w:sz w:val="24"/>
+          <w:szCs w:val="24"/>
+          <w:lang w:val="en-US"/>
+        </w:rPr>
+      </w:pPr>
+      <w:r>
+        <w:rPr>
+          <w:rFonts w:ascii="Times New Roman" w:eastAsia="Times New Roman" w:hAnsi="Times New Roman" w:cs="Times New Roman"/>
+          <w:color w:val="auto"/>
+          <w:sz w:val="24"/>
+          <w:szCs w:val="24"/>
+          <w:lang w:val="en-US"/>
+        </w:rPr>
+        <w:t xml:space="preserve">j </w:t>
+      </w:r>
+      <w:proofErr w:type="spellStart"/>
+      <w:r>
+        <w:rPr>
+          <w:rFonts w:ascii="Times New Roman" w:eastAsia="Times New Roman" w:hAnsi="Times New Roman" w:cs="Times New Roman"/>
+          <w:color w:val="auto"/>
+          <w:sz w:val="24"/>
+          <w:szCs w:val="24"/>
+          <w:lang w:val="en-US"/>
+        </w:rPr>
+        <w:t>search_loop</w:t>
+      </w:r>
+      <w:proofErr w:type="spellEnd"/>
+    </w:p>
+    <w:p>
+      <w:pPr>
+        <w:spacing w:after="0" w:line="240" w:lineRule="auto"/>
+        <w:rPr>
+          <w:rFonts w:ascii="Times New Roman" w:eastAsia="Times New Roman" w:hAnsi="Times New Roman" w:cs="Times New Roman"/>
+          <w:color w:val="auto"/>
+          <w:sz w:val="24"/>
+          <w:szCs w:val="24"/>
+          <w:lang w:val="en-US"/>
+        </w:rPr>
+      </w:pPr>
+    </w:p>
+    <w:p>
+      <w:pPr>
+        <w:spacing w:after="0" w:line="240" w:lineRule="auto"/>
+        <w:rPr>
+          <w:rFonts w:ascii="Times New Roman" w:eastAsia="Times New Roman" w:hAnsi="Times New Roman" w:cs="Times New Roman"/>
+          <w:color w:val="auto"/>
+          <w:sz w:val="24"/>
+          <w:szCs w:val="24"/>
+          <w:lang w:val="en-US"/>
+        </w:rPr>
+      </w:pPr>
+      <w:proofErr w:type="spellStart"/>
+      <w:r>
+        <w:rPr>
+          <w:rFonts w:ascii="Times New Roman" w:eastAsia="Times New Roman" w:hAnsi="Times New Roman" w:cs="Times New Roman"/>
+          <w:color w:val="auto"/>
+          <w:sz w:val="24"/>
+          <w:szCs w:val="24"/>
+          <w:lang w:val="en-US"/>
+        </w:rPr>
+        <w:t>print_results</w:t>
+      </w:r>
+      <w:proofErr w:type="spellEnd"/>
+      <w:r>
+        <w:rPr>
+          <w:rFonts w:ascii="Times New Roman" w:eastAsia="Times New Roman" w:hAnsi="Times New Roman" w:cs="Times New Roman"/>
+          <w:color w:val="auto"/>
+          <w:sz w:val="24"/>
+          <w:szCs w:val="24"/>
+          <w:lang w:val="en-US"/>
+        </w:rPr>
+        <w:t>:</w:t>
+      </w:r>
+    </w:p>
+    <w:p>
+      <w:pPr>
+        <w:spacing w:after="0" w:line="240" w:lineRule="auto"/>
+        <w:rPr>
+          <w:rFonts w:ascii="Times New Roman" w:eastAsia="Times New Roman" w:hAnsi="Times New Roman" w:cs="Times New Roman"/>
+          <w:color w:val="auto"/>
+          <w:sz w:val="24"/>
+          <w:szCs w:val="24"/>
+          <w:lang w:val="en-US"/>
+        </w:rPr>
+      </w:pPr>
+      <w:proofErr w:type="spellStart"/>
+      <w:r>
+        <w:rPr>
+          <w:rFonts w:ascii="Times New Roman" w:eastAsia="Times New Roman" w:hAnsi="Times New Roman" w:cs="Times New Roman"/>
+          <w:color w:val="auto"/>
+          <w:sz w:val="24"/>
+          <w:szCs w:val="24"/>
+          <w:lang w:val="en-US"/>
+        </w:rPr>
+        <w:t>sw</w:t>
+      </w:r>
+      <w:proofErr w:type="spellEnd"/>
+      <w:r>
+        <w:rPr>
+          <w:rFonts w:ascii="Times New Roman" w:eastAsia="Times New Roman" w:hAnsi="Times New Roman" w:cs="Times New Roman"/>
+          <w:color w:val="auto"/>
+          <w:sz w:val="24"/>
+          <w:szCs w:val="24"/>
+          <w:lang w:val="en-US"/>
+        </w:rPr>
+        <w:t xml:space="preserve"> s3, count, t0</w:t>
+      </w:r>
+    </w:p>
+    <w:p>
+      <w:pPr>
+        <w:spacing w:after="0" w:line="240" w:lineRule="auto"/>
+        <w:rPr>
+          <w:rFonts w:ascii="Times New Roman" w:eastAsia="Times New Roman" w:hAnsi="Times New Roman" w:cs="Times New Roman"/>
+          <w:color w:val="auto"/>
+          <w:sz w:val="24"/>
+          <w:szCs w:val="24"/>
+          <w:lang w:val="en-US"/>
+        </w:rPr>
+      </w:pPr>
+      <w:r>
+        <w:rPr>
+          <w:rFonts w:ascii="Times New Roman" w:eastAsia="Times New Roman" w:hAnsi="Times New Roman" w:cs="Times New Roman"/>
+          <w:color w:val="auto"/>
+          <w:sz w:val="24"/>
+          <w:szCs w:val="24"/>
+          <w:lang w:val="en-US"/>
+        </w:rPr>
+        <w:t xml:space="preserve">la a0, </w:t>
+      </w:r>
+      <w:proofErr w:type="spellStart"/>
+      <w:r>
+        <w:rPr>
+          <w:rFonts w:ascii="Times New Roman" w:eastAsia="Times New Roman" w:hAnsi="Times New Roman" w:cs="Times New Roman"/>
+          <w:color w:val="auto"/>
+          <w:sz w:val="24"/>
+          <w:szCs w:val="24"/>
+          <w:lang w:val="en-US"/>
+        </w:rPr>
         <w:t>found_msg</w:t>
       </w:r>
       <w:proofErr w:type="spellEnd"/>
-      <w:r>
-        <w:rPr>
-          <w:rFonts w:ascii="Times New Roman" w:eastAsia="Times New Roman" w:hAnsi="Times New Roman" w:cs="Times New Roman"/>
-          <w:color w:val="auto"/>
-          <w:sz w:val="24"/>
-          <w:szCs w:val="24"/>
-          <w:lang w:val="en-US"/>
-        </w:rPr>
-        <w:t>: .string "Total found: "</w:t>
+    </w:p>
+    <w:p>
+      <w:pPr>
+        <w:spacing w:after="0" w:line="240" w:lineRule="auto"/>
+        <w:rPr>
+          <w:rFonts w:ascii="Times New Roman" w:eastAsia="Times New Roman" w:hAnsi="Times New Roman" w:cs="Times New Roman"/>
+          <w:color w:val="auto"/>
+          <w:sz w:val="24"/>
+          <w:szCs w:val="24"/>
+          <w:lang w:val="en-US"/>
+        </w:rPr>
+      </w:pPr>
+      <w:r>
+        <w:rPr>
+          <w:rFonts w:ascii="Times New Roman" w:eastAsia="Times New Roman" w:hAnsi="Times New Roman" w:cs="Times New Roman"/>
+          <w:color w:val="auto"/>
+          <w:sz w:val="24"/>
+          <w:szCs w:val="24"/>
+          <w:lang w:val="en-US"/>
+        </w:rPr>
+        <w:t>li a7, 4</w:t>
       </w:r>
     </w:p>
     <w:p>
@@ -3275,19 +4923,373 @@
           <w:szCs w:val="24"/>
           <w:lang w:val="en-US"/>
         </w:rPr>
+        <w:t>ecall</w:t>
+      </w:r>
+      <w:proofErr w:type="spellEnd"/>
+    </w:p>
+    <w:p>
+      <w:pPr>
+        <w:spacing w:after="0" w:line="240" w:lineRule="auto"/>
+        <w:rPr>
+          <w:rFonts w:ascii="Times New Roman" w:eastAsia="Times New Roman" w:hAnsi="Times New Roman" w:cs="Times New Roman"/>
+          <w:color w:val="auto"/>
+          <w:sz w:val="24"/>
+          <w:szCs w:val="24"/>
+          <w:lang w:val="en-US"/>
+        </w:rPr>
+      </w:pPr>
+      <w:r>
+        <w:rPr>
+          <w:rFonts w:ascii="Times New Roman" w:eastAsia="Times New Roman" w:hAnsi="Times New Roman" w:cs="Times New Roman"/>
+          <w:color w:val="auto"/>
+          <w:sz w:val="24"/>
+          <w:szCs w:val="24"/>
+          <w:lang w:val="en-US"/>
+        </w:rPr>
+        <w:t>mv a0, s3</w:t>
+      </w:r>
+    </w:p>
+    <w:p>
+      <w:pPr>
+        <w:spacing w:after="0" w:line="240" w:lineRule="auto"/>
+        <w:rPr>
+          <w:rFonts w:ascii="Times New Roman" w:eastAsia="Times New Roman" w:hAnsi="Times New Roman" w:cs="Times New Roman"/>
+          <w:color w:val="auto"/>
+          <w:sz w:val="24"/>
+          <w:szCs w:val="24"/>
+          <w:lang w:val="en-US"/>
+        </w:rPr>
+      </w:pPr>
+      <w:r>
+        <w:rPr>
+          <w:rFonts w:ascii="Times New Roman" w:eastAsia="Times New Roman" w:hAnsi="Times New Roman" w:cs="Times New Roman"/>
+          <w:color w:val="auto"/>
+          <w:sz w:val="24"/>
+          <w:szCs w:val="24"/>
+          <w:lang w:val="en-US"/>
+        </w:rPr>
+        <w:t>li a7, 1</w:t>
+      </w:r>
+    </w:p>
+    <w:p>
+      <w:pPr>
+        <w:spacing w:after="0" w:line="240" w:lineRule="auto"/>
+        <w:rPr>
+          <w:rFonts w:ascii="Times New Roman" w:eastAsia="Times New Roman" w:hAnsi="Times New Roman" w:cs="Times New Roman"/>
+          <w:color w:val="auto"/>
+          <w:sz w:val="24"/>
+          <w:szCs w:val="24"/>
+          <w:lang w:val="en-US"/>
+        </w:rPr>
+      </w:pPr>
+      <w:proofErr w:type="spellStart"/>
+      <w:r>
+        <w:rPr>
+          <w:rFonts w:ascii="Times New Roman" w:eastAsia="Times New Roman" w:hAnsi="Times New Roman" w:cs="Times New Roman"/>
+          <w:color w:val="auto"/>
+          <w:sz w:val="24"/>
+          <w:szCs w:val="24"/>
+          <w:lang w:val="en-US"/>
+        </w:rPr>
+        <w:t>ecall</w:t>
+      </w:r>
+      <w:proofErr w:type="spellEnd"/>
+    </w:p>
+    <w:p>
+      <w:pPr>
+        <w:spacing w:after="0" w:line="240" w:lineRule="auto"/>
+        <w:rPr>
+          <w:rFonts w:ascii="Times New Roman" w:eastAsia="Times New Roman" w:hAnsi="Times New Roman" w:cs="Times New Roman"/>
+          <w:color w:val="auto"/>
+          <w:sz w:val="24"/>
+          <w:szCs w:val="24"/>
+          <w:lang w:val="en-US"/>
+        </w:rPr>
+      </w:pPr>
+      <w:r>
+        <w:rPr>
+          <w:rFonts w:ascii="Times New Roman" w:eastAsia="Times New Roman" w:hAnsi="Times New Roman" w:cs="Times New Roman"/>
+          <w:color w:val="auto"/>
+          <w:sz w:val="24"/>
+          <w:szCs w:val="24"/>
+          <w:lang w:val="en-US"/>
+        </w:rPr>
+        <w:t xml:space="preserve">la a0, </w:t>
+      </w:r>
+      <w:proofErr w:type="spellStart"/>
+      <w:r>
+        <w:rPr>
+          <w:rFonts w:ascii="Times New Roman" w:eastAsia="Times New Roman" w:hAnsi="Times New Roman" w:cs="Times New Roman"/>
+          <w:color w:val="auto"/>
+          <w:sz w:val="24"/>
+          <w:szCs w:val="24"/>
+          <w:lang w:val="en-US"/>
+        </w:rPr>
+        <w:t>nl</w:t>
+      </w:r>
+      <w:proofErr w:type="spellEnd"/>
+    </w:p>
+    <w:p>
+      <w:pPr>
+        <w:spacing w:after="0" w:line="240" w:lineRule="auto"/>
+        <w:rPr>
+          <w:rFonts w:ascii="Times New Roman" w:eastAsia="Times New Roman" w:hAnsi="Times New Roman" w:cs="Times New Roman"/>
+          <w:color w:val="auto"/>
+          <w:sz w:val="24"/>
+          <w:szCs w:val="24"/>
+          <w:lang w:val="en-US"/>
+        </w:rPr>
+      </w:pPr>
+      <w:r>
+        <w:rPr>
+          <w:rFonts w:ascii="Times New Roman" w:eastAsia="Times New Roman" w:hAnsi="Times New Roman" w:cs="Times New Roman"/>
+          <w:color w:val="auto"/>
+          <w:sz w:val="24"/>
+          <w:szCs w:val="24"/>
+          <w:lang w:val="en-US"/>
+        </w:rPr>
+        <w:t>li a7, 4</w:t>
+      </w:r>
+    </w:p>
+    <w:p>
+      <w:pPr>
+        <w:spacing w:after="0" w:line="240" w:lineRule="auto"/>
+        <w:rPr>
+          <w:rFonts w:ascii="Times New Roman" w:eastAsia="Times New Roman" w:hAnsi="Times New Roman" w:cs="Times New Roman"/>
+          <w:color w:val="auto"/>
+          <w:sz w:val="24"/>
+          <w:szCs w:val="24"/>
+          <w:lang w:val="en-US"/>
+        </w:rPr>
+      </w:pPr>
+      <w:proofErr w:type="spellStart"/>
+      <w:r>
+        <w:rPr>
+          <w:rFonts w:ascii="Times New Roman" w:eastAsia="Times New Roman" w:hAnsi="Times New Roman" w:cs="Times New Roman"/>
+          <w:color w:val="auto"/>
+          <w:sz w:val="24"/>
+          <w:szCs w:val="24"/>
+          <w:lang w:val="en-US"/>
+        </w:rPr>
+        <w:t>ecall</w:t>
+      </w:r>
+      <w:proofErr w:type="spellEnd"/>
+    </w:p>
+    <w:p>
+      <w:pPr>
+        <w:spacing w:after="0" w:line="240" w:lineRule="auto"/>
+        <w:rPr>
+          <w:rFonts w:ascii="Times New Roman" w:eastAsia="Times New Roman" w:hAnsi="Times New Roman" w:cs="Times New Roman"/>
+          <w:color w:val="auto"/>
+          <w:sz w:val="24"/>
+          <w:szCs w:val="24"/>
+          <w:lang w:val="en-US"/>
+        </w:rPr>
+      </w:pPr>
+    </w:p>
+    <w:p>
+      <w:pPr>
+        <w:spacing w:after="0" w:line="240" w:lineRule="auto"/>
+        <w:rPr>
+          <w:rFonts w:ascii="Times New Roman" w:eastAsia="Times New Roman" w:hAnsi="Times New Roman" w:cs="Times New Roman"/>
+          <w:color w:val="auto"/>
+          <w:sz w:val="24"/>
+          <w:szCs w:val="24"/>
+          <w:lang w:val="en-US"/>
+        </w:rPr>
+      </w:pPr>
+      <w:r>
+        <w:rPr>
+          <w:rFonts w:ascii="Times New Roman" w:eastAsia="Times New Roman" w:hAnsi="Times New Roman" w:cs="Times New Roman"/>
+          <w:color w:val="auto"/>
+          <w:sz w:val="24"/>
+          <w:szCs w:val="24"/>
+          <w:lang w:val="en-US"/>
+        </w:rPr>
+        <w:t xml:space="preserve">la s2, </w:t>
+      </w:r>
+      <w:proofErr w:type="spellStart"/>
+      <w:r>
+        <w:rPr>
+          <w:rFonts w:ascii="Times New Roman" w:eastAsia="Times New Roman" w:hAnsi="Times New Roman" w:cs="Times New Roman"/>
+          <w:color w:val="auto"/>
+          <w:sz w:val="24"/>
+          <w:szCs w:val="24"/>
+          <w:lang w:val="en-US"/>
+        </w:rPr>
+        <w:t>B_adr</w:t>
+      </w:r>
+      <w:proofErr w:type="spellEnd"/>
+    </w:p>
+    <w:p>
+      <w:pPr>
+        <w:spacing w:after="0" w:line="240" w:lineRule="auto"/>
+        <w:rPr>
+          <w:rFonts w:ascii="Times New Roman" w:eastAsia="Times New Roman" w:hAnsi="Times New Roman" w:cs="Times New Roman"/>
+          <w:color w:val="auto"/>
+          <w:sz w:val="24"/>
+          <w:szCs w:val="24"/>
+          <w:lang w:val="en-US"/>
+        </w:rPr>
+      </w:pPr>
+      <w:r>
+        <w:rPr>
+          <w:rFonts w:ascii="Times New Roman" w:eastAsia="Times New Roman" w:hAnsi="Times New Roman" w:cs="Times New Roman"/>
+          <w:color w:val="auto"/>
+          <w:sz w:val="24"/>
+          <w:szCs w:val="24"/>
+          <w:lang w:val="en-US"/>
+        </w:rPr>
+        <w:t>li s4, 0</w:t>
+      </w:r>
+    </w:p>
+    <w:p>
+      <w:pPr>
+        <w:spacing w:after="0" w:line="240" w:lineRule="auto"/>
+        <w:rPr>
+          <w:rFonts w:ascii="Times New Roman" w:eastAsia="Times New Roman" w:hAnsi="Times New Roman" w:cs="Times New Roman"/>
+          <w:color w:val="auto"/>
+          <w:sz w:val="24"/>
+          <w:szCs w:val="24"/>
+          <w:lang w:val="en-US"/>
+        </w:rPr>
+      </w:pPr>
+    </w:p>
+    <w:p>
+      <w:pPr>
+        <w:spacing w:after="0" w:line="240" w:lineRule="auto"/>
+        <w:rPr>
+          <w:rFonts w:ascii="Times New Roman" w:eastAsia="Times New Roman" w:hAnsi="Times New Roman" w:cs="Times New Roman"/>
+          <w:color w:val="auto"/>
+          <w:sz w:val="24"/>
+          <w:szCs w:val="24"/>
+          <w:lang w:val="en-US"/>
+        </w:rPr>
+      </w:pPr>
+      <w:proofErr w:type="spellStart"/>
+      <w:r>
+        <w:rPr>
+          <w:rFonts w:ascii="Times New Roman" w:eastAsia="Times New Roman" w:hAnsi="Times New Roman" w:cs="Times New Roman"/>
+          <w:color w:val="auto"/>
+          <w:sz w:val="24"/>
+          <w:szCs w:val="24"/>
+          <w:lang w:val="en-US"/>
+        </w:rPr>
+        <w:t>print_loop</w:t>
+      </w:r>
+      <w:proofErr w:type="spellEnd"/>
+      <w:r>
+        <w:rPr>
+          <w:rFonts w:ascii="Times New Roman" w:eastAsia="Times New Roman" w:hAnsi="Times New Roman" w:cs="Times New Roman"/>
+          <w:color w:val="auto"/>
+          <w:sz w:val="24"/>
+          <w:szCs w:val="24"/>
+          <w:lang w:val="en-US"/>
+        </w:rPr>
+        <w:t>:</w:t>
+      </w:r>
+    </w:p>
+    <w:p>
+      <w:pPr>
+        <w:spacing w:after="0" w:line="240" w:lineRule="auto"/>
+        <w:rPr>
+          <w:rFonts w:ascii="Times New Roman" w:eastAsia="Times New Roman" w:hAnsi="Times New Roman" w:cs="Times New Roman"/>
+          <w:color w:val="auto"/>
+          <w:sz w:val="24"/>
+          <w:szCs w:val="24"/>
+          <w:lang w:val="en-US"/>
+        </w:rPr>
+      </w:pPr>
+      <w:proofErr w:type="spellStart"/>
+      <w:r>
+        <w:rPr>
+          <w:rFonts w:ascii="Times New Roman" w:eastAsia="Times New Roman" w:hAnsi="Times New Roman" w:cs="Times New Roman"/>
+          <w:color w:val="auto"/>
+          <w:sz w:val="24"/>
+          <w:szCs w:val="24"/>
+          <w:lang w:val="en-US"/>
+        </w:rPr>
+        <w:t>bge</w:t>
+      </w:r>
+      <w:proofErr w:type="spellEnd"/>
+      <w:r>
+        <w:rPr>
+          <w:rFonts w:ascii="Times New Roman" w:eastAsia="Times New Roman" w:hAnsi="Times New Roman" w:cs="Times New Roman"/>
+          <w:color w:val="auto"/>
+          <w:sz w:val="24"/>
+          <w:szCs w:val="24"/>
+          <w:lang w:val="en-US"/>
+        </w:rPr>
+        <w:t xml:space="preserve"> s4, s3, exit</w:t>
+      </w:r>
+    </w:p>
+    <w:p>
+      <w:pPr>
+        <w:spacing w:after="0" w:line="240" w:lineRule="auto"/>
+        <w:rPr>
+          <w:rFonts w:ascii="Times New Roman" w:eastAsia="Times New Roman" w:hAnsi="Times New Roman" w:cs="Times New Roman"/>
+          <w:color w:val="auto"/>
+          <w:sz w:val="24"/>
+          <w:szCs w:val="24"/>
+          <w:lang w:val="en-US"/>
+        </w:rPr>
+      </w:pPr>
+      <w:r>
+        <w:rPr>
+          <w:rFonts w:ascii="Times New Roman" w:eastAsia="Times New Roman" w:hAnsi="Times New Roman" w:cs="Times New Roman"/>
+          <w:color w:val="auto"/>
+          <w:sz w:val="24"/>
+          <w:szCs w:val="24"/>
+          <w:lang w:val="en-US"/>
+        </w:rPr>
+        <w:t xml:space="preserve">la a0, </w:t>
+      </w:r>
+      <w:proofErr w:type="spellStart"/>
+      <w:r>
+        <w:rPr>
+          <w:rFonts w:ascii="Times New Roman" w:eastAsia="Times New Roman" w:hAnsi="Times New Roman" w:cs="Times New Roman"/>
+          <w:color w:val="auto"/>
+          <w:sz w:val="24"/>
+          <w:szCs w:val="24"/>
+          <w:lang w:val="en-US"/>
+        </w:rPr>
         <w:t>addr_msg</w:t>
       </w:r>
       <w:proofErr w:type="spellEnd"/>
-      <w:r>
-        <w:rPr>
-          <w:rFonts w:ascii="Times New Roman" w:eastAsia="Times New Roman" w:hAnsi="Times New Roman" w:cs="Times New Roman"/>
-          <w:color w:val="auto"/>
-          <w:sz w:val="24"/>
-          <w:szCs w:val="24"/>
-          <w:lang w:val="en-US"/>
-        </w:rPr>
-        <w:t>: .string "</w:t>
-      </w:r>
+    </w:p>
+    <w:p>
+      <w:pPr>
+        <w:spacing w:after="0" w:line="240" w:lineRule="auto"/>
+        <w:rPr>
+          <w:rFonts w:ascii="Times New Roman" w:eastAsia="Times New Roman" w:hAnsi="Times New Roman" w:cs="Times New Roman"/>
+          <w:color w:val="auto"/>
+          <w:sz w:val="24"/>
+          <w:szCs w:val="24"/>
+          <w:lang w:val="en-US"/>
+        </w:rPr>
+      </w:pPr>
+      <w:r>
+        <w:rPr>
+          <w:rFonts w:ascii="Times New Roman" w:eastAsia="Times New Roman" w:hAnsi="Times New Roman" w:cs="Times New Roman"/>
+          <w:color w:val="auto"/>
+          <w:sz w:val="24"/>
+          <w:szCs w:val="24"/>
+          <w:lang w:val="en-US"/>
+        </w:rPr>
+        <w:t>li a7, 4</w:t>
+      </w:r>
+    </w:p>
+    <w:p>
+      <w:pPr>
+        <w:spacing w:after="0" w:line="240" w:lineRule="auto"/>
+        <w:rPr>
+          <w:rFonts w:ascii="Times New Roman" w:eastAsia="Times New Roman" w:hAnsi="Times New Roman" w:cs="Times New Roman"/>
+          <w:color w:val="auto"/>
+          <w:sz w:val="24"/>
+          <w:szCs w:val="24"/>
+          <w:lang w:val="en-US"/>
+        </w:rPr>
+      </w:pPr>
       <w:proofErr w:type="spellStart"/>
       <w:r>
         <w:rPr>
@@ -3297,19 +5299,21 @@
           <w:szCs w:val="24"/>
           <w:lang w:val="en-US"/>
         </w:rPr>
-        <w:t>Addr</w:t>
+        <w:t>ecall</w:t>
       </w:r>
       <w:proofErr w:type="spellEnd"/>
-      <w:r>
-        <w:rPr>
-          <w:rFonts w:ascii="Times New Roman" w:eastAsia="Times New Roman" w:hAnsi="Times New Roman" w:cs="Times New Roman"/>
-          <w:color w:val="auto"/>
-          <w:sz w:val="24"/>
-          <w:szCs w:val="24"/>
-          <w:lang w:val="en-US"/>
-        </w:rPr>
-        <w:t>:"</w:t>
-      </w:r>
+    </w:p>
+    <w:p>
+      <w:pPr>
+        <w:spacing w:after="0" w:line="240" w:lineRule="auto"/>
+        <w:rPr>
+          <w:rFonts w:ascii="Times New Roman" w:eastAsia="Times New Roman" w:hAnsi="Times New Roman" w:cs="Times New Roman"/>
+          <w:color w:val="auto"/>
+          <w:sz w:val="24"/>
+          <w:szCs w:val="24"/>
+          <w:lang w:val="en-US"/>
+        </w:rPr>
+      </w:pPr>
     </w:p>
     <w:p>
       <w:pPr>
@@ -3331,7 +5335,7 @@
           <w:szCs w:val="24"/>
           <w:lang w:val="en-US"/>
         </w:rPr>
-        <w:t>val_msg</w:t>
+        <w:t>lw</w:t>
       </w:r>
       <w:proofErr w:type="spellEnd"/>
       <w:r>
@@ -3342,1772 +5346,29 @@
           <w:szCs w:val="24"/>
           <w:lang w:val="en-US"/>
         </w:rPr>
-        <w:t>: .string " Val:"</w:t>
-      </w:r>
-    </w:p>
-    <w:p>
-      <w:pPr>
-        <w:spacing w:after="0" w:line="240" w:lineRule="auto"/>
-        <w:rPr>
-          <w:rFonts w:ascii="Times New Roman" w:eastAsia="Times New Roman" w:hAnsi="Times New Roman" w:cs="Times New Roman"/>
-          <w:color w:val="auto"/>
-          <w:sz w:val="24"/>
-          <w:szCs w:val="24"/>
-          <w:lang w:val="en-US"/>
-        </w:rPr>
-      </w:pPr>
-      <w:proofErr w:type="spellStart"/>
-      <w:r>
-        <w:rPr>
-          <w:rFonts w:ascii="Times New Roman" w:eastAsia="Times New Roman" w:hAnsi="Times New Roman" w:cs="Times New Roman"/>
-          <w:color w:val="auto"/>
-          <w:sz w:val="24"/>
-          <w:szCs w:val="24"/>
-          <w:lang w:val="en-US"/>
-        </w:rPr>
-        <w:t>bin_msg</w:t>
-      </w:r>
-      <w:proofErr w:type="spellEnd"/>
-      <w:r>
-        <w:rPr>
-          <w:rFonts w:ascii="Times New Roman" w:eastAsia="Times New Roman" w:hAnsi="Times New Roman" w:cs="Times New Roman"/>
-          <w:color w:val="auto"/>
-          <w:sz w:val="24"/>
-          <w:szCs w:val="24"/>
-          <w:lang w:val="en-US"/>
-        </w:rPr>
-        <w:t>: .string " Bin:"</w:t>
-      </w:r>
-    </w:p>
-    <w:p>
-      <w:pPr>
-        <w:spacing w:after="0" w:line="240" w:lineRule="auto"/>
-        <w:rPr>
-          <w:rFonts w:ascii="Times New Roman" w:eastAsia="Times New Roman" w:hAnsi="Times New Roman" w:cs="Times New Roman"/>
-          <w:color w:val="auto"/>
-          <w:sz w:val="24"/>
-          <w:szCs w:val="24"/>
-          <w:lang w:val="en-US"/>
-        </w:rPr>
-      </w:pPr>
-      <w:proofErr w:type="spellStart"/>
-      <w:r>
-        <w:rPr>
-          <w:rFonts w:ascii="Times New Roman" w:eastAsia="Times New Roman" w:hAnsi="Times New Roman" w:cs="Times New Roman"/>
-          <w:color w:val="auto"/>
-          <w:sz w:val="24"/>
-          <w:szCs w:val="24"/>
-          <w:lang w:val="en-US"/>
-        </w:rPr>
-        <w:t>nl</w:t>
-      </w:r>
-      <w:proofErr w:type="spellEnd"/>
-      <w:r>
-        <w:rPr>
-          <w:rFonts w:ascii="Times New Roman" w:eastAsia="Times New Roman" w:hAnsi="Times New Roman" w:cs="Times New Roman"/>
-          <w:color w:val="auto"/>
-          <w:sz w:val="24"/>
-          <w:szCs w:val="24"/>
-          <w:lang w:val="en-US"/>
-        </w:rPr>
-        <w:t>: .string "\n"</w:t>
-      </w:r>
-    </w:p>
-    <w:p>
-      <w:pPr>
-        <w:spacing w:after="0" w:line="240" w:lineRule="auto"/>
-        <w:rPr>
-          <w:rFonts w:ascii="Times New Roman" w:eastAsia="Times New Roman" w:hAnsi="Times New Roman" w:cs="Times New Roman"/>
-          <w:color w:val="auto"/>
-          <w:sz w:val="24"/>
-          <w:szCs w:val="24"/>
-          <w:lang w:val="en-US"/>
-        </w:rPr>
-      </w:pPr>
-    </w:p>
-    <w:p>
-      <w:pPr>
-        <w:spacing w:after="0" w:line="240" w:lineRule="auto"/>
-        <w:rPr>
-          <w:rFonts w:ascii="Times New Roman" w:eastAsia="Times New Roman" w:hAnsi="Times New Roman" w:cs="Times New Roman"/>
-          <w:color w:val="auto"/>
-          <w:sz w:val="24"/>
-          <w:szCs w:val="24"/>
-          <w:lang w:val="en-US"/>
-        </w:rPr>
-      </w:pPr>
-      <w:r>
-        <w:rPr>
-          <w:rFonts w:ascii="Times New Roman" w:eastAsia="Times New Roman" w:hAnsi="Times New Roman" w:cs="Times New Roman"/>
-          <w:color w:val="auto"/>
-          <w:sz w:val="24"/>
-          <w:szCs w:val="24"/>
-          <w:lang w:val="en-US"/>
-        </w:rPr>
-        <w:t>.text</w:t>
-      </w:r>
-    </w:p>
-    <w:p>
-      <w:pPr>
-        <w:spacing w:after="0" w:line="240" w:lineRule="auto"/>
-        <w:rPr>
-          <w:rFonts w:ascii="Times New Roman" w:eastAsia="Times New Roman" w:hAnsi="Times New Roman" w:cs="Times New Roman"/>
-          <w:color w:val="auto"/>
-          <w:sz w:val="24"/>
-          <w:szCs w:val="24"/>
-          <w:lang w:val="en-US"/>
-        </w:rPr>
-      </w:pPr>
-      <w:r>
-        <w:rPr>
-          <w:rFonts w:ascii="Times New Roman" w:eastAsia="Times New Roman" w:hAnsi="Times New Roman" w:cs="Times New Roman"/>
-          <w:color w:val="auto"/>
-          <w:sz w:val="24"/>
-          <w:szCs w:val="24"/>
-          <w:lang w:val="en-US"/>
-        </w:rPr>
-        <w:t>.</w:t>
-      </w:r>
-      <w:proofErr w:type="spellStart"/>
-      <w:r>
-        <w:rPr>
-          <w:rFonts w:ascii="Times New Roman" w:eastAsia="Times New Roman" w:hAnsi="Times New Roman" w:cs="Times New Roman"/>
-          <w:color w:val="auto"/>
-          <w:sz w:val="24"/>
-          <w:szCs w:val="24"/>
-          <w:lang w:val="en-US"/>
-        </w:rPr>
-        <w:t>globl</w:t>
-      </w:r>
-      <w:proofErr w:type="spellEnd"/>
-      <w:r>
-        <w:rPr>
-          <w:rFonts w:ascii="Times New Roman" w:eastAsia="Times New Roman" w:hAnsi="Times New Roman" w:cs="Times New Roman"/>
-          <w:color w:val="auto"/>
-          <w:sz w:val="24"/>
-          <w:szCs w:val="24"/>
-          <w:lang w:val="en-US"/>
-        </w:rPr>
-        <w:t xml:space="preserve"> main</w:t>
-      </w:r>
-    </w:p>
-    <w:p>
-      <w:pPr>
-        <w:spacing w:after="0" w:line="240" w:lineRule="auto"/>
-        <w:rPr>
-          <w:rFonts w:ascii="Times New Roman" w:eastAsia="Times New Roman" w:hAnsi="Times New Roman" w:cs="Times New Roman"/>
-          <w:color w:val="auto"/>
-          <w:sz w:val="24"/>
-          <w:szCs w:val="24"/>
-          <w:lang w:val="en-US"/>
-        </w:rPr>
-      </w:pPr>
-    </w:p>
-    <w:p>
-      <w:pPr>
-        <w:spacing w:after="0" w:line="240" w:lineRule="auto"/>
-        <w:rPr>
-          <w:rFonts w:ascii="Times New Roman" w:eastAsia="Times New Roman" w:hAnsi="Times New Roman" w:cs="Times New Roman"/>
-          <w:color w:val="auto"/>
-          <w:sz w:val="24"/>
-          <w:szCs w:val="24"/>
-          <w:lang w:val="en-US"/>
-        </w:rPr>
-      </w:pPr>
-      <w:r>
-        <w:rPr>
-          <w:rFonts w:ascii="Times New Roman" w:eastAsia="Times New Roman" w:hAnsi="Times New Roman" w:cs="Times New Roman"/>
-          <w:color w:val="auto"/>
-          <w:sz w:val="24"/>
-          <w:szCs w:val="24"/>
-          <w:lang w:val="en-US"/>
-        </w:rPr>
-        <w:t>main:</w:t>
-      </w:r>
-    </w:p>
-    <w:p>
-      <w:pPr>
-        <w:spacing w:after="0" w:line="240" w:lineRule="auto"/>
-        <w:rPr>
-          <w:rFonts w:ascii="Times New Roman" w:eastAsia="Times New Roman" w:hAnsi="Times New Roman" w:cs="Times New Roman"/>
-          <w:color w:val="auto"/>
-          <w:sz w:val="24"/>
-          <w:szCs w:val="24"/>
-          <w:lang w:val="en-US"/>
-        </w:rPr>
-      </w:pPr>
-      <w:r>
-        <w:rPr>
-          <w:rFonts w:ascii="Times New Roman" w:eastAsia="Times New Roman" w:hAnsi="Times New Roman" w:cs="Times New Roman"/>
-          <w:color w:val="auto"/>
-          <w:sz w:val="24"/>
-          <w:szCs w:val="24"/>
-          <w:lang w:val="en-US"/>
-        </w:rPr>
-        <w:lastRenderedPageBreak/>
-        <w:t xml:space="preserve"># </w:t>
-      </w:r>
-      <w:r>
-        <w:rPr>
-          <w:rFonts w:ascii="Times New Roman" w:eastAsia="Times New Roman" w:hAnsi="Times New Roman" w:cs="Times New Roman"/>
-          <w:color w:val="auto"/>
-          <w:sz w:val="24"/>
-          <w:szCs w:val="24"/>
-        </w:rPr>
-        <w:t>Заполняем</w:t>
-      </w:r>
-      <w:r>
-        <w:rPr>
-          <w:rFonts w:ascii="Times New Roman" w:eastAsia="Times New Roman" w:hAnsi="Times New Roman" w:cs="Times New Roman"/>
-          <w:color w:val="auto"/>
-          <w:sz w:val="24"/>
-          <w:szCs w:val="24"/>
-          <w:lang w:val="en-US"/>
-        </w:rPr>
-        <w:t xml:space="preserve"> </w:t>
-      </w:r>
-      <w:r>
-        <w:rPr>
-          <w:rFonts w:ascii="Times New Roman" w:eastAsia="Times New Roman" w:hAnsi="Times New Roman" w:cs="Times New Roman"/>
-          <w:color w:val="auto"/>
-          <w:sz w:val="24"/>
-          <w:szCs w:val="24"/>
-        </w:rPr>
-        <w:t>массив</w:t>
-      </w:r>
-      <w:r>
-        <w:rPr>
-          <w:rFonts w:ascii="Times New Roman" w:eastAsia="Times New Roman" w:hAnsi="Times New Roman" w:cs="Times New Roman"/>
-          <w:color w:val="auto"/>
-          <w:sz w:val="24"/>
-          <w:szCs w:val="24"/>
-          <w:lang w:val="en-US"/>
-        </w:rPr>
-        <w:t xml:space="preserve"> A </w:t>
-      </w:r>
-      <w:r>
-        <w:rPr>
-          <w:rFonts w:ascii="Times New Roman" w:eastAsia="Times New Roman" w:hAnsi="Times New Roman" w:cs="Times New Roman"/>
-          <w:color w:val="auto"/>
-          <w:sz w:val="24"/>
-          <w:szCs w:val="24"/>
-        </w:rPr>
-        <w:t>числами</w:t>
-      </w:r>
-      <w:r>
-        <w:rPr>
-          <w:rFonts w:ascii="Times New Roman" w:eastAsia="Times New Roman" w:hAnsi="Times New Roman" w:cs="Times New Roman"/>
-          <w:color w:val="auto"/>
-          <w:sz w:val="24"/>
-          <w:szCs w:val="24"/>
-          <w:lang w:val="en-US"/>
-        </w:rPr>
-        <w:t xml:space="preserve"> 0-499</w:t>
-      </w:r>
-    </w:p>
-    <w:p>
-      <w:pPr>
-        <w:spacing w:after="0" w:line="240" w:lineRule="auto"/>
-        <w:rPr>
-          <w:rFonts w:ascii="Times New Roman" w:eastAsia="Times New Roman" w:hAnsi="Times New Roman" w:cs="Times New Roman"/>
-          <w:color w:val="auto"/>
-          <w:sz w:val="24"/>
-          <w:szCs w:val="24"/>
-          <w:lang w:val="en-US"/>
-        </w:rPr>
-      </w:pPr>
-      <w:r>
-        <w:rPr>
-          <w:rFonts w:ascii="Times New Roman" w:eastAsia="Times New Roman" w:hAnsi="Times New Roman" w:cs="Times New Roman"/>
-          <w:color w:val="auto"/>
-          <w:sz w:val="24"/>
-          <w:szCs w:val="24"/>
-          <w:lang w:val="en-US"/>
-        </w:rPr>
-        <w:t>la t0, A</w:t>
-      </w:r>
-    </w:p>
-    <w:p>
-      <w:pPr>
-        <w:spacing w:after="0" w:line="240" w:lineRule="auto"/>
-        <w:rPr>
-          <w:rFonts w:ascii="Times New Roman" w:eastAsia="Times New Roman" w:hAnsi="Times New Roman" w:cs="Times New Roman"/>
-          <w:color w:val="auto"/>
-          <w:sz w:val="24"/>
-          <w:szCs w:val="24"/>
-          <w:lang w:val="en-US"/>
-        </w:rPr>
-      </w:pPr>
-      <w:r>
-        <w:rPr>
-          <w:rFonts w:ascii="Times New Roman" w:eastAsia="Times New Roman" w:hAnsi="Times New Roman" w:cs="Times New Roman"/>
-          <w:color w:val="auto"/>
-          <w:sz w:val="24"/>
-          <w:szCs w:val="24"/>
-          <w:lang w:val="en-US"/>
-        </w:rPr>
-        <w:t>li t1, 0</w:t>
-      </w:r>
-    </w:p>
-    <w:p>
-      <w:pPr>
-        <w:spacing w:after="0" w:line="240" w:lineRule="auto"/>
-        <w:rPr>
-          <w:rFonts w:ascii="Times New Roman" w:eastAsia="Times New Roman" w:hAnsi="Times New Roman" w:cs="Times New Roman"/>
-          <w:color w:val="auto"/>
-          <w:sz w:val="24"/>
-          <w:szCs w:val="24"/>
-          <w:lang w:val="en-US"/>
-        </w:rPr>
-      </w:pPr>
-      <w:r>
-        <w:rPr>
-          <w:rFonts w:ascii="Times New Roman" w:eastAsia="Times New Roman" w:hAnsi="Times New Roman" w:cs="Times New Roman"/>
-          <w:color w:val="auto"/>
-          <w:sz w:val="24"/>
-          <w:szCs w:val="24"/>
-          <w:lang w:val="en-US"/>
-        </w:rPr>
-        <w:t>li t2, 500</w:t>
-      </w:r>
-    </w:p>
-    <w:p>
-      <w:pPr>
-        <w:spacing w:after="0" w:line="240" w:lineRule="auto"/>
-        <w:rPr>
-          <w:rFonts w:ascii="Times New Roman" w:eastAsia="Times New Roman" w:hAnsi="Times New Roman" w:cs="Times New Roman"/>
-          <w:color w:val="auto"/>
-          <w:sz w:val="24"/>
-          <w:szCs w:val="24"/>
-          <w:lang w:val="en-US"/>
-        </w:rPr>
-      </w:pPr>
-      <w:proofErr w:type="spellStart"/>
-      <w:r>
-        <w:rPr>
-          <w:rFonts w:ascii="Times New Roman" w:eastAsia="Times New Roman" w:hAnsi="Times New Roman" w:cs="Times New Roman"/>
-          <w:color w:val="auto"/>
-          <w:sz w:val="24"/>
-          <w:szCs w:val="24"/>
-          <w:lang w:val="en-US"/>
-        </w:rPr>
-        <w:t>fill_loop</w:t>
-      </w:r>
-      <w:proofErr w:type="spellEnd"/>
-      <w:r>
-        <w:rPr>
-          <w:rFonts w:ascii="Times New Roman" w:eastAsia="Times New Roman" w:hAnsi="Times New Roman" w:cs="Times New Roman"/>
-          <w:color w:val="auto"/>
-          <w:sz w:val="24"/>
-          <w:szCs w:val="24"/>
-          <w:lang w:val="en-US"/>
-        </w:rPr>
-        <w:t>:</w:t>
-      </w:r>
-    </w:p>
-    <w:p>
-      <w:pPr>
-        <w:spacing w:after="0" w:line="240" w:lineRule="auto"/>
-        <w:rPr>
-          <w:rFonts w:ascii="Times New Roman" w:eastAsia="Times New Roman" w:hAnsi="Times New Roman" w:cs="Times New Roman"/>
-          <w:color w:val="auto"/>
-          <w:sz w:val="24"/>
-          <w:szCs w:val="24"/>
-          <w:lang w:val="en-US"/>
-        </w:rPr>
-      </w:pPr>
-      <w:proofErr w:type="spellStart"/>
-      <w:r>
-        <w:rPr>
-          <w:rFonts w:ascii="Times New Roman" w:eastAsia="Times New Roman" w:hAnsi="Times New Roman" w:cs="Times New Roman"/>
-          <w:color w:val="auto"/>
-          <w:sz w:val="24"/>
-          <w:szCs w:val="24"/>
-          <w:lang w:val="en-US"/>
-        </w:rPr>
-        <w:t>sw</w:t>
-      </w:r>
-      <w:proofErr w:type="spellEnd"/>
-      <w:r>
-        <w:rPr>
-          <w:rFonts w:ascii="Times New Roman" w:eastAsia="Times New Roman" w:hAnsi="Times New Roman" w:cs="Times New Roman"/>
-          <w:color w:val="auto"/>
-          <w:sz w:val="24"/>
-          <w:szCs w:val="24"/>
-          <w:lang w:val="en-US"/>
-        </w:rPr>
-        <w:t xml:space="preserve"> t1, 0(t0)</w:t>
-      </w:r>
-    </w:p>
-    <w:p>
-      <w:pPr>
-        <w:spacing w:after="0" w:line="240" w:lineRule="auto"/>
-        <w:rPr>
-          <w:rFonts w:ascii="Times New Roman" w:eastAsia="Times New Roman" w:hAnsi="Times New Roman" w:cs="Times New Roman"/>
-          <w:color w:val="auto"/>
-          <w:sz w:val="24"/>
-          <w:szCs w:val="24"/>
-          <w:lang w:val="en-US"/>
-        </w:rPr>
-      </w:pPr>
-      <w:proofErr w:type="spellStart"/>
-      <w:r>
-        <w:rPr>
-          <w:rFonts w:ascii="Times New Roman" w:eastAsia="Times New Roman" w:hAnsi="Times New Roman" w:cs="Times New Roman"/>
-          <w:color w:val="auto"/>
-          <w:sz w:val="24"/>
-          <w:szCs w:val="24"/>
-          <w:lang w:val="en-US"/>
-        </w:rPr>
-        <w:t>addi</w:t>
-      </w:r>
-      <w:proofErr w:type="spellEnd"/>
-      <w:r>
-        <w:rPr>
-          <w:rFonts w:ascii="Times New Roman" w:eastAsia="Times New Roman" w:hAnsi="Times New Roman" w:cs="Times New Roman"/>
-          <w:color w:val="auto"/>
-          <w:sz w:val="24"/>
-          <w:szCs w:val="24"/>
-          <w:lang w:val="en-US"/>
-        </w:rPr>
-        <w:t xml:space="preserve"> t0, t0, 4</w:t>
-      </w:r>
-    </w:p>
-    <w:p>
-      <w:pPr>
-        <w:spacing w:after="0" w:line="240" w:lineRule="auto"/>
-        <w:rPr>
-          <w:rFonts w:ascii="Times New Roman" w:eastAsia="Times New Roman" w:hAnsi="Times New Roman" w:cs="Times New Roman"/>
-          <w:color w:val="auto"/>
-          <w:sz w:val="24"/>
-          <w:szCs w:val="24"/>
-          <w:lang w:val="en-US"/>
-        </w:rPr>
-      </w:pPr>
-      <w:proofErr w:type="spellStart"/>
-      <w:r>
-        <w:rPr>
-          <w:rFonts w:ascii="Times New Roman" w:eastAsia="Times New Roman" w:hAnsi="Times New Roman" w:cs="Times New Roman"/>
-          <w:color w:val="auto"/>
-          <w:sz w:val="24"/>
-          <w:szCs w:val="24"/>
-          <w:lang w:val="en-US"/>
-        </w:rPr>
-        <w:t>addi</w:t>
-      </w:r>
-      <w:proofErr w:type="spellEnd"/>
-      <w:r>
-        <w:rPr>
-          <w:rFonts w:ascii="Times New Roman" w:eastAsia="Times New Roman" w:hAnsi="Times New Roman" w:cs="Times New Roman"/>
-          <w:color w:val="auto"/>
-          <w:sz w:val="24"/>
-          <w:szCs w:val="24"/>
-          <w:lang w:val="en-US"/>
-        </w:rPr>
-        <w:t xml:space="preserve"> t1, t1, 1</w:t>
-      </w:r>
-    </w:p>
-    <w:p>
-      <w:pPr>
-        <w:spacing w:after="0" w:line="240" w:lineRule="auto"/>
-        <w:rPr>
-          <w:rFonts w:ascii="Times New Roman" w:eastAsia="Times New Roman" w:hAnsi="Times New Roman" w:cs="Times New Roman"/>
-          <w:color w:val="auto"/>
-          <w:sz w:val="24"/>
-          <w:szCs w:val="24"/>
-          <w:lang w:val="en-US"/>
-        </w:rPr>
-      </w:pPr>
-      <w:proofErr w:type="spellStart"/>
-      <w:r>
-        <w:rPr>
-          <w:rFonts w:ascii="Times New Roman" w:eastAsia="Times New Roman" w:hAnsi="Times New Roman" w:cs="Times New Roman"/>
-          <w:color w:val="auto"/>
-          <w:sz w:val="24"/>
-          <w:szCs w:val="24"/>
-          <w:lang w:val="en-US"/>
-        </w:rPr>
-        <w:t>blt</w:t>
-      </w:r>
-      <w:proofErr w:type="spellEnd"/>
-      <w:r>
-        <w:rPr>
-          <w:rFonts w:ascii="Times New Roman" w:eastAsia="Times New Roman" w:hAnsi="Times New Roman" w:cs="Times New Roman"/>
-          <w:color w:val="auto"/>
-          <w:sz w:val="24"/>
-          <w:szCs w:val="24"/>
-          <w:lang w:val="en-US"/>
-        </w:rPr>
-        <w:t xml:space="preserve"> t1, t2, </w:t>
-      </w:r>
-      <w:proofErr w:type="spellStart"/>
-      <w:r>
-        <w:rPr>
-          <w:rFonts w:ascii="Times New Roman" w:eastAsia="Times New Roman" w:hAnsi="Times New Roman" w:cs="Times New Roman"/>
-          <w:color w:val="auto"/>
-          <w:sz w:val="24"/>
-          <w:szCs w:val="24"/>
-          <w:lang w:val="en-US"/>
-        </w:rPr>
-        <w:t>fill_loop</w:t>
-      </w:r>
-      <w:proofErr w:type="spellEnd"/>
-    </w:p>
-    <w:p>
-      <w:pPr>
-        <w:spacing w:after="0" w:line="240" w:lineRule="auto"/>
-        <w:rPr>
-          <w:rFonts w:ascii="Times New Roman" w:eastAsia="Times New Roman" w:hAnsi="Times New Roman" w:cs="Times New Roman"/>
-          <w:color w:val="auto"/>
-          <w:sz w:val="24"/>
-          <w:szCs w:val="24"/>
-          <w:lang w:val="en-US"/>
-        </w:rPr>
-      </w:pPr>
-    </w:p>
-    <w:p>
-      <w:pPr>
-        <w:spacing w:after="0" w:line="240" w:lineRule="auto"/>
-        <w:rPr>
-          <w:rFonts w:ascii="Times New Roman" w:eastAsia="Times New Roman" w:hAnsi="Times New Roman" w:cs="Times New Roman"/>
-          <w:color w:val="auto"/>
-          <w:sz w:val="24"/>
-          <w:szCs w:val="24"/>
-        </w:rPr>
-      </w:pPr>
-      <w:r>
-        <w:rPr>
-          <w:rFonts w:ascii="Times New Roman" w:eastAsia="Times New Roman" w:hAnsi="Times New Roman" w:cs="Times New Roman"/>
-          <w:color w:val="auto"/>
-          <w:sz w:val="24"/>
-          <w:szCs w:val="24"/>
-        </w:rPr>
-        <w:t xml:space="preserve"># Поиск элементов с 2 единицами в бинарном </w:t>
-      </w:r>
-      <w:r>
-        <w:rPr>
-          <w:rFonts w:ascii="Times New Roman" w:eastAsia="Times New Roman" w:hAnsi="Times New Roman" w:cs="Times New Roman"/>
-          <w:color w:val="auto"/>
-          <w:sz w:val="24"/>
-          <w:szCs w:val="24"/>
-        </w:rPr>
-        <w:t>виде</w:t>
-      </w:r>
-    </w:p>
-    <w:p>
-      <w:pPr>
-        <w:spacing w:after="0" w:line="240" w:lineRule="auto"/>
-        <w:rPr>
-          <w:rFonts w:ascii="Times New Roman" w:eastAsia="Times New Roman" w:hAnsi="Times New Roman" w:cs="Times New Roman"/>
-          <w:color w:val="auto"/>
-          <w:sz w:val="24"/>
-          <w:szCs w:val="24"/>
-          <w:lang w:val="en-US"/>
-        </w:rPr>
-      </w:pPr>
-      <w:r>
-        <w:rPr>
-          <w:rFonts w:ascii="Times New Roman" w:eastAsia="Times New Roman" w:hAnsi="Times New Roman" w:cs="Times New Roman"/>
-          <w:color w:val="auto"/>
-          <w:sz w:val="24"/>
-          <w:szCs w:val="24"/>
-          <w:lang w:val="en-US"/>
-        </w:rPr>
-        <w:t xml:space="preserve">la s0, A </w:t>
-      </w:r>
-    </w:p>
-    <w:p>
-      <w:pPr>
-        <w:spacing w:after="0" w:line="240" w:lineRule="auto"/>
-        <w:rPr>
-          <w:rFonts w:ascii="Times New Roman" w:eastAsia="Times New Roman" w:hAnsi="Times New Roman" w:cs="Times New Roman"/>
-          <w:color w:val="auto"/>
-          <w:sz w:val="24"/>
-          <w:szCs w:val="24"/>
-        </w:rPr>
-      </w:pPr>
-      <w:proofErr w:type="spellStart"/>
-      <w:r>
-        <w:rPr>
-          <w:rFonts w:ascii="Times New Roman" w:eastAsia="Times New Roman" w:hAnsi="Times New Roman" w:cs="Times New Roman"/>
-          <w:color w:val="auto"/>
-          <w:sz w:val="24"/>
-          <w:szCs w:val="24"/>
-        </w:rPr>
-        <w:t>la</w:t>
-      </w:r>
-      <w:proofErr w:type="spellEnd"/>
-      <w:r>
-        <w:rPr>
-          <w:rFonts w:ascii="Times New Roman" w:eastAsia="Times New Roman" w:hAnsi="Times New Roman" w:cs="Times New Roman"/>
-          <w:color w:val="auto"/>
-          <w:sz w:val="24"/>
-          <w:szCs w:val="24"/>
-        </w:rPr>
-        <w:t xml:space="preserve"> s2, </w:t>
-      </w:r>
-      <w:proofErr w:type="spellStart"/>
-      <w:r>
-        <w:rPr>
-          <w:rFonts w:ascii="Times New Roman" w:eastAsia="Times New Roman" w:hAnsi="Times New Roman" w:cs="Times New Roman"/>
-          <w:color w:val="auto"/>
-          <w:sz w:val="24"/>
-          <w:szCs w:val="24"/>
-        </w:rPr>
-        <w:t>B_adr</w:t>
-      </w:r>
-      <w:proofErr w:type="spellEnd"/>
-      <w:r>
-        <w:rPr>
-          <w:rFonts w:ascii="Times New Roman" w:eastAsia="Times New Roman" w:hAnsi="Times New Roman" w:cs="Times New Roman"/>
-          <w:color w:val="auto"/>
-          <w:sz w:val="24"/>
-          <w:szCs w:val="24"/>
-        </w:rPr>
-        <w:t xml:space="preserve"> </w:t>
-      </w:r>
-    </w:p>
-    <w:p>
-      <w:pPr>
-        <w:spacing w:after="0" w:line="240" w:lineRule="auto"/>
-        <w:rPr>
-          <w:rFonts w:ascii="Times New Roman" w:eastAsia="Times New Roman" w:hAnsi="Times New Roman" w:cs="Times New Roman"/>
-          <w:color w:val="auto"/>
-          <w:sz w:val="24"/>
-          <w:szCs w:val="24"/>
-        </w:rPr>
-      </w:pPr>
-      <w:proofErr w:type="spellStart"/>
-      <w:r>
-        <w:rPr>
-          <w:rFonts w:ascii="Times New Roman" w:eastAsia="Times New Roman" w:hAnsi="Times New Roman" w:cs="Times New Roman"/>
-          <w:color w:val="auto"/>
-          <w:sz w:val="24"/>
-          <w:szCs w:val="24"/>
-        </w:rPr>
-        <w:t>li</w:t>
-      </w:r>
-      <w:proofErr w:type="spellEnd"/>
-      <w:r>
-        <w:rPr>
-          <w:rFonts w:ascii="Times New Roman" w:eastAsia="Times New Roman" w:hAnsi="Times New Roman" w:cs="Times New Roman"/>
-          <w:color w:val="auto"/>
-          <w:sz w:val="24"/>
-          <w:szCs w:val="24"/>
-        </w:rPr>
-        <w:t xml:space="preserve"> s3, 0 </w:t>
-      </w:r>
-    </w:p>
-    <w:p>
-      <w:pPr>
-        <w:spacing w:after="0" w:line="240" w:lineRule="auto"/>
-        <w:rPr>
-          <w:rFonts w:ascii="Times New Roman" w:eastAsia="Times New Roman" w:hAnsi="Times New Roman" w:cs="Times New Roman"/>
-          <w:color w:val="auto"/>
-          <w:sz w:val="24"/>
-          <w:szCs w:val="24"/>
-        </w:rPr>
-      </w:pPr>
-      <w:proofErr w:type="spellStart"/>
-      <w:r>
-        <w:rPr>
-          <w:rFonts w:ascii="Times New Roman" w:eastAsia="Times New Roman" w:hAnsi="Times New Roman" w:cs="Times New Roman"/>
-          <w:color w:val="auto"/>
-          <w:sz w:val="24"/>
-          <w:szCs w:val="24"/>
-        </w:rPr>
-        <w:t>li</w:t>
-      </w:r>
-      <w:proofErr w:type="spellEnd"/>
-      <w:r>
-        <w:rPr>
-          <w:rFonts w:ascii="Times New Roman" w:eastAsia="Times New Roman" w:hAnsi="Times New Roman" w:cs="Times New Roman"/>
-          <w:color w:val="auto"/>
-          <w:sz w:val="24"/>
-          <w:szCs w:val="24"/>
-        </w:rPr>
-        <w:t xml:space="preserve"> s4, 0 </w:t>
-      </w:r>
-      <w:r>
-        <w:rPr>
-          <w:rFonts w:ascii="Times New Roman" w:eastAsia="Times New Roman" w:hAnsi="Times New Roman" w:cs="Times New Roman"/>
-          <w:color w:val="auto"/>
-          <w:sz w:val="24"/>
-          <w:szCs w:val="24"/>
-        </w:rPr>
-        <w:t>й</w:t>
-      </w:r>
-    </w:p>
-    <w:p>
-      <w:pPr>
-        <w:spacing w:after="0" w:line="240" w:lineRule="auto"/>
-        <w:rPr>
-          <w:rFonts w:ascii="Times New Roman" w:eastAsia="Times New Roman" w:hAnsi="Times New Roman" w:cs="Times New Roman"/>
-          <w:color w:val="auto"/>
-          <w:sz w:val="24"/>
-          <w:szCs w:val="24"/>
-        </w:rPr>
-      </w:pPr>
-    </w:p>
-    <w:p>
-      <w:pPr>
-        <w:spacing w:after="0" w:line="240" w:lineRule="auto"/>
-        <w:rPr>
-          <w:rFonts w:ascii="Times New Roman" w:eastAsia="Times New Roman" w:hAnsi="Times New Roman" w:cs="Times New Roman"/>
-          <w:color w:val="auto"/>
-          <w:sz w:val="24"/>
-          <w:szCs w:val="24"/>
-          <w:lang w:val="en-US"/>
-        </w:rPr>
-      </w:pPr>
-      <w:proofErr w:type="spellStart"/>
-      <w:r>
-        <w:rPr>
-          <w:rFonts w:ascii="Times New Roman" w:eastAsia="Times New Roman" w:hAnsi="Times New Roman" w:cs="Times New Roman"/>
-          <w:color w:val="auto"/>
-          <w:sz w:val="24"/>
-          <w:szCs w:val="24"/>
-          <w:lang w:val="en-US"/>
-        </w:rPr>
-        <w:t>search_loop</w:t>
-      </w:r>
-      <w:proofErr w:type="spellEnd"/>
-      <w:r>
-        <w:rPr>
-          <w:rFonts w:ascii="Times New Roman" w:eastAsia="Times New Roman" w:hAnsi="Times New Roman" w:cs="Times New Roman"/>
-          <w:color w:val="auto"/>
-          <w:sz w:val="24"/>
-          <w:szCs w:val="24"/>
-          <w:lang w:val="en-US"/>
-        </w:rPr>
-        <w:t>:</w:t>
-      </w:r>
-    </w:p>
-    <w:p>
-      <w:pPr>
-        <w:spacing w:after="0" w:line="240" w:lineRule="auto"/>
-        <w:rPr>
-          <w:rFonts w:ascii="Times New Roman" w:eastAsia="Times New Roman" w:hAnsi="Times New Roman" w:cs="Times New Roman"/>
-          <w:color w:val="auto"/>
-          <w:sz w:val="24"/>
-          <w:szCs w:val="24"/>
-          <w:lang w:val="en-US"/>
-        </w:rPr>
-      </w:pPr>
-      <w:r>
-        <w:rPr>
-          <w:rFonts w:ascii="Times New Roman" w:eastAsia="Times New Roman" w:hAnsi="Times New Roman" w:cs="Times New Roman"/>
-          <w:color w:val="auto"/>
-          <w:sz w:val="24"/>
-          <w:szCs w:val="24"/>
-          <w:lang w:val="en-US"/>
-        </w:rPr>
-        <w:t>li t5, 500</w:t>
-      </w:r>
-    </w:p>
-    <w:p>
-      <w:pPr>
-        <w:spacing w:after="0" w:line="240" w:lineRule="auto"/>
-        <w:rPr>
-          <w:rFonts w:ascii="Times New Roman" w:eastAsia="Times New Roman" w:hAnsi="Times New Roman" w:cs="Times New Roman"/>
-          <w:color w:val="auto"/>
-          <w:sz w:val="24"/>
-          <w:szCs w:val="24"/>
-          <w:lang w:val="en-US"/>
-        </w:rPr>
-      </w:pPr>
-      <w:proofErr w:type="spellStart"/>
-      <w:r>
-        <w:rPr>
-          <w:rFonts w:ascii="Times New Roman" w:eastAsia="Times New Roman" w:hAnsi="Times New Roman" w:cs="Times New Roman"/>
-          <w:color w:val="auto"/>
-          <w:sz w:val="24"/>
-          <w:szCs w:val="24"/>
-          <w:lang w:val="en-US"/>
-        </w:rPr>
-        <w:t>bge</w:t>
-      </w:r>
-      <w:proofErr w:type="spellEnd"/>
-      <w:r>
-        <w:rPr>
-          <w:rFonts w:ascii="Times New Roman" w:eastAsia="Times New Roman" w:hAnsi="Times New Roman" w:cs="Times New Roman"/>
-          <w:color w:val="auto"/>
-          <w:sz w:val="24"/>
-          <w:szCs w:val="24"/>
-          <w:lang w:val="en-US"/>
-        </w:rPr>
-        <w:t xml:space="preserve"> s4, t5, </w:t>
-      </w:r>
-      <w:proofErr w:type="spellStart"/>
-      <w:r>
-        <w:rPr>
-          <w:rFonts w:ascii="Times New Roman" w:eastAsia="Times New Roman" w:hAnsi="Times New Roman" w:cs="Times New Roman"/>
-          <w:color w:val="auto"/>
-          <w:sz w:val="24"/>
-          <w:szCs w:val="24"/>
-          <w:lang w:val="en-US"/>
-        </w:rPr>
-        <w:t>print_results</w:t>
-      </w:r>
-      <w:proofErr w:type="spellEnd"/>
-    </w:p>
-    <w:p>
-      <w:pPr>
-        <w:spacing w:after="0" w:line="240" w:lineRule="auto"/>
-        <w:rPr>
-          <w:rFonts w:ascii="Times New Roman" w:eastAsia="Times New Roman" w:hAnsi="Times New Roman" w:cs="Times New Roman"/>
-          <w:color w:val="auto"/>
-          <w:sz w:val="24"/>
-          <w:szCs w:val="24"/>
-        </w:rPr>
-      </w:pPr>
-      <w:proofErr w:type="spellStart"/>
-      <w:r>
-        <w:rPr>
-          <w:rFonts w:ascii="Times New Roman" w:eastAsia="Times New Roman" w:hAnsi="Times New Roman" w:cs="Times New Roman"/>
-          <w:color w:val="auto"/>
-          <w:sz w:val="24"/>
-          <w:szCs w:val="24"/>
-        </w:rPr>
-        <w:t>lw</w:t>
-      </w:r>
-      <w:proofErr w:type="spellEnd"/>
-      <w:r>
-        <w:rPr>
-          <w:rFonts w:ascii="Times New Roman" w:eastAsia="Times New Roman" w:hAnsi="Times New Roman" w:cs="Times New Roman"/>
-          <w:color w:val="auto"/>
-          <w:sz w:val="24"/>
-          <w:szCs w:val="24"/>
-        </w:rPr>
-        <w:t xml:space="preserve"> a0, 0(s0) </w:t>
-      </w:r>
-    </w:p>
-    <w:p>
-      <w:pPr>
-        <w:spacing w:after="0" w:line="240" w:lineRule="auto"/>
-        <w:rPr>
-          <w:rFonts w:ascii="Times New Roman" w:eastAsia="Times New Roman" w:hAnsi="Times New Roman" w:cs="Times New Roman"/>
-          <w:color w:val="auto"/>
-          <w:sz w:val="24"/>
-          <w:szCs w:val="24"/>
-        </w:rPr>
-      </w:pPr>
-      <w:proofErr w:type="spellStart"/>
-      <w:r>
-        <w:rPr>
-          <w:rFonts w:ascii="Times New Roman" w:eastAsia="Times New Roman" w:hAnsi="Times New Roman" w:cs="Times New Roman"/>
-          <w:color w:val="auto"/>
-          <w:sz w:val="24"/>
-          <w:szCs w:val="24"/>
-        </w:rPr>
-        <w:t>li</w:t>
-      </w:r>
-      <w:proofErr w:type="spellEnd"/>
-      <w:r>
-        <w:rPr>
-          <w:rFonts w:ascii="Times New Roman" w:eastAsia="Times New Roman" w:hAnsi="Times New Roman" w:cs="Times New Roman"/>
-          <w:color w:val="auto"/>
-          <w:sz w:val="24"/>
-          <w:szCs w:val="24"/>
-        </w:rPr>
-        <w:t xml:space="preserve"> t0, 0 </w:t>
-      </w:r>
-    </w:p>
-    <w:p>
-      <w:pPr>
-        <w:spacing w:after="0" w:line="240" w:lineRule="auto"/>
-        <w:rPr>
-          <w:rFonts w:ascii="Times New Roman" w:eastAsia="Times New Roman" w:hAnsi="Times New Roman" w:cs="Times New Roman"/>
-          <w:color w:val="auto"/>
-          <w:sz w:val="24"/>
-          <w:szCs w:val="24"/>
-        </w:rPr>
-      </w:pPr>
-      <w:proofErr w:type="spellStart"/>
-      <w:r>
-        <w:rPr>
-          <w:rFonts w:ascii="Times New Roman" w:eastAsia="Times New Roman" w:hAnsi="Times New Roman" w:cs="Times New Roman"/>
-          <w:color w:val="auto"/>
-          <w:sz w:val="24"/>
-          <w:szCs w:val="24"/>
-        </w:rPr>
-        <w:t>mv</w:t>
-      </w:r>
-      <w:proofErr w:type="spellEnd"/>
-      <w:r>
-        <w:rPr>
-          <w:rFonts w:ascii="Times New Roman" w:eastAsia="Times New Roman" w:hAnsi="Times New Roman" w:cs="Times New Roman"/>
-          <w:color w:val="auto"/>
-          <w:sz w:val="24"/>
-          <w:szCs w:val="24"/>
-        </w:rPr>
-        <w:t xml:space="preserve"> t1, a0 </w:t>
-      </w:r>
-    </w:p>
-    <w:p>
-      <w:pPr>
-        <w:spacing w:after="0" w:line="240" w:lineRule="auto"/>
-        <w:rPr>
-          <w:rFonts w:ascii="Times New Roman" w:eastAsia="Times New Roman" w:hAnsi="Times New Roman" w:cs="Times New Roman"/>
-          <w:color w:val="auto"/>
-          <w:sz w:val="24"/>
-          <w:szCs w:val="24"/>
-        </w:rPr>
-      </w:pPr>
-    </w:p>
-    <w:p>
-      <w:pPr>
-        <w:spacing w:after="0" w:line="240" w:lineRule="auto"/>
-        <w:rPr>
-          <w:rFonts w:ascii="Times New Roman" w:eastAsia="Times New Roman" w:hAnsi="Times New Roman" w:cs="Times New Roman"/>
-          <w:color w:val="auto"/>
-          <w:sz w:val="24"/>
-          <w:szCs w:val="24"/>
-          <w:lang w:val="en-US"/>
-        </w:rPr>
-      </w:pPr>
-      <w:proofErr w:type="spellStart"/>
-      <w:r>
-        <w:rPr>
-          <w:rFonts w:ascii="Times New Roman" w:eastAsia="Times New Roman" w:hAnsi="Times New Roman" w:cs="Times New Roman"/>
-          <w:color w:val="auto"/>
-          <w:sz w:val="24"/>
-          <w:szCs w:val="24"/>
-          <w:lang w:val="en-US"/>
-        </w:rPr>
-        <w:t>count_bits</w:t>
-      </w:r>
-      <w:proofErr w:type="spellEnd"/>
-      <w:r>
-        <w:rPr>
-          <w:rFonts w:ascii="Times New Roman" w:eastAsia="Times New Roman" w:hAnsi="Times New Roman" w:cs="Times New Roman"/>
-          <w:color w:val="auto"/>
-          <w:sz w:val="24"/>
-          <w:szCs w:val="24"/>
-          <w:lang w:val="en-US"/>
-        </w:rPr>
-        <w:t>:</w:t>
-      </w:r>
-    </w:p>
-    <w:p>
-      <w:pPr>
-        <w:spacing w:after="0" w:line="240" w:lineRule="auto"/>
-        <w:rPr>
-          <w:rFonts w:ascii="Times New Roman" w:eastAsia="Times New Roman" w:hAnsi="Times New Roman" w:cs="Times New Roman"/>
-          <w:color w:val="auto"/>
-          <w:sz w:val="24"/>
-          <w:szCs w:val="24"/>
-          <w:lang w:val="en-US"/>
-        </w:rPr>
-      </w:pPr>
-      <w:proofErr w:type="spellStart"/>
-      <w:r>
-        <w:rPr>
-          <w:rFonts w:ascii="Times New Roman" w:eastAsia="Times New Roman" w:hAnsi="Times New Roman" w:cs="Times New Roman"/>
-          <w:color w:val="auto"/>
-          <w:sz w:val="24"/>
-          <w:szCs w:val="24"/>
-          <w:lang w:val="en-US"/>
-        </w:rPr>
-        <w:t>beqz</w:t>
-      </w:r>
-      <w:proofErr w:type="spellEnd"/>
-      <w:r>
-        <w:rPr>
-          <w:rFonts w:ascii="Times New Roman" w:eastAsia="Times New Roman" w:hAnsi="Times New Roman" w:cs="Times New Roman"/>
-          <w:color w:val="auto"/>
-          <w:sz w:val="24"/>
-          <w:szCs w:val="24"/>
-          <w:lang w:val="en-US"/>
-        </w:rPr>
-        <w:t xml:space="preserve"> t1, </w:t>
-      </w:r>
-      <w:proofErr w:type="spellStart"/>
-      <w:r>
-        <w:rPr>
-          <w:rFonts w:ascii="Times New Roman" w:eastAsia="Times New Roman" w:hAnsi="Times New Roman" w:cs="Times New Roman"/>
-          <w:color w:val="auto"/>
-          <w:sz w:val="24"/>
-          <w:szCs w:val="24"/>
-          <w:lang w:val="en-US"/>
-        </w:rPr>
-        <w:t>check_count</w:t>
-      </w:r>
-      <w:proofErr w:type="spellEnd"/>
-    </w:p>
-    <w:p>
-      <w:pPr>
-        <w:spacing w:after="0" w:line="240" w:lineRule="auto"/>
-        <w:rPr>
-          <w:rFonts w:ascii="Times New Roman" w:eastAsia="Times New Roman" w:hAnsi="Times New Roman" w:cs="Times New Roman"/>
-          <w:color w:val="auto"/>
-          <w:sz w:val="24"/>
-          <w:szCs w:val="24"/>
-        </w:rPr>
-      </w:pPr>
-      <w:proofErr w:type="spellStart"/>
-      <w:r>
-        <w:rPr>
-          <w:rFonts w:ascii="Times New Roman" w:eastAsia="Times New Roman" w:hAnsi="Times New Roman" w:cs="Times New Roman"/>
-          <w:color w:val="auto"/>
-          <w:sz w:val="24"/>
-          <w:szCs w:val="24"/>
-        </w:rPr>
-        <w:t>andi</w:t>
-      </w:r>
-      <w:proofErr w:type="spellEnd"/>
-      <w:r>
-        <w:rPr>
-          <w:rFonts w:ascii="Times New Roman" w:eastAsia="Times New Roman" w:hAnsi="Times New Roman" w:cs="Times New Roman"/>
-          <w:color w:val="auto"/>
-          <w:sz w:val="24"/>
-          <w:szCs w:val="24"/>
-        </w:rPr>
-        <w:t xml:space="preserve"> t2, t1, 1 </w:t>
-      </w:r>
-    </w:p>
-    <w:p>
-      <w:pPr>
-        <w:spacing w:after="0" w:line="240" w:lineRule="auto"/>
-        <w:rPr>
-          <w:rFonts w:ascii="Times New Roman" w:eastAsia="Times New Roman" w:hAnsi="Times New Roman" w:cs="Times New Roman"/>
-          <w:color w:val="auto"/>
-          <w:sz w:val="24"/>
-          <w:szCs w:val="24"/>
-        </w:rPr>
-      </w:pPr>
-      <w:proofErr w:type="spellStart"/>
-      <w:r>
-        <w:rPr>
-          <w:rFonts w:ascii="Times New Roman" w:eastAsia="Times New Roman" w:hAnsi="Times New Roman" w:cs="Times New Roman"/>
-          <w:color w:val="auto"/>
-          <w:sz w:val="24"/>
-          <w:szCs w:val="24"/>
-        </w:rPr>
-        <w:t>add</w:t>
-      </w:r>
-      <w:proofErr w:type="spellEnd"/>
-      <w:r>
-        <w:rPr>
-          <w:rFonts w:ascii="Times New Roman" w:eastAsia="Times New Roman" w:hAnsi="Times New Roman" w:cs="Times New Roman"/>
-          <w:color w:val="auto"/>
-          <w:sz w:val="24"/>
-          <w:szCs w:val="24"/>
-        </w:rPr>
-        <w:t xml:space="preserve"> t0, t0, t2 </w:t>
-      </w:r>
-    </w:p>
-    <w:p>
-      <w:pPr>
-        <w:spacing w:after="0" w:line="240" w:lineRule="auto"/>
-        <w:rPr>
-          <w:rFonts w:ascii="Times New Roman" w:eastAsia="Times New Roman" w:hAnsi="Times New Roman" w:cs="Times New Roman"/>
-          <w:color w:val="auto"/>
-          <w:sz w:val="24"/>
-          <w:szCs w:val="24"/>
-        </w:rPr>
-      </w:pPr>
-      <w:proofErr w:type="spellStart"/>
-      <w:r>
-        <w:rPr>
-          <w:rFonts w:ascii="Times New Roman" w:eastAsia="Times New Roman" w:hAnsi="Times New Roman" w:cs="Times New Roman"/>
-          <w:color w:val="auto"/>
-          <w:sz w:val="24"/>
-          <w:szCs w:val="24"/>
-        </w:rPr>
-        <w:t>srli</w:t>
-      </w:r>
-      <w:proofErr w:type="spellEnd"/>
-      <w:r>
-        <w:rPr>
-          <w:rFonts w:ascii="Times New Roman" w:eastAsia="Times New Roman" w:hAnsi="Times New Roman" w:cs="Times New Roman"/>
-          <w:color w:val="auto"/>
-          <w:sz w:val="24"/>
-          <w:szCs w:val="24"/>
-        </w:rPr>
-        <w:t xml:space="preserve"> t1, t1, 1 </w:t>
-      </w:r>
-    </w:p>
-    <w:p>
-      <w:pPr>
-        <w:spacing w:after="0" w:line="240" w:lineRule="auto"/>
-        <w:rPr>
-          <w:rFonts w:ascii="Times New Roman" w:eastAsia="Times New Roman" w:hAnsi="Times New Roman" w:cs="Times New Roman"/>
-          <w:color w:val="auto"/>
-          <w:sz w:val="24"/>
-          <w:szCs w:val="24"/>
-        </w:rPr>
-      </w:pPr>
-      <w:r>
-        <w:rPr>
-          <w:rFonts w:ascii="Times New Roman" w:eastAsia="Times New Roman" w:hAnsi="Times New Roman" w:cs="Times New Roman"/>
-          <w:color w:val="auto"/>
-          <w:sz w:val="24"/>
-          <w:szCs w:val="24"/>
-        </w:rPr>
-        <w:t xml:space="preserve">j </w:t>
-      </w:r>
-      <w:proofErr w:type="spellStart"/>
-      <w:r>
-        <w:rPr>
-          <w:rFonts w:ascii="Times New Roman" w:eastAsia="Times New Roman" w:hAnsi="Times New Roman" w:cs="Times New Roman"/>
-          <w:color w:val="auto"/>
-          <w:sz w:val="24"/>
-          <w:szCs w:val="24"/>
-        </w:rPr>
-        <w:t>count_bits</w:t>
-      </w:r>
-      <w:proofErr w:type="spellEnd"/>
-    </w:p>
-    <w:p>
-      <w:pPr>
-        <w:spacing w:after="0" w:line="240" w:lineRule="auto"/>
-        <w:rPr>
-          <w:rFonts w:ascii="Times New Roman" w:eastAsia="Times New Roman" w:hAnsi="Times New Roman" w:cs="Times New Roman"/>
-          <w:color w:val="auto"/>
-          <w:sz w:val="24"/>
-          <w:szCs w:val="24"/>
-        </w:rPr>
-      </w:pPr>
-    </w:p>
-    <w:p>
-      <w:pPr>
-        <w:spacing w:after="0" w:line="240" w:lineRule="auto"/>
-        <w:rPr>
-          <w:rFonts w:ascii="Times New Roman" w:eastAsia="Times New Roman" w:hAnsi="Times New Roman" w:cs="Times New Roman"/>
-          <w:color w:val="auto"/>
-          <w:sz w:val="24"/>
-          <w:szCs w:val="24"/>
-          <w:lang w:val="en-US"/>
-        </w:rPr>
-      </w:pPr>
-      <w:proofErr w:type="spellStart"/>
-      <w:r>
-        <w:rPr>
-          <w:rFonts w:ascii="Times New Roman" w:eastAsia="Times New Roman" w:hAnsi="Times New Roman" w:cs="Times New Roman"/>
-          <w:color w:val="auto"/>
-          <w:sz w:val="24"/>
-          <w:szCs w:val="24"/>
-          <w:lang w:val="en-US"/>
-        </w:rPr>
-        <w:t>check_count</w:t>
-      </w:r>
-      <w:proofErr w:type="spellEnd"/>
-      <w:r>
-        <w:rPr>
-          <w:rFonts w:ascii="Times New Roman" w:eastAsia="Times New Roman" w:hAnsi="Times New Roman" w:cs="Times New Roman"/>
-          <w:color w:val="auto"/>
-          <w:sz w:val="24"/>
-          <w:szCs w:val="24"/>
-          <w:lang w:val="en-US"/>
-        </w:rPr>
-        <w:t>:</w:t>
-      </w:r>
-    </w:p>
-    <w:p>
-      <w:pPr>
-        <w:spacing w:after="0" w:line="240" w:lineRule="auto"/>
-        <w:rPr>
-          <w:rFonts w:ascii="Times New Roman" w:eastAsia="Times New Roman" w:hAnsi="Times New Roman" w:cs="Times New Roman"/>
-          <w:color w:val="auto"/>
-          <w:sz w:val="24"/>
-          <w:szCs w:val="24"/>
-          <w:lang w:val="en-US"/>
-        </w:rPr>
-      </w:pPr>
-      <w:r>
-        <w:rPr>
-          <w:rFonts w:ascii="Times New Roman" w:eastAsia="Times New Roman" w:hAnsi="Times New Roman" w:cs="Times New Roman"/>
-          <w:color w:val="auto"/>
-          <w:sz w:val="24"/>
-          <w:szCs w:val="24"/>
-          <w:lang w:val="en-US"/>
-        </w:rPr>
-        <w:t>li t2, 2</w:t>
-      </w:r>
-    </w:p>
-    <w:p>
-      <w:pPr>
-        <w:spacing w:after="0" w:line="240" w:lineRule="auto"/>
-        <w:rPr>
-          <w:rFonts w:ascii="Times New Roman" w:eastAsia="Times New Roman" w:hAnsi="Times New Roman" w:cs="Times New Roman"/>
-          <w:color w:val="auto"/>
-          <w:sz w:val="24"/>
-          <w:szCs w:val="24"/>
-          <w:lang w:val="en-US"/>
-        </w:rPr>
-      </w:pPr>
-      <w:proofErr w:type="spellStart"/>
-      <w:r>
-        <w:rPr>
-          <w:rFonts w:ascii="Times New Roman" w:eastAsia="Times New Roman" w:hAnsi="Times New Roman" w:cs="Times New Roman"/>
-          <w:color w:val="auto"/>
-          <w:sz w:val="24"/>
-          <w:szCs w:val="24"/>
-          <w:lang w:val="en-US"/>
-        </w:rPr>
-        <w:t>bne</w:t>
-      </w:r>
-      <w:proofErr w:type="spellEnd"/>
-      <w:r>
-        <w:rPr>
-          <w:rFonts w:ascii="Times New Roman" w:eastAsia="Times New Roman" w:hAnsi="Times New Roman" w:cs="Times New Roman"/>
-          <w:color w:val="auto"/>
-          <w:sz w:val="24"/>
-          <w:szCs w:val="24"/>
-          <w:lang w:val="en-US"/>
-        </w:rPr>
-        <w:t xml:space="preserve"> t0, t2, </w:t>
-      </w:r>
-      <w:proofErr w:type="spellStart"/>
-      <w:r>
-        <w:rPr>
-          <w:rFonts w:ascii="Times New Roman" w:eastAsia="Times New Roman" w:hAnsi="Times New Roman" w:cs="Times New Roman"/>
-          <w:color w:val="auto"/>
-          <w:sz w:val="24"/>
-          <w:szCs w:val="24"/>
-          <w:lang w:val="en-US"/>
-        </w:rPr>
-        <w:t>next_element</w:t>
-      </w:r>
-      <w:proofErr w:type="spellEnd"/>
-    </w:p>
-    <w:p>
-      <w:pPr>
-        <w:spacing w:after="0" w:line="240" w:lineRule="auto"/>
-        <w:rPr>
-          <w:rFonts w:ascii="Times New Roman" w:eastAsia="Times New Roman" w:hAnsi="Times New Roman" w:cs="Times New Roman"/>
-          <w:color w:val="auto"/>
-          <w:sz w:val="24"/>
-          <w:szCs w:val="24"/>
-        </w:rPr>
-      </w:pPr>
-      <w:proofErr w:type="spellStart"/>
-      <w:r>
-        <w:rPr>
-          <w:rFonts w:ascii="Times New Roman" w:eastAsia="Times New Roman" w:hAnsi="Times New Roman" w:cs="Times New Roman"/>
-          <w:color w:val="auto"/>
-          <w:sz w:val="24"/>
-          <w:szCs w:val="24"/>
-        </w:rPr>
-        <w:t>sw</w:t>
-      </w:r>
-      <w:proofErr w:type="spellEnd"/>
-      <w:r>
-        <w:rPr>
-          <w:rFonts w:ascii="Times New Roman" w:eastAsia="Times New Roman" w:hAnsi="Times New Roman" w:cs="Times New Roman"/>
-          <w:color w:val="auto"/>
-          <w:sz w:val="24"/>
-          <w:szCs w:val="24"/>
-        </w:rPr>
-        <w:t xml:space="preserve"> s0, 0(s2) </w:t>
-      </w:r>
-    </w:p>
-    <w:p>
-      <w:pPr>
-        <w:spacing w:after="0" w:line="240" w:lineRule="auto"/>
-        <w:rPr>
-          <w:rFonts w:ascii="Times New Roman" w:eastAsia="Times New Roman" w:hAnsi="Times New Roman" w:cs="Times New Roman"/>
-          <w:color w:val="auto"/>
-          <w:sz w:val="24"/>
-          <w:szCs w:val="24"/>
-          <w:lang w:val="en-US"/>
-        </w:rPr>
-      </w:pPr>
-      <w:proofErr w:type="spellStart"/>
-      <w:r>
-        <w:rPr>
-          <w:rFonts w:ascii="Times New Roman" w:eastAsia="Times New Roman" w:hAnsi="Times New Roman" w:cs="Times New Roman"/>
-          <w:color w:val="auto"/>
-          <w:sz w:val="24"/>
-          <w:szCs w:val="24"/>
-          <w:lang w:val="en-US"/>
-        </w:rPr>
-        <w:t>addi</w:t>
-      </w:r>
-      <w:proofErr w:type="spellEnd"/>
-      <w:r>
-        <w:rPr>
-          <w:rFonts w:ascii="Times New Roman" w:eastAsia="Times New Roman" w:hAnsi="Times New Roman" w:cs="Times New Roman"/>
-          <w:color w:val="auto"/>
-          <w:sz w:val="24"/>
-          <w:szCs w:val="24"/>
-          <w:lang w:val="en-US"/>
-        </w:rPr>
-        <w:t xml:space="preserve"> s2, s2, 4</w:t>
-      </w:r>
-    </w:p>
-    <w:p>
-      <w:pPr>
-        <w:spacing w:after="0" w:line="240" w:lineRule="auto"/>
-        <w:rPr>
-          <w:rFonts w:ascii="Times New Roman" w:eastAsia="Times New Roman" w:hAnsi="Times New Roman" w:cs="Times New Roman"/>
-          <w:color w:val="auto"/>
-          <w:sz w:val="24"/>
-          <w:szCs w:val="24"/>
-          <w:lang w:val="en-US"/>
-        </w:rPr>
-      </w:pPr>
-      <w:proofErr w:type="spellStart"/>
-      <w:r>
-        <w:rPr>
-          <w:rFonts w:ascii="Times New Roman" w:eastAsia="Times New Roman" w:hAnsi="Times New Roman" w:cs="Times New Roman"/>
-          <w:color w:val="auto"/>
-          <w:sz w:val="24"/>
-          <w:szCs w:val="24"/>
-          <w:lang w:val="en-US"/>
-        </w:rPr>
-        <w:t>addi</w:t>
-      </w:r>
-      <w:proofErr w:type="spellEnd"/>
-      <w:r>
-        <w:rPr>
-          <w:rFonts w:ascii="Times New Roman" w:eastAsia="Times New Roman" w:hAnsi="Times New Roman" w:cs="Times New Roman"/>
-          <w:color w:val="auto"/>
-          <w:sz w:val="24"/>
-          <w:szCs w:val="24"/>
-          <w:lang w:val="en-US"/>
-        </w:rPr>
-        <w:t xml:space="preserve"> s3, s3, 1</w:t>
-      </w:r>
-    </w:p>
-    <w:p>
-      <w:pPr>
-        <w:spacing w:after="0" w:line="240" w:lineRule="auto"/>
-        <w:rPr>
-          <w:rFonts w:ascii="Times New Roman" w:eastAsia="Times New Roman" w:hAnsi="Times New Roman" w:cs="Times New Roman"/>
-          <w:color w:val="auto"/>
-          <w:sz w:val="24"/>
-          <w:szCs w:val="24"/>
-          <w:lang w:val="en-US"/>
-        </w:rPr>
-      </w:pPr>
-    </w:p>
-    <w:p>
-      <w:pPr>
-        <w:spacing w:after="0" w:line="240" w:lineRule="auto"/>
-        <w:rPr>
-          <w:rFonts w:ascii="Times New Roman" w:eastAsia="Times New Roman" w:hAnsi="Times New Roman" w:cs="Times New Roman"/>
-          <w:color w:val="auto"/>
-          <w:sz w:val="24"/>
-          <w:szCs w:val="24"/>
-          <w:lang w:val="en-US"/>
-        </w:rPr>
-      </w:pPr>
-      <w:proofErr w:type="spellStart"/>
-      <w:r>
-        <w:rPr>
-          <w:rFonts w:ascii="Times New Roman" w:eastAsia="Times New Roman" w:hAnsi="Times New Roman" w:cs="Times New Roman"/>
-          <w:color w:val="auto"/>
-          <w:sz w:val="24"/>
-          <w:szCs w:val="24"/>
-          <w:lang w:val="en-US"/>
-        </w:rPr>
-        <w:t>next_element</w:t>
-      </w:r>
-      <w:proofErr w:type="spellEnd"/>
-      <w:r>
-        <w:rPr>
-          <w:rFonts w:ascii="Times New Roman" w:eastAsia="Times New Roman" w:hAnsi="Times New Roman" w:cs="Times New Roman"/>
-          <w:color w:val="auto"/>
-          <w:sz w:val="24"/>
-          <w:szCs w:val="24"/>
-          <w:lang w:val="en-US"/>
-        </w:rPr>
-        <w:t>:</w:t>
-      </w:r>
-    </w:p>
-    <w:p>
-      <w:pPr>
-        <w:spacing w:after="0" w:line="240" w:lineRule="auto"/>
-        <w:rPr>
-          <w:rFonts w:ascii="Times New Roman" w:eastAsia="Times New Roman" w:hAnsi="Times New Roman" w:cs="Times New Roman"/>
-          <w:color w:val="auto"/>
-          <w:sz w:val="24"/>
-          <w:szCs w:val="24"/>
-          <w:lang w:val="en-US"/>
-        </w:rPr>
-      </w:pPr>
-      <w:proofErr w:type="spellStart"/>
-      <w:r>
-        <w:rPr>
-          <w:rFonts w:ascii="Times New Roman" w:eastAsia="Times New Roman" w:hAnsi="Times New Roman" w:cs="Times New Roman"/>
-          <w:color w:val="auto"/>
-          <w:sz w:val="24"/>
-          <w:szCs w:val="24"/>
-          <w:lang w:val="en-US"/>
-        </w:rPr>
-        <w:t>addi</w:t>
-      </w:r>
-      <w:proofErr w:type="spellEnd"/>
-      <w:r>
-        <w:rPr>
-          <w:rFonts w:ascii="Times New Roman" w:eastAsia="Times New Roman" w:hAnsi="Times New Roman" w:cs="Times New Roman"/>
-          <w:color w:val="auto"/>
-          <w:sz w:val="24"/>
-          <w:szCs w:val="24"/>
-          <w:lang w:val="en-US"/>
-        </w:rPr>
-        <w:t xml:space="preserve"> s0, s0, 4</w:t>
-      </w:r>
-    </w:p>
-    <w:p>
-      <w:pPr>
-        <w:spacing w:after="0" w:line="240" w:lineRule="auto"/>
-        <w:rPr>
-          <w:rFonts w:ascii="Times New Roman" w:eastAsia="Times New Roman" w:hAnsi="Times New Roman" w:cs="Times New Roman"/>
-          <w:color w:val="auto"/>
-          <w:sz w:val="24"/>
-          <w:szCs w:val="24"/>
-          <w:lang w:val="en-US"/>
-        </w:rPr>
-      </w:pPr>
-      <w:proofErr w:type="spellStart"/>
-      <w:r>
-        <w:rPr>
-          <w:rFonts w:ascii="Times New Roman" w:eastAsia="Times New Roman" w:hAnsi="Times New Roman" w:cs="Times New Roman"/>
-          <w:color w:val="auto"/>
-          <w:sz w:val="24"/>
-          <w:szCs w:val="24"/>
-          <w:lang w:val="en-US"/>
-        </w:rPr>
-        <w:t>addi</w:t>
-      </w:r>
-      <w:proofErr w:type="spellEnd"/>
-      <w:r>
-        <w:rPr>
-          <w:rFonts w:ascii="Times New Roman" w:eastAsia="Times New Roman" w:hAnsi="Times New Roman" w:cs="Times New Roman"/>
-          <w:color w:val="auto"/>
-          <w:sz w:val="24"/>
-          <w:szCs w:val="24"/>
-          <w:lang w:val="en-US"/>
-        </w:rPr>
-        <w:t xml:space="preserve"> s4, s4, 1</w:t>
-      </w:r>
-    </w:p>
-    <w:p>
-      <w:pPr>
-        <w:spacing w:after="0" w:line="240" w:lineRule="auto"/>
-        <w:rPr>
-          <w:rFonts w:ascii="Times New Roman" w:eastAsia="Times New Roman" w:hAnsi="Times New Roman" w:cs="Times New Roman"/>
-          <w:color w:val="auto"/>
-          <w:sz w:val="24"/>
-          <w:szCs w:val="24"/>
-          <w:lang w:val="en-US"/>
-        </w:rPr>
-      </w:pPr>
-      <w:r>
-        <w:rPr>
-          <w:rFonts w:ascii="Times New Roman" w:eastAsia="Times New Roman" w:hAnsi="Times New Roman" w:cs="Times New Roman"/>
-          <w:color w:val="auto"/>
-          <w:sz w:val="24"/>
-          <w:szCs w:val="24"/>
-          <w:lang w:val="en-US"/>
-        </w:rPr>
-        <w:t xml:space="preserve">j </w:t>
-      </w:r>
-      <w:proofErr w:type="spellStart"/>
-      <w:r>
-        <w:rPr>
-          <w:rFonts w:ascii="Times New Roman" w:eastAsia="Times New Roman" w:hAnsi="Times New Roman" w:cs="Times New Roman"/>
-          <w:color w:val="auto"/>
-          <w:sz w:val="24"/>
-          <w:szCs w:val="24"/>
-          <w:lang w:val="en-US"/>
-        </w:rPr>
-        <w:t>search_loop</w:t>
-      </w:r>
-      <w:proofErr w:type="spellEnd"/>
-    </w:p>
-    <w:p>
-      <w:pPr>
-        <w:spacing w:after="0" w:line="240" w:lineRule="auto"/>
-        <w:rPr>
-          <w:rFonts w:ascii="Times New Roman" w:eastAsia="Times New Roman" w:hAnsi="Times New Roman" w:cs="Times New Roman"/>
-          <w:color w:val="auto"/>
-          <w:sz w:val="24"/>
-          <w:szCs w:val="24"/>
-          <w:lang w:val="en-US"/>
-        </w:rPr>
-      </w:pPr>
-    </w:p>
-    <w:p>
-      <w:pPr>
-        <w:spacing w:after="0" w:line="240" w:lineRule="auto"/>
-        <w:rPr>
-          <w:rFonts w:ascii="Times New Roman" w:eastAsia="Times New Roman" w:hAnsi="Times New Roman" w:cs="Times New Roman"/>
-          <w:color w:val="auto"/>
-          <w:sz w:val="24"/>
-          <w:szCs w:val="24"/>
-          <w:lang w:val="en-US"/>
-        </w:rPr>
-      </w:pPr>
-      <w:proofErr w:type="spellStart"/>
-      <w:r>
-        <w:rPr>
-          <w:rFonts w:ascii="Times New Roman" w:eastAsia="Times New Roman" w:hAnsi="Times New Roman" w:cs="Times New Roman"/>
-          <w:color w:val="auto"/>
-          <w:sz w:val="24"/>
-          <w:szCs w:val="24"/>
-          <w:lang w:val="en-US"/>
-        </w:rPr>
-        <w:t>print_results</w:t>
-      </w:r>
-      <w:proofErr w:type="spellEnd"/>
-      <w:r>
-        <w:rPr>
-          <w:rFonts w:ascii="Times New Roman" w:eastAsia="Times New Roman" w:hAnsi="Times New Roman" w:cs="Times New Roman"/>
-          <w:color w:val="auto"/>
-          <w:sz w:val="24"/>
-          <w:szCs w:val="24"/>
-          <w:lang w:val="en-US"/>
-        </w:rPr>
-        <w:t>:</w:t>
-      </w:r>
-    </w:p>
-    <w:p>
-      <w:pPr>
-        <w:spacing w:after="0" w:line="240" w:lineRule="auto"/>
-        <w:rPr>
-          <w:rFonts w:ascii="Times New Roman" w:eastAsia="Times New Roman" w:hAnsi="Times New Roman" w:cs="Times New Roman"/>
-          <w:color w:val="auto"/>
-          <w:sz w:val="24"/>
-          <w:szCs w:val="24"/>
-          <w:lang w:val="en-US"/>
-        </w:rPr>
-      </w:pPr>
-      <w:proofErr w:type="spellStart"/>
-      <w:r>
-        <w:rPr>
-          <w:rFonts w:ascii="Times New Roman" w:eastAsia="Times New Roman" w:hAnsi="Times New Roman" w:cs="Times New Roman"/>
-          <w:color w:val="auto"/>
-          <w:sz w:val="24"/>
-          <w:szCs w:val="24"/>
-          <w:lang w:val="en-US"/>
-        </w:rPr>
-        <w:t>sw</w:t>
-      </w:r>
-      <w:proofErr w:type="spellEnd"/>
-      <w:r>
-        <w:rPr>
-          <w:rFonts w:ascii="Times New Roman" w:eastAsia="Times New Roman" w:hAnsi="Times New Roman" w:cs="Times New Roman"/>
-          <w:color w:val="auto"/>
-          <w:sz w:val="24"/>
-          <w:szCs w:val="24"/>
-          <w:lang w:val="en-US"/>
-        </w:rPr>
-        <w:t xml:space="preserve"> s3, count, t0</w:t>
-      </w:r>
-    </w:p>
-    <w:p>
-      <w:pPr>
-        <w:spacing w:after="0" w:line="240" w:lineRule="auto"/>
-        <w:rPr>
-          <w:rFonts w:ascii="Times New Roman" w:eastAsia="Times New Roman" w:hAnsi="Times New Roman" w:cs="Times New Roman"/>
-          <w:color w:val="auto"/>
-          <w:sz w:val="24"/>
-          <w:szCs w:val="24"/>
-          <w:lang w:val="en-US"/>
-        </w:rPr>
-      </w:pPr>
-      <w:r>
-        <w:rPr>
-          <w:rFonts w:ascii="Times New Roman" w:eastAsia="Times New Roman" w:hAnsi="Times New Roman" w:cs="Times New Roman"/>
-          <w:color w:val="auto"/>
-          <w:sz w:val="24"/>
-          <w:szCs w:val="24"/>
-          <w:lang w:val="en-US"/>
-        </w:rPr>
-        <w:t xml:space="preserve">la a0, </w:t>
-      </w:r>
-      <w:proofErr w:type="spellStart"/>
-      <w:r>
-        <w:rPr>
-          <w:rFonts w:ascii="Times New Roman" w:eastAsia="Times New Roman" w:hAnsi="Times New Roman" w:cs="Times New Roman"/>
-          <w:color w:val="auto"/>
-          <w:sz w:val="24"/>
-          <w:szCs w:val="24"/>
-          <w:lang w:val="en-US"/>
-        </w:rPr>
-        <w:t>found_msg</w:t>
-      </w:r>
-      <w:proofErr w:type="spellEnd"/>
-    </w:p>
-    <w:p>
-      <w:pPr>
-        <w:spacing w:after="0" w:line="240" w:lineRule="auto"/>
-        <w:rPr>
-          <w:rFonts w:ascii="Times New Roman" w:eastAsia="Times New Roman" w:hAnsi="Times New Roman" w:cs="Times New Roman"/>
-          <w:color w:val="auto"/>
-          <w:sz w:val="24"/>
-          <w:szCs w:val="24"/>
-        </w:rPr>
-      </w:pPr>
-      <w:proofErr w:type="spellStart"/>
-      <w:r>
-        <w:rPr>
-          <w:rFonts w:ascii="Times New Roman" w:eastAsia="Times New Roman" w:hAnsi="Times New Roman" w:cs="Times New Roman"/>
-          <w:color w:val="auto"/>
-          <w:sz w:val="24"/>
-          <w:szCs w:val="24"/>
-        </w:rPr>
-        <w:t>li</w:t>
-      </w:r>
-      <w:proofErr w:type="spellEnd"/>
-      <w:r>
-        <w:rPr>
-          <w:rFonts w:ascii="Times New Roman" w:eastAsia="Times New Roman" w:hAnsi="Times New Roman" w:cs="Times New Roman"/>
-          <w:color w:val="auto"/>
-          <w:sz w:val="24"/>
-          <w:szCs w:val="24"/>
-        </w:rPr>
-        <w:t xml:space="preserve"> a7, 4</w:t>
-      </w:r>
-    </w:p>
-    <w:p>
-      <w:pPr>
-        <w:spacing w:after="0" w:line="240" w:lineRule="auto"/>
-        <w:rPr>
-          <w:rFonts w:ascii="Times New Roman" w:eastAsia="Times New Roman" w:hAnsi="Times New Roman" w:cs="Times New Roman"/>
-          <w:color w:val="auto"/>
-          <w:sz w:val="24"/>
-          <w:szCs w:val="24"/>
-        </w:rPr>
-      </w:pPr>
-      <w:proofErr w:type="spellStart"/>
-      <w:r>
-        <w:rPr>
-          <w:rFonts w:ascii="Times New Roman" w:eastAsia="Times New Roman" w:hAnsi="Times New Roman" w:cs="Times New Roman"/>
-          <w:color w:val="auto"/>
-          <w:sz w:val="24"/>
-          <w:szCs w:val="24"/>
-        </w:rPr>
-        <w:t>ecall</w:t>
-      </w:r>
-      <w:proofErr w:type="spellEnd"/>
-    </w:p>
-    <w:p>
-      <w:pPr>
-        <w:spacing w:after="0" w:line="240" w:lineRule="auto"/>
-        <w:rPr>
-          <w:rFonts w:ascii="Times New Roman" w:eastAsia="Times New Roman" w:hAnsi="Times New Roman" w:cs="Times New Roman"/>
-          <w:color w:val="auto"/>
-          <w:sz w:val="24"/>
-          <w:szCs w:val="24"/>
-          <w:lang w:val="en-US"/>
-        </w:rPr>
-      </w:pPr>
-      <w:r>
-        <w:rPr>
-          <w:rFonts w:ascii="Times New Roman" w:eastAsia="Times New Roman" w:hAnsi="Times New Roman" w:cs="Times New Roman"/>
-          <w:color w:val="auto"/>
-          <w:sz w:val="24"/>
-          <w:szCs w:val="24"/>
-          <w:lang w:val="en-US"/>
-        </w:rPr>
-        <w:t>mv a0, s3</w:t>
-      </w:r>
-    </w:p>
-    <w:p>
-      <w:pPr>
-        <w:spacing w:after="0" w:line="240" w:lineRule="auto"/>
-        <w:rPr>
-          <w:rFonts w:ascii="Times New Roman" w:eastAsia="Times New Roman" w:hAnsi="Times New Roman" w:cs="Times New Roman"/>
-          <w:color w:val="auto"/>
-          <w:sz w:val="24"/>
-          <w:szCs w:val="24"/>
-          <w:lang w:val="en-US"/>
-        </w:rPr>
-      </w:pPr>
-      <w:r>
-        <w:rPr>
-          <w:rFonts w:ascii="Times New Roman" w:eastAsia="Times New Roman" w:hAnsi="Times New Roman" w:cs="Times New Roman"/>
-          <w:color w:val="auto"/>
-          <w:sz w:val="24"/>
-          <w:szCs w:val="24"/>
-          <w:lang w:val="en-US"/>
-        </w:rPr>
-        <w:t>li a7, 1</w:t>
-      </w:r>
-    </w:p>
-    <w:p>
-      <w:pPr>
-        <w:spacing w:after="0" w:line="240" w:lineRule="auto"/>
-        <w:rPr>
-          <w:rFonts w:ascii="Times New Roman" w:eastAsia="Times New Roman" w:hAnsi="Times New Roman" w:cs="Times New Roman"/>
-          <w:color w:val="auto"/>
-          <w:sz w:val="24"/>
-          <w:szCs w:val="24"/>
-          <w:lang w:val="en-US"/>
-        </w:rPr>
-      </w:pPr>
-      <w:proofErr w:type="spellStart"/>
-      <w:r>
-        <w:rPr>
-          <w:rFonts w:ascii="Times New Roman" w:eastAsia="Times New Roman" w:hAnsi="Times New Roman" w:cs="Times New Roman"/>
-          <w:color w:val="auto"/>
-          <w:sz w:val="24"/>
-          <w:szCs w:val="24"/>
-          <w:lang w:val="en-US"/>
-        </w:rPr>
-        <w:t>ecall</w:t>
-      </w:r>
-      <w:proofErr w:type="spellEnd"/>
-    </w:p>
-    <w:p>
-      <w:pPr>
-        <w:spacing w:after="0" w:line="240" w:lineRule="auto"/>
-        <w:rPr>
-          <w:rFonts w:ascii="Times New Roman" w:eastAsia="Times New Roman" w:hAnsi="Times New Roman" w:cs="Times New Roman"/>
-          <w:color w:val="auto"/>
-          <w:sz w:val="24"/>
-          <w:szCs w:val="24"/>
-          <w:lang w:val="en-US"/>
-        </w:rPr>
-      </w:pPr>
-      <w:r>
-        <w:rPr>
-          <w:rFonts w:ascii="Times New Roman" w:eastAsia="Times New Roman" w:hAnsi="Times New Roman" w:cs="Times New Roman"/>
-          <w:color w:val="auto"/>
-          <w:sz w:val="24"/>
-          <w:szCs w:val="24"/>
-          <w:lang w:val="en-US"/>
-        </w:rPr>
-        <w:t xml:space="preserve">la a0, </w:t>
-      </w:r>
-      <w:proofErr w:type="spellStart"/>
-      <w:r>
-        <w:rPr>
-          <w:rFonts w:ascii="Times New Roman" w:eastAsia="Times New Roman" w:hAnsi="Times New Roman" w:cs="Times New Roman"/>
-          <w:color w:val="auto"/>
-          <w:sz w:val="24"/>
-          <w:szCs w:val="24"/>
-          <w:lang w:val="en-US"/>
-        </w:rPr>
-        <w:t>nl</w:t>
-      </w:r>
-      <w:proofErr w:type="spellEnd"/>
-    </w:p>
-    <w:p>
-      <w:pPr>
-        <w:spacing w:after="0" w:line="240" w:lineRule="auto"/>
-        <w:rPr>
-          <w:rFonts w:ascii="Times New Roman" w:eastAsia="Times New Roman" w:hAnsi="Times New Roman" w:cs="Times New Roman"/>
-          <w:color w:val="auto"/>
-          <w:sz w:val="24"/>
-          <w:szCs w:val="24"/>
-          <w:lang w:val="en-US"/>
-        </w:rPr>
-      </w:pPr>
-      <w:r>
-        <w:rPr>
-          <w:rFonts w:ascii="Times New Roman" w:eastAsia="Times New Roman" w:hAnsi="Times New Roman" w:cs="Times New Roman"/>
-          <w:color w:val="auto"/>
-          <w:sz w:val="24"/>
-          <w:szCs w:val="24"/>
-          <w:lang w:val="en-US"/>
-        </w:rPr>
-        <w:t>li a7, 4</w:t>
+        <w:t xml:space="preserve"> a0, 0(s2)</w:t>
+      </w:r>
+    </w:p>
+    <w:p>
+      <w:pPr>
+        <w:spacing w:after="0" w:line="240" w:lineRule="auto"/>
+        <w:rPr>
+          <w:rFonts w:ascii="Times New Roman" w:eastAsia="Times New Roman" w:hAnsi="Times New Roman" w:cs="Times New Roman"/>
+          <w:color w:val="auto"/>
+          <w:sz w:val="24"/>
+          <w:szCs w:val="24"/>
+          <w:lang w:val="en-US"/>
+        </w:rPr>
+      </w:pPr>
+      <w:r>
+        <w:rPr>
+          <w:rFonts w:ascii="Times New Roman" w:eastAsia="Times New Roman" w:hAnsi="Times New Roman" w:cs="Times New Roman"/>
+          <w:color w:val="auto"/>
+          <w:sz w:val="24"/>
+          <w:szCs w:val="24"/>
+          <w:lang w:val="en-US"/>
+        </w:rPr>
+        <w:t>li a7, 34</w:t>
       </w:r>
     </w:p>
     <w:p>
@@ -5155,8 +5416,19 @@
           <w:color w:val="auto"/>
           <w:sz w:val="24"/>
           <w:szCs w:val="24"/>
-        </w:rPr>
-      </w:pPr>
+          <w:lang w:val="en-US"/>
+        </w:rPr>
+      </w:pPr>
+      <w:r>
+        <w:rPr>
+          <w:rFonts w:ascii="Times New Roman" w:eastAsia="Times New Roman" w:hAnsi="Times New Roman" w:cs="Times New Roman"/>
+          <w:color w:val="auto"/>
+          <w:sz w:val="24"/>
+          <w:szCs w:val="24"/>
+          <w:lang w:val="en-US"/>
+        </w:rPr>
+        <w:t xml:space="preserve">la a0, </w:t>
+      </w:r>
       <w:proofErr w:type="spellStart"/>
       <w:r>
         <w:rPr>
@@ -5164,19 +5436,45 @@
           <w:color w:val="auto"/>
           <w:sz w:val="24"/>
           <w:szCs w:val="24"/>
-        </w:rPr>
-        <w:t>la</w:t>
+          <w:lang w:val="en-US"/>
+        </w:rPr>
+        <w:t>val_msg</w:t>
       </w:r>
       <w:proofErr w:type="spellEnd"/>
-      <w:r>
-        <w:rPr>
-          <w:rFonts w:ascii="Times New Roman" w:eastAsia="Times New Roman" w:hAnsi="Times New Roman" w:cs="Times New Roman"/>
-          <w:color w:val="auto"/>
-          <w:sz w:val="24"/>
-          <w:szCs w:val="24"/>
-        </w:rPr>
-        <w:t xml:space="preserve"> s2, </w:t>
-      </w:r>
+    </w:p>
+    <w:p>
+      <w:pPr>
+        <w:spacing w:after="0" w:line="240" w:lineRule="auto"/>
+        <w:rPr>
+          <w:rFonts w:ascii="Times New Roman" w:eastAsia="Times New Roman" w:hAnsi="Times New Roman" w:cs="Times New Roman"/>
+          <w:color w:val="auto"/>
+          <w:sz w:val="24"/>
+          <w:szCs w:val="24"/>
+          <w:lang w:val="en-US"/>
+        </w:rPr>
+      </w:pPr>
+      <w:r>
+        <w:rPr>
+          <w:rFonts w:ascii="Times New Roman" w:eastAsia="Times New Roman" w:hAnsi="Times New Roman" w:cs="Times New Roman"/>
+          <w:color w:val="auto"/>
+          <w:sz w:val="24"/>
+          <w:szCs w:val="24"/>
+          <w:lang w:val="en-US"/>
+        </w:rPr>
+        <w:t>li a7, 4</w:t>
+      </w:r>
+    </w:p>
+    <w:p>
+      <w:pPr>
+        <w:spacing w:after="0" w:line="240" w:lineRule="auto"/>
+        <w:rPr>
+          <w:rFonts w:ascii="Times New Roman" w:eastAsia="Times New Roman" w:hAnsi="Times New Roman" w:cs="Times New Roman"/>
+          <w:color w:val="auto"/>
+          <w:sz w:val="24"/>
+          <w:szCs w:val="24"/>
+          <w:lang w:val="en-US"/>
+        </w:rPr>
+      </w:pPr>
       <w:proofErr w:type="spellStart"/>
       <w:r>
         <w:rPr>
@@ -5184,8 +5482,9 @@
           <w:color w:val="auto"/>
           <w:sz w:val="24"/>
           <w:szCs w:val="24"/>
-        </w:rPr>
-        <w:t>B_adr</w:t>
+          <w:lang w:val="en-US"/>
+        </w:rPr>
+        <w:t>ecall</w:t>
       </w:r>
       <w:proofErr w:type="spellEnd"/>
     </w:p>
@@ -5200,28 +5499,6 @@
           <w:lang w:val="en-US"/>
         </w:rPr>
       </w:pPr>
-      <w:r>
-        <w:rPr>
-          <w:rFonts w:ascii="Times New Roman" w:eastAsia="Times New Roman" w:hAnsi="Times New Roman" w:cs="Times New Roman"/>
-          <w:color w:val="auto"/>
-          <w:sz w:val="24"/>
-          <w:szCs w:val="24"/>
-          <w:lang w:val="en-US"/>
-        </w:rPr>
-        <w:t>li s4, 0</w:t>
-      </w:r>
-    </w:p>
-    <w:p>
-      <w:pPr>
-        <w:spacing w:after="0" w:line="240" w:lineRule="auto"/>
-        <w:rPr>
-          <w:rFonts w:ascii="Times New Roman" w:eastAsia="Times New Roman" w:hAnsi="Times New Roman" w:cs="Times New Roman"/>
-          <w:color w:val="auto"/>
-          <w:sz w:val="24"/>
-          <w:szCs w:val="24"/>
-          <w:lang w:val="en-US"/>
-        </w:rPr>
-      </w:pPr>
     </w:p>
     <w:p>
       <w:pPr>
@@ -5243,1061 +5520,666 @@
           <w:szCs w:val="24"/>
           <w:lang w:val="en-US"/>
         </w:rPr>
+        <w:t>lw</w:t>
+      </w:r>
+      <w:proofErr w:type="spellEnd"/>
+      <w:r>
+        <w:rPr>
+          <w:rFonts w:ascii="Times New Roman" w:eastAsia="Times New Roman" w:hAnsi="Times New Roman" w:cs="Times New Roman"/>
+          <w:color w:val="auto"/>
+          <w:sz w:val="24"/>
+          <w:szCs w:val="24"/>
+          <w:lang w:val="en-US"/>
+        </w:rPr>
+        <w:t xml:space="preserve"> t0, 0(s2) </w:t>
+      </w:r>
+    </w:p>
+    <w:p>
+      <w:pPr>
+        <w:spacing w:after="0" w:line="240" w:lineRule="auto"/>
+        <w:rPr>
+          <w:rFonts w:ascii="Times New Roman" w:eastAsia="Times New Roman" w:hAnsi="Times New Roman" w:cs="Times New Roman"/>
+          <w:color w:val="auto"/>
+          <w:sz w:val="24"/>
+          <w:szCs w:val="24"/>
+          <w:lang w:val="en-US"/>
+        </w:rPr>
+      </w:pPr>
+      <w:r>
+        <w:rPr>
+          <w:rFonts w:ascii="Times New Roman" w:eastAsia="Times New Roman" w:hAnsi="Times New Roman" w:cs="Times New Roman"/>
+          <w:color w:val="auto"/>
+          <w:sz w:val="24"/>
+          <w:szCs w:val="24"/>
+          <w:lang w:val="en-US"/>
+        </w:rPr>
+        <w:t xml:space="preserve">la t1, A </w:t>
+      </w:r>
+    </w:p>
+    <w:p>
+      <w:pPr>
+        <w:spacing w:after="0" w:line="240" w:lineRule="auto"/>
+        <w:rPr>
+          <w:rFonts w:ascii="Times New Roman" w:eastAsia="Times New Roman" w:hAnsi="Times New Roman" w:cs="Times New Roman"/>
+          <w:color w:val="auto"/>
+          <w:sz w:val="24"/>
+          <w:szCs w:val="24"/>
+          <w:lang w:val="en-US"/>
+        </w:rPr>
+      </w:pPr>
+      <w:r>
+        <w:rPr>
+          <w:rFonts w:ascii="Times New Roman" w:eastAsia="Times New Roman" w:hAnsi="Times New Roman" w:cs="Times New Roman"/>
+          <w:color w:val="auto"/>
+          <w:sz w:val="24"/>
+          <w:szCs w:val="24"/>
+          <w:lang w:val="en-US"/>
+        </w:rPr>
+        <w:t xml:space="preserve">sub t2, t0, t1 </w:t>
+      </w:r>
+    </w:p>
+    <w:p>
+      <w:pPr>
+        <w:spacing w:after="0" w:line="240" w:lineRule="auto"/>
+        <w:rPr>
+          <w:rFonts w:ascii="Times New Roman" w:eastAsia="Times New Roman" w:hAnsi="Times New Roman" w:cs="Times New Roman"/>
+          <w:color w:val="auto"/>
+          <w:sz w:val="24"/>
+          <w:szCs w:val="24"/>
+          <w:lang w:val="en-US"/>
+        </w:rPr>
+      </w:pPr>
+      <w:proofErr w:type="spellStart"/>
+      <w:r>
+        <w:rPr>
+          <w:rFonts w:ascii="Times New Roman" w:eastAsia="Times New Roman" w:hAnsi="Times New Roman" w:cs="Times New Roman"/>
+          <w:color w:val="auto"/>
+          <w:sz w:val="24"/>
+          <w:szCs w:val="24"/>
+          <w:lang w:val="en-US"/>
+        </w:rPr>
+        <w:t>srli</w:t>
+      </w:r>
+      <w:proofErr w:type="spellEnd"/>
+      <w:r>
+        <w:rPr>
+          <w:rFonts w:ascii="Times New Roman" w:eastAsia="Times New Roman" w:hAnsi="Times New Roman" w:cs="Times New Roman"/>
+          <w:color w:val="auto"/>
+          <w:sz w:val="24"/>
+          <w:szCs w:val="24"/>
+          <w:lang w:val="en-US"/>
+        </w:rPr>
+        <w:t xml:space="preserve"> a0, t2, 2 </w:t>
+      </w:r>
+    </w:p>
+    <w:p>
+      <w:pPr>
+        <w:spacing w:after="0" w:line="240" w:lineRule="auto"/>
+        <w:rPr>
+          <w:rFonts w:ascii="Times New Roman" w:eastAsia="Times New Roman" w:hAnsi="Times New Roman" w:cs="Times New Roman"/>
+          <w:color w:val="auto"/>
+          <w:sz w:val="24"/>
+          <w:szCs w:val="24"/>
+          <w:lang w:val="en-US"/>
+        </w:rPr>
+      </w:pPr>
+      <w:r>
+        <w:rPr>
+          <w:rFonts w:ascii="Times New Roman" w:eastAsia="Times New Roman" w:hAnsi="Times New Roman" w:cs="Times New Roman"/>
+          <w:color w:val="auto"/>
+          <w:sz w:val="24"/>
+          <w:szCs w:val="24"/>
+          <w:lang w:val="en-US"/>
+        </w:rPr>
+        <w:t>li a7, 1</w:t>
+      </w:r>
+    </w:p>
+    <w:p>
+      <w:pPr>
+        <w:spacing w:after="0" w:line="240" w:lineRule="auto"/>
+        <w:rPr>
+          <w:rFonts w:ascii="Times New Roman" w:eastAsia="Times New Roman" w:hAnsi="Times New Roman" w:cs="Times New Roman"/>
+          <w:color w:val="auto"/>
+          <w:sz w:val="24"/>
+          <w:szCs w:val="24"/>
+          <w:lang w:val="en-US"/>
+        </w:rPr>
+      </w:pPr>
+      <w:proofErr w:type="spellStart"/>
+      <w:r>
+        <w:rPr>
+          <w:rFonts w:ascii="Times New Roman" w:eastAsia="Times New Roman" w:hAnsi="Times New Roman" w:cs="Times New Roman"/>
+          <w:color w:val="auto"/>
+          <w:sz w:val="24"/>
+          <w:szCs w:val="24"/>
+          <w:lang w:val="en-US"/>
+        </w:rPr>
+        <w:t>ecall</w:t>
+      </w:r>
+      <w:proofErr w:type="spellEnd"/>
+    </w:p>
+    <w:p>
+      <w:pPr>
+        <w:spacing w:after="0" w:line="240" w:lineRule="auto"/>
+        <w:rPr>
+          <w:rFonts w:ascii="Times New Roman" w:eastAsia="Times New Roman" w:hAnsi="Times New Roman" w:cs="Times New Roman"/>
+          <w:color w:val="auto"/>
+          <w:sz w:val="24"/>
+          <w:szCs w:val="24"/>
+          <w:lang w:val="en-US"/>
+        </w:rPr>
+      </w:pPr>
+    </w:p>
+    <w:p>
+      <w:pPr>
+        <w:spacing w:after="0" w:line="240" w:lineRule="auto"/>
+        <w:rPr>
+          <w:rFonts w:ascii="Times New Roman" w:eastAsia="Times New Roman" w:hAnsi="Times New Roman" w:cs="Times New Roman"/>
+          <w:color w:val="auto"/>
+          <w:sz w:val="24"/>
+          <w:szCs w:val="24"/>
+          <w:lang w:val="en-US"/>
+        </w:rPr>
+      </w:pPr>
+      <w:r>
+        <w:rPr>
+          <w:rFonts w:ascii="Times New Roman" w:eastAsia="Times New Roman" w:hAnsi="Times New Roman" w:cs="Times New Roman"/>
+          <w:color w:val="auto"/>
+          <w:sz w:val="24"/>
+          <w:szCs w:val="24"/>
+          <w:lang w:val="en-US"/>
+        </w:rPr>
+        <w:t xml:space="preserve">la a0, </w:t>
+      </w:r>
+      <w:proofErr w:type="spellStart"/>
+      <w:r>
+        <w:rPr>
+          <w:rFonts w:ascii="Times New Roman" w:eastAsia="Times New Roman" w:hAnsi="Times New Roman" w:cs="Times New Roman"/>
+          <w:color w:val="auto"/>
+          <w:sz w:val="24"/>
+          <w:szCs w:val="24"/>
+          <w:lang w:val="en-US"/>
+        </w:rPr>
+        <w:t>bin_msg</w:t>
+      </w:r>
+      <w:proofErr w:type="spellEnd"/>
+    </w:p>
+    <w:p>
+      <w:pPr>
+        <w:spacing w:after="0" w:line="240" w:lineRule="auto"/>
+        <w:rPr>
+          <w:rFonts w:ascii="Times New Roman" w:eastAsia="Times New Roman" w:hAnsi="Times New Roman" w:cs="Times New Roman"/>
+          <w:color w:val="auto"/>
+          <w:sz w:val="24"/>
+          <w:szCs w:val="24"/>
+          <w:lang w:val="en-US"/>
+        </w:rPr>
+      </w:pPr>
+      <w:r>
+        <w:rPr>
+          <w:rFonts w:ascii="Times New Roman" w:eastAsia="Times New Roman" w:hAnsi="Times New Roman" w:cs="Times New Roman"/>
+          <w:color w:val="auto"/>
+          <w:sz w:val="24"/>
+          <w:szCs w:val="24"/>
+          <w:lang w:val="en-US"/>
+        </w:rPr>
+        <w:t>li a7, 4</w:t>
+      </w:r>
+    </w:p>
+    <w:p>
+      <w:pPr>
+        <w:spacing w:after="0" w:line="240" w:lineRule="auto"/>
+        <w:rPr>
+          <w:rFonts w:ascii="Times New Roman" w:eastAsia="Times New Roman" w:hAnsi="Times New Roman" w:cs="Times New Roman"/>
+          <w:color w:val="auto"/>
+          <w:sz w:val="24"/>
+          <w:szCs w:val="24"/>
+          <w:lang w:val="en-US"/>
+        </w:rPr>
+      </w:pPr>
+      <w:proofErr w:type="spellStart"/>
+      <w:r>
+        <w:rPr>
+          <w:rFonts w:ascii="Times New Roman" w:eastAsia="Times New Roman" w:hAnsi="Times New Roman" w:cs="Times New Roman"/>
+          <w:color w:val="auto"/>
+          <w:sz w:val="24"/>
+          <w:szCs w:val="24"/>
+          <w:lang w:val="en-US"/>
+        </w:rPr>
+        <w:t>ecall</w:t>
+      </w:r>
+      <w:proofErr w:type="spellEnd"/>
+    </w:p>
+    <w:p>
+      <w:pPr>
+        <w:spacing w:after="0" w:line="240" w:lineRule="auto"/>
+        <w:rPr>
+          <w:rFonts w:ascii="Times New Roman" w:eastAsia="Times New Roman" w:hAnsi="Times New Roman" w:cs="Times New Roman"/>
+          <w:color w:val="auto"/>
+          <w:sz w:val="24"/>
+          <w:szCs w:val="24"/>
+          <w:lang w:val="en-US"/>
+        </w:rPr>
+      </w:pPr>
+    </w:p>
+    <w:p>
+      <w:pPr>
+        <w:spacing w:after="0" w:line="240" w:lineRule="auto"/>
+        <w:rPr>
+          <w:rFonts w:ascii="Times New Roman" w:eastAsia="Times New Roman" w:hAnsi="Times New Roman" w:cs="Times New Roman"/>
+          <w:color w:val="auto"/>
+          <w:sz w:val="24"/>
+          <w:szCs w:val="24"/>
+          <w:lang w:val="en-US"/>
+        </w:rPr>
+      </w:pPr>
+      <w:proofErr w:type="spellStart"/>
+      <w:r>
+        <w:rPr>
+          <w:rFonts w:ascii="Times New Roman" w:eastAsia="Times New Roman" w:hAnsi="Times New Roman" w:cs="Times New Roman"/>
+          <w:color w:val="auto"/>
+          <w:sz w:val="24"/>
+          <w:szCs w:val="24"/>
+          <w:lang w:val="en-US"/>
+        </w:rPr>
+        <w:t>lw</w:t>
+      </w:r>
+      <w:proofErr w:type="spellEnd"/>
+      <w:r>
+        <w:rPr>
+          <w:rFonts w:ascii="Times New Roman" w:eastAsia="Times New Roman" w:hAnsi="Times New Roman" w:cs="Times New Roman"/>
+          <w:color w:val="auto"/>
+          <w:sz w:val="24"/>
+          <w:szCs w:val="24"/>
+          <w:lang w:val="en-US"/>
+        </w:rPr>
+        <w:t xml:space="preserve"> t0, 0(s2)</w:t>
+      </w:r>
+    </w:p>
+    <w:p>
+      <w:pPr>
+        <w:spacing w:after="0" w:line="240" w:lineRule="auto"/>
+        <w:rPr>
+          <w:rFonts w:ascii="Times New Roman" w:eastAsia="Times New Roman" w:hAnsi="Times New Roman" w:cs="Times New Roman"/>
+          <w:color w:val="auto"/>
+          <w:sz w:val="24"/>
+          <w:szCs w:val="24"/>
+          <w:lang w:val="en-US"/>
+        </w:rPr>
+      </w:pPr>
+      <w:r>
+        <w:rPr>
+          <w:rFonts w:ascii="Times New Roman" w:eastAsia="Times New Roman" w:hAnsi="Times New Roman" w:cs="Times New Roman"/>
+          <w:color w:val="auto"/>
+          <w:sz w:val="24"/>
+          <w:szCs w:val="24"/>
+          <w:lang w:val="en-US"/>
+        </w:rPr>
+        <w:t xml:space="preserve">la t1, A </w:t>
+      </w:r>
+    </w:p>
+    <w:p>
+      <w:pPr>
+        <w:spacing w:after="0" w:line="240" w:lineRule="auto"/>
+        <w:rPr>
+          <w:rFonts w:ascii="Times New Roman" w:eastAsia="Times New Roman" w:hAnsi="Times New Roman" w:cs="Times New Roman"/>
+          <w:color w:val="auto"/>
+          <w:sz w:val="24"/>
+          <w:szCs w:val="24"/>
+          <w:lang w:val="en-US"/>
+        </w:rPr>
+      </w:pPr>
+      <w:r>
+        <w:rPr>
+          <w:rFonts w:ascii="Times New Roman" w:eastAsia="Times New Roman" w:hAnsi="Times New Roman" w:cs="Times New Roman"/>
+          <w:color w:val="auto"/>
+          <w:sz w:val="24"/>
+          <w:szCs w:val="24"/>
+          <w:lang w:val="en-US"/>
+        </w:rPr>
+        <w:t>sub t2, t0, t1</w:t>
+      </w:r>
+    </w:p>
+    <w:p>
+      <w:pPr>
+        <w:spacing w:after="0" w:line="240" w:lineRule="auto"/>
+        <w:rPr>
+          <w:rFonts w:ascii="Times New Roman" w:eastAsia="Times New Roman" w:hAnsi="Times New Roman" w:cs="Times New Roman"/>
+          <w:color w:val="auto"/>
+          <w:sz w:val="24"/>
+          <w:szCs w:val="24"/>
+          <w:lang w:val="en-US"/>
+        </w:rPr>
+      </w:pPr>
+      <w:proofErr w:type="spellStart"/>
+      <w:r>
+        <w:rPr>
+          <w:rFonts w:ascii="Times New Roman" w:eastAsia="Times New Roman" w:hAnsi="Times New Roman" w:cs="Times New Roman"/>
+          <w:color w:val="auto"/>
+          <w:sz w:val="24"/>
+          <w:szCs w:val="24"/>
+          <w:lang w:val="en-US"/>
+        </w:rPr>
+        <w:t>srli</w:t>
+      </w:r>
+      <w:proofErr w:type="spellEnd"/>
+      <w:r>
+        <w:rPr>
+          <w:rFonts w:ascii="Times New Roman" w:eastAsia="Times New Roman" w:hAnsi="Times New Roman" w:cs="Times New Roman"/>
+          <w:color w:val="auto"/>
+          <w:sz w:val="24"/>
+          <w:szCs w:val="24"/>
+          <w:lang w:val="en-US"/>
+        </w:rPr>
+        <w:t xml:space="preserve"> a0, t2, 2</w:t>
+      </w:r>
+    </w:p>
+    <w:p>
+      <w:pPr>
+        <w:spacing w:after="0" w:line="240" w:lineRule="auto"/>
+        <w:rPr>
+          <w:rFonts w:ascii="Times New Roman" w:eastAsia="Times New Roman" w:hAnsi="Times New Roman" w:cs="Times New Roman"/>
+          <w:color w:val="auto"/>
+          <w:sz w:val="24"/>
+          <w:szCs w:val="24"/>
+          <w:lang w:val="en-US"/>
+        </w:rPr>
+      </w:pPr>
+      <w:r>
+        <w:rPr>
+          <w:rFonts w:ascii="Times New Roman" w:eastAsia="Times New Roman" w:hAnsi="Times New Roman" w:cs="Times New Roman"/>
+          <w:color w:val="auto"/>
+          <w:sz w:val="24"/>
+          <w:szCs w:val="24"/>
+          <w:lang w:val="en-US"/>
+        </w:rPr>
+        <w:t>li a7, 35</w:t>
+      </w:r>
+    </w:p>
+    <w:p>
+      <w:pPr>
+        <w:spacing w:after="0" w:line="240" w:lineRule="auto"/>
+        <w:rPr>
+          <w:rFonts w:ascii="Times New Roman" w:eastAsia="Times New Roman" w:hAnsi="Times New Roman" w:cs="Times New Roman"/>
+          <w:color w:val="auto"/>
+          <w:sz w:val="24"/>
+          <w:szCs w:val="24"/>
+          <w:lang w:val="en-US"/>
+        </w:rPr>
+      </w:pPr>
+      <w:proofErr w:type="spellStart"/>
+      <w:r>
+        <w:rPr>
+          <w:rFonts w:ascii="Times New Roman" w:eastAsia="Times New Roman" w:hAnsi="Times New Roman" w:cs="Times New Roman"/>
+          <w:color w:val="auto"/>
+          <w:sz w:val="24"/>
+          <w:szCs w:val="24"/>
+          <w:lang w:val="en-US"/>
+        </w:rPr>
+        <w:t>ecall</w:t>
+      </w:r>
+      <w:proofErr w:type="spellEnd"/>
+    </w:p>
+    <w:p>
+      <w:pPr>
+        <w:spacing w:after="0" w:line="240" w:lineRule="auto"/>
+        <w:rPr>
+          <w:rFonts w:ascii="Times New Roman" w:eastAsia="Times New Roman" w:hAnsi="Times New Roman" w:cs="Times New Roman"/>
+          <w:color w:val="auto"/>
+          <w:sz w:val="24"/>
+          <w:szCs w:val="24"/>
+          <w:lang w:val="en-US"/>
+        </w:rPr>
+      </w:pPr>
+    </w:p>
+    <w:p>
+      <w:pPr>
+        <w:spacing w:after="0" w:line="240" w:lineRule="auto"/>
+        <w:rPr>
+          <w:rFonts w:ascii="Times New Roman" w:eastAsia="Times New Roman" w:hAnsi="Times New Roman" w:cs="Times New Roman"/>
+          <w:color w:val="auto"/>
+          <w:sz w:val="24"/>
+          <w:szCs w:val="24"/>
+          <w:lang w:val="en-US"/>
+        </w:rPr>
+      </w:pPr>
+      <w:r>
+        <w:rPr>
+          <w:rFonts w:ascii="Times New Roman" w:eastAsia="Times New Roman" w:hAnsi="Times New Roman" w:cs="Times New Roman"/>
+          <w:color w:val="auto"/>
+          <w:sz w:val="24"/>
+          <w:szCs w:val="24"/>
+          <w:lang w:val="en-US"/>
+        </w:rPr>
+        <w:t xml:space="preserve">la a0, </w:t>
+      </w:r>
+      <w:proofErr w:type="spellStart"/>
+      <w:r>
+        <w:rPr>
+          <w:rFonts w:ascii="Times New Roman" w:eastAsia="Times New Roman" w:hAnsi="Times New Roman" w:cs="Times New Roman"/>
+          <w:color w:val="auto"/>
+          <w:sz w:val="24"/>
+          <w:szCs w:val="24"/>
+          <w:lang w:val="en-US"/>
+        </w:rPr>
+        <w:t>nl</w:t>
+      </w:r>
+      <w:proofErr w:type="spellEnd"/>
+    </w:p>
+    <w:p>
+      <w:pPr>
+        <w:spacing w:after="0" w:line="240" w:lineRule="auto"/>
+        <w:rPr>
+          <w:rFonts w:ascii="Times New Roman" w:eastAsia="Times New Roman" w:hAnsi="Times New Roman" w:cs="Times New Roman"/>
+          <w:color w:val="auto"/>
+          <w:sz w:val="24"/>
+          <w:szCs w:val="24"/>
+          <w:lang w:val="en-US"/>
+        </w:rPr>
+      </w:pPr>
+      <w:r>
+        <w:rPr>
+          <w:rFonts w:ascii="Times New Roman" w:eastAsia="Times New Roman" w:hAnsi="Times New Roman" w:cs="Times New Roman"/>
+          <w:color w:val="auto"/>
+          <w:sz w:val="24"/>
+          <w:szCs w:val="24"/>
+          <w:lang w:val="en-US"/>
+        </w:rPr>
+        <w:t>li a7, 4</w:t>
+      </w:r>
+    </w:p>
+    <w:p>
+      <w:pPr>
+        <w:spacing w:after="0" w:line="240" w:lineRule="auto"/>
+        <w:rPr>
+          <w:rFonts w:ascii="Times New Roman" w:eastAsia="Times New Roman" w:hAnsi="Times New Roman" w:cs="Times New Roman"/>
+          <w:color w:val="auto"/>
+          <w:sz w:val="24"/>
+          <w:szCs w:val="24"/>
+          <w:lang w:val="en-US"/>
+        </w:rPr>
+      </w:pPr>
+      <w:proofErr w:type="spellStart"/>
+      <w:r>
+        <w:rPr>
+          <w:rFonts w:ascii="Times New Roman" w:eastAsia="Times New Roman" w:hAnsi="Times New Roman" w:cs="Times New Roman"/>
+          <w:color w:val="auto"/>
+          <w:sz w:val="24"/>
+          <w:szCs w:val="24"/>
+          <w:lang w:val="en-US"/>
+        </w:rPr>
+        <w:t>ecall</w:t>
+      </w:r>
+      <w:proofErr w:type="spellEnd"/>
+    </w:p>
+    <w:p>
+      <w:pPr>
+        <w:spacing w:after="0" w:line="240" w:lineRule="auto"/>
+        <w:rPr>
+          <w:rFonts w:ascii="Times New Roman" w:eastAsia="Times New Roman" w:hAnsi="Times New Roman" w:cs="Times New Roman"/>
+          <w:color w:val="auto"/>
+          <w:sz w:val="24"/>
+          <w:szCs w:val="24"/>
+          <w:lang w:val="en-US"/>
+        </w:rPr>
+      </w:pPr>
+    </w:p>
+    <w:p>
+      <w:pPr>
+        <w:spacing w:after="0" w:line="240" w:lineRule="auto"/>
+        <w:rPr>
+          <w:rFonts w:ascii="Times New Roman" w:eastAsia="Times New Roman" w:hAnsi="Times New Roman" w:cs="Times New Roman"/>
+          <w:color w:val="auto"/>
+          <w:sz w:val="24"/>
+          <w:szCs w:val="24"/>
+          <w:lang w:val="en-US"/>
+        </w:rPr>
+      </w:pPr>
+      <w:proofErr w:type="spellStart"/>
+      <w:r>
+        <w:rPr>
+          <w:rFonts w:ascii="Times New Roman" w:eastAsia="Times New Roman" w:hAnsi="Times New Roman" w:cs="Times New Roman"/>
+          <w:color w:val="auto"/>
+          <w:sz w:val="24"/>
+          <w:szCs w:val="24"/>
+          <w:lang w:val="en-US"/>
+        </w:rPr>
+        <w:t>addi</w:t>
+      </w:r>
+      <w:proofErr w:type="spellEnd"/>
+      <w:r>
+        <w:rPr>
+          <w:rFonts w:ascii="Times New Roman" w:eastAsia="Times New Roman" w:hAnsi="Times New Roman" w:cs="Times New Roman"/>
+          <w:color w:val="auto"/>
+          <w:sz w:val="24"/>
+          <w:szCs w:val="24"/>
+          <w:lang w:val="en-US"/>
+        </w:rPr>
+        <w:t xml:space="preserve"> s2, s2, 4</w:t>
+      </w:r>
+    </w:p>
+    <w:p>
+      <w:pPr>
+        <w:spacing w:after="0" w:line="240" w:lineRule="auto"/>
+        <w:rPr>
+          <w:rFonts w:ascii="Times New Roman" w:eastAsia="Times New Roman" w:hAnsi="Times New Roman" w:cs="Times New Roman"/>
+          <w:color w:val="auto"/>
+          <w:sz w:val="24"/>
+          <w:szCs w:val="24"/>
+          <w:lang w:val="en-US"/>
+        </w:rPr>
+      </w:pPr>
+      <w:proofErr w:type="spellStart"/>
+      <w:r>
+        <w:rPr>
+          <w:rFonts w:ascii="Times New Roman" w:eastAsia="Times New Roman" w:hAnsi="Times New Roman" w:cs="Times New Roman"/>
+          <w:color w:val="auto"/>
+          <w:sz w:val="24"/>
+          <w:szCs w:val="24"/>
+          <w:lang w:val="en-US"/>
+        </w:rPr>
+        <w:t>addi</w:t>
+      </w:r>
+      <w:proofErr w:type="spellEnd"/>
+      <w:r>
+        <w:rPr>
+          <w:rFonts w:ascii="Times New Roman" w:eastAsia="Times New Roman" w:hAnsi="Times New Roman" w:cs="Times New Roman"/>
+          <w:color w:val="auto"/>
+          <w:sz w:val="24"/>
+          <w:szCs w:val="24"/>
+          <w:lang w:val="en-US"/>
+        </w:rPr>
+        <w:t xml:space="preserve"> s4, s4, 1</w:t>
+      </w:r>
+    </w:p>
+    <w:p>
+      <w:pPr>
+        <w:spacing w:after="0" w:line="240" w:lineRule="auto"/>
+        <w:rPr>
+          <w:rFonts w:ascii="Times New Roman" w:eastAsia="Times New Roman" w:hAnsi="Times New Roman" w:cs="Times New Roman"/>
+          <w:color w:val="auto"/>
+          <w:sz w:val="24"/>
+          <w:szCs w:val="24"/>
+          <w:lang w:val="en-US"/>
+        </w:rPr>
+      </w:pPr>
+      <w:r>
+        <w:rPr>
+          <w:rFonts w:ascii="Times New Roman" w:eastAsia="Times New Roman" w:hAnsi="Times New Roman" w:cs="Times New Roman"/>
+          <w:color w:val="auto"/>
+          <w:sz w:val="24"/>
+          <w:szCs w:val="24"/>
+          <w:lang w:val="en-US"/>
+        </w:rPr>
+        <w:t xml:space="preserve">j </w:t>
+      </w:r>
+      <w:proofErr w:type="spellStart"/>
+      <w:r>
+        <w:rPr>
+          <w:rFonts w:ascii="Times New Roman" w:eastAsia="Times New Roman" w:hAnsi="Times New Roman" w:cs="Times New Roman"/>
+          <w:color w:val="auto"/>
+          <w:sz w:val="24"/>
+          <w:szCs w:val="24"/>
+          <w:lang w:val="en-US"/>
+        </w:rPr>
         <w:t>print_loop</w:t>
       </w:r>
       <w:proofErr w:type="spellEnd"/>
-      <w:r>
-        <w:rPr>
-          <w:rFonts w:ascii="Times New Roman" w:eastAsia="Times New Roman" w:hAnsi="Times New Roman" w:cs="Times New Roman"/>
-          <w:color w:val="auto"/>
-          <w:sz w:val="24"/>
-          <w:szCs w:val="24"/>
-          <w:lang w:val="en-US"/>
-        </w:rPr>
-        <w:t>:</w:t>
-      </w:r>
-    </w:p>
-    <w:p>
-      <w:pPr>
-        <w:spacing w:after="0" w:line="240" w:lineRule="auto"/>
-        <w:rPr>
-          <w:rFonts w:ascii="Times New Roman" w:eastAsia="Times New Roman" w:hAnsi="Times New Roman" w:cs="Times New Roman"/>
-          <w:color w:val="auto"/>
-          <w:sz w:val="24"/>
-          <w:szCs w:val="24"/>
-          <w:lang w:val="en-US"/>
-        </w:rPr>
-      </w:pPr>
-      <w:proofErr w:type="spellStart"/>
-      <w:r>
-        <w:rPr>
-          <w:rFonts w:ascii="Times New Roman" w:eastAsia="Times New Roman" w:hAnsi="Times New Roman" w:cs="Times New Roman"/>
-          <w:color w:val="auto"/>
-          <w:sz w:val="24"/>
-          <w:szCs w:val="24"/>
-          <w:lang w:val="en-US"/>
-        </w:rPr>
-        <w:t>bge</w:t>
-      </w:r>
-      <w:proofErr w:type="spellEnd"/>
-      <w:r>
-        <w:rPr>
-          <w:rFonts w:ascii="Times New Roman" w:eastAsia="Times New Roman" w:hAnsi="Times New Roman" w:cs="Times New Roman"/>
-          <w:color w:val="auto"/>
-          <w:sz w:val="24"/>
-          <w:szCs w:val="24"/>
-          <w:lang w:val="en-US"/>
-        </w:rPr>
-        <w:t xml:space="preserve"> s4, s3, exit</w:t>
-      </w:r>
-    </w:p>
-    <w:p>
-      <w:pPr>
-        <w:spacing w:after="0" w:line="240" w:lineRule="auto"/>
-        <w:rPr>
-          <w:rFonts w:ascii="Times New Roman" w:eastAsia="Times New Roman" w:hAnsi="Times New Roman" w:cs="Times New Roman"/>
-          <w:color w:val="auto"/>
-          <w:sz w:val="24"/>
-          <w:szCs w:val="24"/>
-          <w:lang w:val="en-US"/>
-        </w:rPr>
-      </w:pPr>
-      <w:r>
-        <w:rPr>
-          <w:rFonts w:ascii="Times New Roman" w:eastAsia="Times New Roman" w:hAnsi="Times New Roman" w:cs="Times New Roman"/>
-          <w:color w:val="auto"/>
-          <w:sz w:val="24"/>
-          <w:szCs w:val="24"/>
-          <w:lang w:val="en-US"/>
-        </w:rPr>
-        <w:t xml:space="preserve">la a0, </w:t>
-      </w:r>
-      <w:proofErr w:type="spellStart"/>
-      <w:r>
-        <w:rPr>
-          <w:rFonts w:ascii="Times New Roman" w:eastAsia="Times New Roman" w:hAnsi="Times New Roman" w:cs="Times New Roman"/>
-          <w:color w:val="auto"/>
-          <w:sz w:val="24"/>
-          <w:szCs w:val="24"/>
-          <w:lang w:val="en-US"/>
-        </w:rPr>
-        <w:t>addr_msg</w:t>
-      </w:r>
-      <w:proofErr w:type="spellEnd"/>
-    </w:p>
-    <w:p>
-      <w:pPr>
-        <w:spacing w:after="0" w:line="240" w:lineRule="auto"/>
-        <w:rPr>
-          <w:rFonts w:ascii="Times New Roman" w:eastAsia="Times New Roman" w:hAnsi="Times New Roman" w:cs="Times New Roman"/>
-          <w:color w:val="auto"/>
-          <w:sz w:val="24"/>
-          <w:szCs w:val="24"/>
-        </w:rPr>
-      </w:pPr>
-      <w:proofErr w:type="spellStart"/>
-      <w:r>
-        <w:rPr>
-          <w:rFonts w:ascii="Times New Roman" w:eastAsia="Times New Roman" w:hAnsi="Times New Roman" w:cs="Times New Roman"/>
-          <w:color w:val="auto"/>
-          <w:sz w:val="24"/>
-          <w:szCs w:val="24"/>
-        </w:rPr>
-        <w:t>li</w:t>
-      </w:r>
-      <w:proofErr w:type="spellEnd"/>
-      <w:r>
-        <w:rPr>
-          <w:rFonts w:ascii="Times New Roman" w:eastAsia="Times New Roman" w:hAnsi="Times New Roman" w:cs="Times New Roman"/>
-          <w:color w:val="auto"/>
-          <w:sz w:val="24"/>
-          <w:szCs w:val="24"/>
-        </w:rPr>
-        <w:t xml:space="preserve"> a7, 4</w:t>
-      </w:r>
-    </w:p>
-    <w:p>
-      <w:pPr>
-        <w:spacing w:after="0" w:line="240" w:lineRule="auto"/>
-        <w:rPr>
-          <w:rFonts w:ascii="Times New Roman" w:eastAsia="Times New Roman" w:hAnsi="Times New Roman" w:cs="Times New Roman"/>
-          <w:color w:val="auto"/>
-          <w:sz w:val="24"/>
-          <w:szCs w:val="24"/>
-        </w:rPr>
-      </w:pPr>
-      <w:proofErr w:type="spellStart"/>
-      <w:r>
-        <w:rPr>
-          <w:rFonts w:ascii="Times New Roman" w:eastAsia="Times New Roman" w:hAnsi="Times New Roman" w:cs="Times New Roman"/>
-          <w:color w:val="auto"/>
-          <w:sz w:val="24"/>
-          <w:szCs w:val="24"/>
-        </w:rPr>
-        <w:t>ecall</w:t>
-      </w:r>
-      <w:proofErr w:type="spellEnd"/>
-    </w:p>
-    <w:p>
-      <w:pPr>
-        <w:spacing w:after="0" w:line="240" w:lineRule="auto"/>
-        <w:rPr>
-          <w:rFonts w:ascii="Times New Roman" w:eastAsia="Times New Roman" w:hAnsi="Times New Roman" w:cs="Times New Roman"/>
-          <w:color w:val="auto"/>
-          <w:sz w:val="24"/>
-          <w:szCs w:val="24"/>
-        </w:rPr>
-      </w:pPr>
-    </w:p>
-    <w:p>
-      <w:pPr>
-        <w:spacing w:after="0" w:line="240" w:lineRule="auto"/>
-        <w:rPr>
-          <w:rFonts w:ascii="Times New Roman" w:eastAsia="Times New Roman" w:hAnsi="Times New Roman" w:cs="Times New Roman"/>
-          <w:color w:val="auto"/>
-          <w:sz w:val="24"/>
-          <w:szCs w:val="24"/>
-          <w:lang w:val="en-US"/>
-        </w:rPr>
-      </w:pPr>
-      <w:proofErr w:type="spellStart"/>
-      <w:r>
-        <w:rPr>
-          <w:rFonts w:ascii="Times New Roman" w:eastAsia="Times New Roman" w:hAnsi="Times New Roman" w:cs="Times New Roman"/>
-          <w:color w:val="auto"/>
-          <w:sz w:val="24"/>
-          <w:szCs w:val="24"/>
-          <w:lang w:val="en-US"/>
-        </w:rPr>
-        <w:t>lw</w:t>
-      </w:r>
-      <w:proofErr w:type="spellEnd"/>
-      <w:r>
-        <w:rPr>
-          <w:rFonts w:ascii="Times New Roman" w:eastAsia="Times New Roman" w:hAnsi="Times New Roman" w:cs="Times New Roman"/>
-          <w:color w:val="auto"/>
-          <w:sz w:val="24"/>
-          <w:szCs w:val="24"/>
-          <w:lang w:val="en-US"/>
-        </w:rPr>
-        <w:t xml:space="preserve"> a0, 0(s2)</w:t>
-      </w:r>
-    </w:p>
-    <w:p>
-      <w:pPr>
-        <w:spacing w:after="0" w:line="240" w:lineRule="auto"/>
-        <w:rPr>
-          <w:rFonts w:ascii="Times New Roman" w:eastAsia="Times New Roman" w:hAnsi="Times New Roman" w:cs="Times New Roman"/>
-          <w:color w:val="auto"/>
-          <w:sz w:val="24"/>
-          <w:szCs w:val="24"/>
-          <w:lang w:val="en-US"/>
-        </w:rPr>
-      </w:pPr>
-      <w:r>
-        <w:rPr>
-          <w:rFonts w:ascii="Times New Roman" w:eastAsia="Times New Roman" w:hAnsi="Times New Roman" w:cs="Times New Roman"/>
-          <w:color w:val="auto"/>
-          <w:sz w:val="24"/>
-          <w:szCs w:val="24"/>
-          <w:lang w:val="en-US"/>
-        </w:rPr>
-        <w:t>li a7, 34</w:t>
-      </w:r>
-    </w:p>
-    <w:p>
-      <w:pPr>
-        <w:spacing w:after="0" w:line="240" w:lineRule="auto"/>
-        <w:rPr>
-          <w:rFonts w:ascii="Times New Roman" w:eastAsia="Times New Roman" w:hAnsi="Times New Roman" w:cs="Times New Roman"/>
-          <w:color w:val="auto"/>
-          <w:sz w:val="24"/>
-          <w:szCs w:val="24"/>
-          <w:lang w:val="en-US"/>
-        </w:rPr>
-      </w:pPr>
-      <w:proofErr w:type="spellStart"/>
-      <w:r>
-        <w:rPr>
-          <w:rFonts w:ascii="Times New Roman" w:eastAsia="Times New Roman" w:hAnsi="Times New Roman" w:cs="Times New Roman"/>
-          <w:color w:val="auto"/>
-          <w:sz w:val="24"/>
-          <w:szCs w:val="24"/>
-          <w:lang w:val="en-US"/>
-        </w:rPr>
-        <w:t>ecall</w:t>
-      </w:r>
-      <w:proofErr w:type="spellEnd"/>
-    </w:p>
-    <w:p>
-      <w:pPr>
-        <w:spacing w:after="0" w:line="240" w:lineRule="auto"/>
-        <w:rPr>
-          <w:rFonts w:ascii="Times New Roman" w:eastAsia="Times New Roman" w:hAnsi="Times New Roman" w:cs="Times New Roman"/>
-          <w:color w:val="auto"/>
-          <w:sz w:val="24"/>
-          <w:szCs w:val="24"/>
-          <w:lang w:val="en-US"/>
-        </w:rPr>
-      </w:pPr>
-    </w:p>
-    <w:p>
-      <w:pPr>
-        <w:spacing w:after="0" w:line="240" w:lineRule="auto"/>
-        <w:rPr>
-          <w:rFonts w:ascii="Times New Roman" w:eastAsia="Times New Roman" w:hAnsi="Times New Roman" w:cs="Times New Roman"/>
-          <w:color w:val="auto"/>
-          <w:sz w:val="24"/>
-          <w:szCs w:val="24"/>
-          <w:lang w:val="en-US"/>
-        </w:rPr>
-      </w:pPr>
-      <w:r>
-        <w:rPr>
-          <w:rFonts w:ascii="Times New Roman" w:eastAsia="Times New Roman" w:hAnsi="Times New Roman" w:cs="Times New Roman"/>
-          <w:color w:val="auto"/>
-          <w:sz w:val="24"/>
-          <w:szCs w:val="24"/>
-          <w:lang w:val="en-US"/>
-        </w:rPr>
-        <w:t xml:space="preserve">la a0, </w:t>
-      </w:r>
-      <w:proofErr w:type="spellStart"/>
-      <w:r>
-        <w:rPr>
-          <w:rFonts w:ascii="Times New Roman" w:eastAsia="Times New Roman" w:hAnsi="Times New Roman" w:cs="Times New Roman"/>
-          <w:color w:val="auto"/>
-          <w:sz w:val="24"/>
-          <w:szCs w:val="24"/>
-          <w:lang w:val="en-US"/>
-        </w:rPr>
-        <w:t>val_msg</w:t>
-      </w:r>
-      <w:proofErr w:type="spellEnd"/>
-    </w:p>
-    <w:p>
-      <w:pPr>
-        <w:spacing w:after="0" w:line="240" w:lineRule="auto"/>
-        <w:rPr>
-          <w:rFonts w:ascii="Times New Roman" w:eastAsia="Times New Roman" w:hAnsi="Times New Roman" w:cs="Times New Roman"/>
-          <w:color w:val="auto"/>
-          <w:sz w:val="24"/>
-          <w:szCs w:val="24"/>
-        </w:rPr>
-      </w:pPr>
-      <w:proofErr w:type="spellStart"/>
-      <w:r>
-        <w:rPr>
-          <w:rFonts w:ascii="Times New Roman" w:eastAsia="Times New Roman" w:hAnsi="Times New Roman" w:cs="Times New Roman"/>
-          <w:color w:val="auto"/>
-          <w:sz w:val="24"/>
-          <w:szCs w:val="24"/>
-        </w:rPr>
-        <w:t>li</w:t>
-      </w:r>
-      <w:proofErr w:type="spellEnd"/>
-      <w:r>
-        <w:rPr>
-          <w:rFonts w:ascii="Times New Roman" w:eastAsia="Times New Roman" w:hAnsi="Times New Roman" w:cs="Times New Roman"/>
-          <w:color w:val="auto"/>
-          <w:sz w:val="24"/>
-          <w:szCs w:val="24"/>
-        </w:rPr>
-        <w:t xml:space="preserve"> a7, 4</w:t>
-      </w:r>
-    </w:p>
-    <w:p>
-      <w:pPr>
-        <w:spacing w:after="0" w:line="240" w:lineRule="auto"/>
-        <w:rPr>
-          <w:rFonts w:ascii="Times New Roman" w:eastAsia="Times New Roman" w:hAnsi="Times New Roman" w:cs="Times New Roman"/>
-          <w:color w:val="auto"/>
-          <w:sz w:val="24"/>
-          <w:szCs w:val="24"/>
-        </w:rPr>
-      </w:pPr>
-      <w:proofErr w:type="spellStart"/>
-      <w:r>
-        <w:rPr>
-          <w:rFonts w:ascii="Times New Roman" w:eastAsia="Times New Roman" w:hAnsi="Times New Roman" w:cs="Times New Roman"/>
-          <w:color w:val="auto"/>
-          <w:sz w:val="24"/>
-          <w:szCs w:val="24"/>
-        </w:rPr>
-        <w:t>ecall</w:t>
-      </w:r>
-      <w:proofErr w:type="spellEnd"/>
-    </w:p>
-    <w:p>
-      <w:pPr>
-        <w:spacing w:after="0" w:line="240" w:lineRule="auto"/>
-        <w:rPr>
-          <w:rFonts w:ascii="Times New Roman" w:eastAsia="Times New Roman" w:hAnsi="Times New Roman" w:cs="Times New Roman"/>
-          <w:color w:val="auto"/>
-          <w:sz w:val="24"/>
-          <w:szCs w:val="24"/>
-        </w:rPr>
-      </w:pPr>
-    </w:p>
-    <w:p>
-      <w:pPr>
-        <w:spacing w:after="0" w:line="240" w:lineRule="auto"/>
-        <w:rPr>
-          <w:rFonts w:ascii="Times New Roman" w:eastAsia="Times New Roman" w:hAnsi="Times New Roman" w:cs="Times New Roman"/>
-          <w:color w:val="auto"/>
-          <w:sz w:val="24"/>
-          <w:szCs w:val="24"/>
-        </w:rPr>
-      </w:pPr>
-      <w:proofErr w:type="spellStart"/>
-      <w:r>
-        <w:rPr>
-          <w:rFonts w:ascii="Times New Roman" w:eastAsia="Times New Roman" w:hAnsi="Times New Roman" w:cs="Times New Roman"/>
-          <w:color w:val="auto"/>
-          <w:sz w:val="24"/>
-          <w:szCs w:val="24"/>
-        </w:rPr>
-        <w:t>lw</w:t>
-      </w:r>
-      <w:proofErr w:type="spellEnd"/>
-      <w:r>
-        <w:rPr>
-          <w:rFonts w:ascii="Times New Roman" w:eastAsia="Times New Roman" w:hAnsi="Times New Roman" w:cs="Times New Roman"/>
-          <w:color w:val="auto"/>
-          <w:sz w:val="24"/>
-          <w:szCs w:val="24"/>
-        </w:rPr>
-        <w:t xml:space="preserve"> t0, 0(s2) </w:t>
-      </w:r>
-    </w:p>
-    <w:p>
-      <w:pPr>
-        <w:spacing w:after="0" w:line="240" w:lineRule="auto"/>
-        <w:rPr>
-          <w:rFonts w:ascii="Times New Roman" w:eastAsia="Times New Roman" w:hAnsi="Times New Roman" w:cs="Times New Roman"/>
-          <w:color w:val="auto"/>
-          <w:sz w:val="24"/>
-          <w:szCs w:val="24"/>
-        </w:rPr>
-      </w:pPr>
-      <w:proofErr w:type="spellStart"/>
-      <w:r>
-        <w:rPr>
-          <w:rFonts w:ascii="Times New Roman" w:eastAsia="Times New Roman" w:hAnsi="Times New Roman" w:cs="Times New Roman"/>
-          <w:color w:val="auto"/>
-          <w:sz w:val="24"/>
-          <w:szCs w:val="24"/>
-        </w:rPr>
-        <w:t>la</w:t>
-      </w:r>
-      <w:proofErr w:type="spellEnd"/>
-      <w:r>
-        <w:rPr>
-          <w:rFonts w:ascii="Times New Roman" w:eastAsia="Times New Roman" w:hAnsi="Times New Roman" w:cs="Times New Roman"/>
-          <w:color w:val="auto"/>
-          <w:sz w:val="24"/>
-          <w:szCs w:val="24"/>
-        </w:rPr>
-        <w:t xml:space="preserve"> t1, A </w:t>
-      </w:r>
-    </w:p>
-    <w:p>
-      <w:pPr>
-        <w:spacing w:after="0" w:line="240" w:lineRule="auto"/>
-        <w:rPr>
-          <w:rFonts w:ascii="Times New Roman" w:eastAsia="Times New Roman" w:hAnsi="Times New Roman" w:cs="Times New Roman"/>
-          <w:color w:val="auto"/>
-          <w:sz w:val="24"/>
-          <w:szCs w:val="24"/>
-        </w:rPr>
-      </w:pPr>
-      <w:proofErr w:type="spellStart"/>
-      <w:r>
-        <w:rPr>
-          <w:rFonts w:ascii="Times New Roman" w:eastAsia="Times New Roman" w:hAnsi="Times New Roman" w:cs="Times New Roman"/>
-          <w:color w:val="auto"/>
-          <w:sz w:val="24"/>
-          <w:szCs w:val="24"/>
-        </w:rPr>
-        <w:t>sub</w:t>
-      </w:r>
-      <w:proofErr w:type="spellEnd"/>
-      <w:r>
-        <w:rPr>
-          <w:rFonts w:ascii="Times New Roman" w:eastAsia="Times New Roman" w:hAnsi="Times New Roman" w:cs="Times New Roman"/>
-          <w:color w:val="auto"/>
-          <w:sz w:val="24"/>
-          <w:szCs w:val="24"/>
-        </w:rPr>
-        <w:t xml:space="preserve"> t2, t0, t1 </w:t>
-      </w:r>
-    </w:p>
-    <w:p>
-      <w:pPr>
-        <w:spacing w:after="0" w:line="240" w:lineRule="auto"/>
-        <w:rPr>
-          <w:rFonts w:ascii="Times New Roman" w:eastAsia="Times New Roman" w:hAnsi="Times New Roman" w:cs="Times New Roman"/>
-          <w:color w:val="auto"/>
-          <w:sz w:val="24"/>
-          <w:szCs w:val="24"/>
-        </w:rPr>
-      </w:pPr>
-      <w:proofErr w:type="spellStart"/>
-      <w:r>
-        <w:rPr>
-          <w:rFonts w:ascii="Times New Roman" w:eastAsia="Times New Roman" w:hAnsi="Times New Roman" w:cs="Times New Roman"/>
-          <w:color w:val="auto"/>
-          <w:sz w:val="24"/>
-          <w:szCs w:val="24"/>
-        </w:rPr>
-        <w:t>srli</w:t>
-      </w:r>
-      <w:proofErr w:type="spellEnd"/>
-      <w:r>
-        <w:rPr>
-          <w:rFonts w:ascii="Times New Roman" w:eastAsia="Times New Roman" w:hAnsi="Times New Roman" w:cs="Times New Roman"/>
-          <w:color w:val="auto"/>
-          <w:sz w:val="24"/>
-          <w:szCs w:val="24"/>
-        </w:rPr>
-        <w:t xml:space="preserve"> a0, t2, 2 </w:t>
-      </w:r>
-    </w:p>
-    <w:p>
-      <w:pPr>
-        <w:spacing w:after="0" w:line="240" w:lineRule="auto"/>
-        <w:rPr>
-          <w:rFonts w:ascii="Times New Roman" w:eastAsia="Times New Roman" w:hAnsi="Times New Roman" w:cs="Times New Roman"/>
-          <w:color w:val="auto"/>
-          <w:sz w:val="24"/>
-          <w:szCs w:val="24"/>
-          <w:lang w:val="en-US"/>
-        </w:rPr>
-      </w:pPr>
-      <w:r>
-        <w:rPr>
-          <w:rFonts w:ascii="Times New Roman" w:eastAsia="Times New Roman" w:hAnsi="Times New Roman" w:cs="Times New Roman"/>
-          <w:color w:val="auto"/>
-          <w:sz w:val="24"/>
-          <w:szCs w:val="24"/>
-          <w:lang w:val="en-US"/>
-        </w:rPr>
-        <w:t>li a7, 1</w:t>
-      </w:r>
-    </w:p>
-    <w:p>
-      <w:pPr>
-        <w:spacing w:after="0" w:line="240" w:lineRule="auto"/>
-        <w:rPr>
-          <w:rFonts w:ascii="Times New Roman" w:eastAsia="Times New Roman" w:hAnsi="Times New Roman" w:cs="Times New Roman"/>
-          <w:color w:val="auto"/>
-          <w:sz w:val="24"/>
-          <w:szCs w:val="24"/>
-          <w:lang w:val="en-US"/>
-        </w:rPr>
-      </w:pPr>
-      <w:proofErr w:type="spellStart"/>
-      <w:r>
-        <w:rPr>
-          <w:rFonts w:ascii="Times New Roman" w:eastAsia="Times New Roman" w:hAnsi="Times New Roman" w:cs="Times New Roman"/>
-          <w:color w:val="auto"/>
-          <w:sz w:val="24"/>
-          <w:szCs w:val="24"/>
-          <w:lang w:val="en-US"/>
-        </w:rPr>
-        <w:t>ecall</w:t>
-      </w:r>
-      <w:proofErr w:type="spellEnd"/>
-    </w:p>
-    <w:p>
-      <w:pPr>
-        <w:spacing w:after="0" w:line="240" w:lineRule="auto"/>
-        <w:rPr>
-          <w:rFonts w:ascii="Times New Roman" w:eastAsia="Times New Roman" w:hAnsi="Times New Roman" w:cs="Times New Roman"/>
-          <w:color w:val="auto"/>
-          <w:sz w:val="24"/>
-          <w:szCs w:val="24"/>
-          <w:lang w:val="en-US"/>
-        </w:rPr>
-      </w:pPr>
-    </w:p>
-    <w:p>
-      <w:pPr>
-        <w:spacing w:after="0" w:line="240" w:lineRule="auto"/>
-        <w:rPr>
-          <w:rFonts w:ascii="Times New Roman" w:eastAsia="Times New Roman" w:hAnsi="Times New Roman" w:cs="Times New Roman"/>
-          <w:color w:val="auto"/>
-          <w:sz w:val="24"/>
-          <w:szCs w:val="24"/>
-          <w:lang w:val="en-US"/>
-        </w:rPr>
-      </w:pPr>
-      <w:r>
-        <w:rPr>
-          <w:rFonts w:ascii="Times New Roman" w:eastAsia="Times New Roman" w:hAnsi="Times New Roman" w:cs="Times New Roman"/>
-          <w:color w:val="auto"/>
-          <w:sz w:val="24"/>
-          <w:szCs w:val="24"/>
-          <w:lang w:val="en-US"/>
-        </w:rPr>
-        <w:t xml:space="preserve">la a0, </w:t>
-      </w:r>
-      <w:proofErr w:type="spellStart"/>
-      <w:r>
-        <w:rPr>
-          <w:rFonts w:ascii="Times New Roman" w:eastAsia="Times New Roman" w:hAnsi="Times New Roman" w:cs="Times New Roman"/>
-          <w:color w:val="auto"/>
-          <w:sz w:val="24"/>
-          <w:szCs w:val="24"/>
-          <w:lang w:val="en-US"/>
-        </w:rPr>
-        <w:t>bin_msg</w:t>
-      </w:r>
-      <w:proofErr w:type="spellEnd"/>
-    </w:p>
-    <w:p>
-      <w:pPr>
-        <w:spacing w:after="0" w:line="240" w:lineRule="auto"/>
-        <w:rPr>
-          <w:rFonts w:ascii="Times New Roman" w:eastAsia="Times New Roman" w:hAnsi="Times New Roman" w:cs="Times New Roman"/>
-          <w:color w:val="auto"/>
-          <w:sz w:val="24"/>
-          <w:szCs w:val="24"/>
-          <w:lang w:val="en-US"/>
-        </w:rPr>
-      </w:pPr>
-      <w:r>
-        <w:rPr>
-          <w:rFonts w:ascii="Times New Roman" w:eastAsia="Times New Roman" w:hAnsi="Times New Roman" w:cs="Times New Roman"/>
-          <w:color w:val="auto"/>
-          <w:sz w:val="24"/>
-          <w:szCs w:val="24"/>
-          <w:lang w:val="en-US"/>
-        </w:rPr>
-        <w:t>li a7, 4</w:t>
-      </w:r>
-    </w:p>
-    <w:p>
-      <w:pPr>
-        <w:spacing w:after="0" w:line="240" w:lineRule="auto"/>
-        <w:rPr>
-          <w:rFonts w:ascii="Times New Roman" w:eastAsia="Times New Roman" w:hAnsi="Times New Roman" w:cs="Times New Roman"/>
-          <w:color w:val="auto"/>
-          <w:sz w:val="24"/>
-          <w:szCs w:val="24"/>
-        </w:rPr>
-      </w:pPr>
-      <w:proofErr w:type="spellStart"/>
-      <w:r>
-        <w:rPr>
-          <w:rFonts w:ascii="Times New Roman" w:eastAsia="Times New Roman" w:hAnsi="Times New Roman" w:cs="Times New Roman"/>
-          <w:color w:val="auto"/>
-          <w:sz w:val="24"/>
-          <w:szCs w:val="24"/>
-        </w:rPr>
-        <w:t>ecall</w:t>
-      </w:r>
-      <w:proofErr w:type="spellEnd"/>
-    </w:p>
-    <w:p>
-      <w:pPr>
-        <w:spacing w:after="0" w:line="240" w:lineRule="auto"/>
-        <w:rPr>
-          <w:rFonts w:ascii="Times New Roman" w:eastAsia="Times New Roman" w:hAnsi="Times New Roman" w:cs="Times New Roman"/>
-          <w:color w:val="auto"/>
-          <w:sz w:val="24"/>
-          <w:szCs w:val="24"/>
-        </w:rPr>
-      </w:pPr>
-    </w:p>
-    <w:p>
-      <w:pPr>
-        <w:spacing w:after="0" w:line="240" w:lineRule="auto"/>
-        <w:rPr>
-          <w:rFonts w:ascii="Times New Roman" w:eastAsia="Times New Roman" w:hAnsi="Times New Roman" w:cs="Times New Roman"/>
-          <w:color w:val="auto"/>
-          <w:sz w:val="24"/>
-          <w:szCs w:val="24"/>
-        </w:rPr>
-      </w:pPr>
-      <w:proofErr w:type="spellStart"/>
-      <w:r>
-        <w:rPr>
-          <w:rFonts w:ascii="Times New Roman" w:eastAsia="Times New Roman" w:hAnsi="Times New Roman" w:cs="Times New Roman"/>
-          <w:color w:val="auto"/>
-          <w:sz w:val="24"/>
-          <w:szCs w:val="24"/>
-        </w:rPr>
-        <w:t>lw</w:t>
-      </w:r>
-      <w:proofErr w:type="spellEnd"/>
-      <w:r>
-        <w:rPr>
-          <w:rFonts w:ascii="Times New Roman" w:eastAsia="Times New Roman" w:hAnsi="Times New Roman" w:cs="Times New Roman"/>
-          <w:color w:val="auto"/>
-          <w:sz w:val="24"/>
-          <w:szCs w:val="24"/>
-        </w:rPr>
-        <w:t xml:space="preserve"> t0, 0(s2)</w:t>
-      </w:r>
-    </w:p>
-    <w:p>
-      <w:pPr>
-        <w:spacing w:after="0" w:line="240" w:lineRule="auto"/>
-        <w:rPr>
-          <w:rFonts w:ascii="Times New Roman" w:eastAsia="Times New Roman" w:hAnsi="Times New Roman" w:cs="Times New Roman"/>
-          <w:color w:val="auto"/>
-          <w:sz w:val="24"/>
-          <w:szCs w:val="24"/>
-        </w:rPr>
-      </w:pPr>
-      <w:proofErr w:type="spellStart"/>
-      <w:r>
-        <w:rPr>
-          <w:rFonts w:ascii="Times New Roman" w:eastAsia="Times New Roman" w:hAnsi="Times New Roman" w:cs="Times New Roman"/>
-          <w:color w:val="auto"/>
-          <w:sz w:val="24"/>
-          <w:szCs w:val="24"/>
-        </w:rPr>
-        <w:t>la</w:t>
-      </w:r>
-      <w:proofErr w:type="spellEnd"/>
-      <w:r>
-        <w:rPr>
-          <w:rFonts w:ascii="Times New Roman" w:eastAsia="Times New Roman" w:hAnsi="Times New Roman" w:cs="Times New Roman"/>
-          <w:color w:val="auto"/>
-          <w:sz w:val="24"/>
-          <w:szCs w:val="24"/>
-        </w:rPr>
-        <w:t xml:space="preserve"> t1, A </w:t>
-      </w:r>
-    </w:p>
-    <w:p>
-      <w:pPr>
-        <w:spacing w:after="0" w:line="240" w:lineRule="auto"/>
-        <w:rPr>
-          <w:rFonts w:ascii="Times New Roman" w:eastAsia="Times New Roman" w:hAnsi="Times New Roman" w:cs="Times New Roman"/>
-          <w:color w:val="auto"/>
-          <w:sz w:val="24"/>
-          <w:szCs w:val="24"/>
-        </w:rPr>
-      </w:pPr>
-      <w:proofErr w:type="spellStart"/>
-      <w:r>
-        <w:rPr>
-          <w:rFonts w:ascii="Times New Roman" w:eastAsia="Times New Roman" w:hAnsi="Times New Roman" w:cs="Times New Roman"/>
-          <w:color w:val="auto"/>
-          <w:sz w:val="24"/>
-          <w:szCs w:val="24"/>
-        </w:rPr>
-        <w:t>sub</w:t>
-      </w:r>
-      <w:proofErr w:type="spellEnd"/>
-      <w:r>
-        <w:rPr>
-          <w:rFonts w:ascii="Times New Roman" w:eastAsia="Times New Roman" w:hAnsi="Times New Roman" w:cs="Times New Roman"/>
-          <w:color w:val="auto"/>
-          <w:sz w:val="24"/>
-          <w:szCs w:val="24"/>
-        </w:rPr>
-        <w:t xml:space="preserve"> t2, t0, t1</w:t>
-      </w:r>
-    </w:p>
-    <w:p>
-      <w:pPr>
-        <w:spacing w:after="0" w:line="240" w:lineRule="auto"/>
-        <w:rPr>
-          <w:rFonts w:ascii="Times New Roman" w:eastAsia="Times New Roman" w:hAnsi="Times New Roman" w:cs="Times New Roman"/>
-          <w:color w:val="auto"/>
-          <w:sz w:val="24"/>
-          <w:szCs w:val="24"/>
-        </w:rPr>
-      </w:pPr>
-      <w:proofErr w:type="spellStart"/>
-      <w:r>
-        <w:rPr>
-          <w:rFonts w:ascii="Times New Roman" w:eastAsia="Times New Roman" w:hAnsi="Times New Roman" w:cs="Times New Roman"/>
-          <w:color w:val="auto"/>
-          <w:sz w:val="24"/>
-          <w:szCs w:val="24"/>
-        </w:rPr>
-        <w:t>srli</w:t>
-      </w:r>
-      <w:proofErr w:type="spellEnd"/>
-      <w:r>
-        <w:rPr>
-          <w:rFonts w:ascii="Times New Roman" w:eastAsia="Times New Roman" w:hAnsi="Times New Roman" w:cs="Times New Roman"/>
-          <w:color w:val="auto"/>
-          <w:sz w:val="24"/>
-          <w:szCs w:val="24"/>
-        </w:rPr>
-        <w:t xml:space="preserve"> a0, t2, 2</w:t>
-      </w:r>
-    </w:p>
-    <w:p>
-      <w:pPr>
-        <w:spacing w:after="0" w:line="240" w:lineRule="auto"/>
-        <w:rPr>
-          <w:rFonts w:ascii="Times New Roman" w:eastAsia="Times New Roman" w:hAnsi="Times New Roman" w:cs="Times New Roman"/>
-          <w:color w:val="auto"/>
-          <w:sz w:val="24"/>
-          <w:szCs w:val="24"/>
-          <w:lang w:val="en-US"/>
-        </w:rPr>
-      </w:pPr>
-      <w:r>
-        <w:rPr>
-          <w:rFonts w:ascii="Times New Roman" w:eastAsia="Times New Roman" w:hAnsi="Times New Roman" w:cs="Times New Roman"/>
-          <w:color w:val="auto"/>
-          <w:sz w:val="24"/>
-          <w:szCs w:val="24"/>
-          <w:lang w:val="en-US"/>
-        </w:rPr>
-        <w:t>li a7, 35</w:t>
-      </w:r>
-    </w:p>
-    <w:p>
-      <w:pPr>
-        <w:spacing w:after="0" w:line="240" w:lineRule="auto"/>
-        <w:rPr>
-          <w:rFonts w:ascii="Times New Roman" w:eastAsia="Times New Roman" w:hAnsi="Times New Roman" w:cs="Times New Roman"/>
-          <w:color w:val="auto"/>
-          <w:sz w:val="24"/>
-          <w:szCs w:val="24"/>
-          <w:lang w:val="en-US"/>
-        </w:rPr>
-      </w:pPr>
-      <w:proofErr w:type="spellStart"/>
-      <w:r>
-        <w:rPr>
-          <w:rFonts w:ascii="Times New Roman" w:eastAsia="Times New Roman" w:hAnsi="Times New Roman" w:cs="Times New Roman"/>
-          <w:color w:val="auto"/>
-          <w:sz w:val="24"/>
-          <w:szCs w:val="24"/>
-          <w:lang w:val="en-US"/>
-        </w:rPr>
-        <w:t>ecall</w:t>
-      </w:r>
-      <w:proofErr w:type="spellEnd"/>
-    </w:p>
-    <w:p>
-      <w:pPr>
-        <w:spacing w:after="0" w:line="240" w:lineRule="auto"/>
-        <w:rPr>
-          <w:rFonts w:ascii="Times New Roman" w:eastAsia="Times New Roman" w:hAnsi="Times New Roman" w:cs="Times New Roman"/>
-          <w:color w:val="auto"/>
-          <w:sz w:val="24"/>
-          <w:szCs w:val="24"/>
-          <w:lang w:val="en-US"/>
-        </w:rPr>
-      </w:pPr>
-    </w:p>
-    <w:p>
-      <w:pPr>
-        <w:spacing w:after="0" w:line="240" w:lineRule="auto"/>
-        <w:rPr>
-          <w:rFonts w:ascii="Times New Roman" w:eastAsia="Times New Roman" w:hAnsi="Times New Roman" w:cs="Times New Roman"/>
-          <w:color w:val="auto"/>
-          <w:sz w:val="24"/>
-          <w:szCs w:val="24"/>
-          <w:lang w:val="en-US"/>
-        </w:rPr>
-      </w:pPr>
-      <w:r>
-        <w:rPr>
-          <w:rFonts w:ascii="Times New Roman" w:eastAsia="Times New Roman" w:hAnsi="Times New Roman" w:cs="Times New Roman"/>
-          <w:color w:val="auto"/>
-          <w:sz w:val="24"/>
-          <w:szCs w:val="24"/>
-          <w:lang w:val="en-US"/>
-        </w:rPr>
-        <w:t xml:space="preserve">la a0, </w:t>
-      </w:r>
-      <w:proofErr w:type="spellStart"/>
-      <w:r>
-        <w:rPr>
-          <w:rFonts w:ascii="Times New Roman" w:eastAsia="Times New Roman" w:hAnsi="Times New Roman" w:cs="Times New Roman"/>
-          <w:color w:val="auto"/>
-          <w:sz w:val="24"/>
-          <w:szCs w:val="24"/>
-          <w:lang w:val="en-US"/>
-        </w:rPr>
-        <w:t>nl</w:t>
-      </w:r>
-      <w:proofErr w:type="spellEnd"/>
-    </w:p>
-    <w:p>
-      <w:pPr>
-        <w:spacing w:after="0" w:line="240" w:lineRule="auto"/>
-        <w:rPr>
-          <w:rFonts w:ascii="Times New Roman" w:eastAsia="Times New Roman" w:hAnsi="Times New Roman" w:cs="Times New Roman"/>
-          <w:color w:val="auto"/>
-          <w:sz w:val="24"/>
-          <w:szCs w:val="24"/>
-          <w:lang w:val="en-US"/>
-        </w:rPr>
-      </w:pPr>
-      <w:r>
-        <w:rPr>
-          <w:rFonts w:ascii="Times New Roman" w:eastAsia="Times New Roman" w:hAnsi="Times New Roman" w:cs="Times New Roman"/>
-          <w:color w:val="auto"/>
-          <w:sz w:val="24"/>
-          <w:szCs w:val="24"/>
-          <w:lang w:val="en-US"/>
-        </w:rPr>
-        <w:t>li a7, 4</w:t>
-      </w:r>
-    </w:p>
-    <w:p>
-      <w:pPr>
-        <w:spacing w:after="0" w:line="240" w:lineRule="auto"/>
-        <w:rPr>
-          <w:rFonts w:ascii="Times New Roman" w:eastAsia="Times New Roman" w:hAnsi="Times New Roman" w:cs="Times New Roman"/>
-          <w:color w:val="auto"/>
-          <w:sz w:val="24"/>
-          <w:szCs w:val="24"/>
-          <w:lang w:val="en-US"/>
-        </w:rPr>
-      </w:pPr>
-      <w:proofErr w:type="spellStart"/>
-      <w:r>
-        <w:rPr>
-          <w:rFonts w:ascii="Times New Roman" w:eastAsia="Times New Roman" w:hAnsi="Times New Roman" w:cs="Times New Roman"/>
-          <w:color w:val="auto"/>
-          <w:sz w:val="24"/>
-          <w:szCs w:val="24"/>
-          <w:lang w:val="en-US"/>
-        </w:rPr>
-        <w:t>ecall</w:t>
-      </w:r>
-      <w:proofErr w:type="spellEnd"/>
-    </w:p>
-    <w:p>
-      <w:pPr>
-        <w:spacing w:after="0" w:line="240" w:lineRule="auto"/>
-        <w:rPr>
-          <w:rFonts w:ascii="Times New Roman" w:eastAsia="Times New Roman" w:hAnsi="Times New Roman" w:cs="Times New Roman"/>
-          <w:color w:val="auto"/>
-          <w:sz w:val="24"/>
-          <w:szCs w:val="24"/>
-          <w:lang w:val="en-US"/>
-        </w:rPr>
-      </w:pPr>
-    </w:p>
-    <w:p>
-      <w:pPr>
-        <w:spacing w:after="0" w:line="240" w:lineRule="auto"/>
-        <w:rPr>
-          <w:rFonts w:ascii="Times New Roman" w:eastAsia="Times New Roman" w:hAnsi="Times New Roman" w:cs="Times New Roman"/>
-          <w:color w:val="auto"/>
-          <w:sz w:val="24"/>
-          <w:szCs w:val="24"/>
-          <w:lang w:val="en-US"/>
-        </w:rPr>
-      </w:pPr>
-      <w:proofErr w:type="spellStart"/>
-      <w:r>
-        <w:rPr>
-          <w:rFonts w:ascii="Times New Roman" w:eastAsia="Times New Roman" w:hAnsi="Times New Roman" w:cs="Times New Roman"/>
-          <w:color w:val="auto"/>
-          <w:sz w:val="24"/>
-          <w:szCs w:val="24"/>
-          <w:lang w:val="en-US"/>
-        </w:rPr>
-        <w:t>addi</w:t>
-      </w:r>
-      <w:proofErr w:type="spellEnd"/>
-      <w:r>
-        <w:rPr>
-          <w:rFonts w:ascii="Times New Roman" w:eastAsia="Times New Roman" w:hAnsi="Times New Roman" w:cs="Times New Roman"/>
-          <w:color w:val="auto"/>
-          <w:sz w:val="24"/>
-          <w:szCs w:val="24"/>
-          <w:lang w:val="en-US"/>
-        </w:rPr>
-        <w:t xml:space="preserve"> s2, s2, 4</w:t>
-      </w:r>
-    </w:p>
-    <w:p>
-      <w:pPr>
-        <w:spacing w:after="0" w:line="240" w:lineRule="auto"/>
-        <w:rPr>
-          <w:rFonts w:ascii="Times New Roman" w:eastAsia="Times New Roman" w:hAnsi="Times New Roman" w:cs="Times New Roman"/>
-          <w:color w:val="auto"/>
-          <w:sz w:val="24"/>
-          <w:szCs w:val="24"/>
-          <w:lang w:val="en-US"/>
-        </w:rPr>
-      </w:pPr>
-      <w:proofErr w:type="spellStart"/>
-      <w:r>
-        <w:rPr>
-          <w:rFonts w:ascii="Times New Roman" w:eastAsia="Times New Roman" w:hAnsi="Times New Roman" w:cs="Times New Roman"/>
-          <w:color w:val="auto"/>
-          <w:sz w:val="24"/>
-          <w:szCs w:val="24"/>
-          <w:lang w:val="en-US"/>
-        </w:rPr>
-        <w:t>addi</w:t>
-      </w:r>
-      <w:proofErr w:type="spellEnd"/>
-      <w:r>
-        <w:rPr>
-          <w:rFonts w:ascii="Times New Roman" w:eastAsia="Times New Roman" w:hAnsi="Times New Roman" w:cs="Times New Roman"/>
-          <w:color w:val="auto"/>
-          <w:sz w:val="24"/>
-          <w:szCs w:val="24"/>
-          <w:lang w:val="en-US"/>
-        </w:rPr>
-        <w:t xml:space="preserve"> s4, s4, 1</w:t>
-      </w:r>
-    </w:p>
-    <w:p>
-      <w:pPr>
-        <w:spacing w:after="0" w:line="240" w:lineRule="auto"/>
-        <w:rPr>
-          <w:rFonts w:ascii="Times New Roman" w:eastAsia="Times New Roman" w:hAnsi="Times New Roman" w:cs="Times New Roman"/>
-          <w:color w:val="auto"/>
-          <w:sz w:val="24"/>
-          <w:szCs w:val="24"/>
-          <w:lang w:val="en-US"/>
-        </w:rPr>
-      </w:pPr>
-      <w:r>
-        <w:rPr>
-          <w:rFonts w:ascii="Times New Roman" w:eastAsia="Times New Roman" w:hAnsi="Times New Roman" w:cs="Times New Roman"/>
-          <w:color w:val="auto"/>
-          <w:sz w:val="24"/>
-          <w:szCs w:val="24"/>
-          <w:lang w:val="en-US"/>
-        </w:rPr>
-        <w:t xml:space="preserve">j </w:t>
-      </w:r>
-      <w:proofErr w:type="spellStart"/>
-      <w:r>
-        <w:rPr>
-          <w:rFonts w:ascii="Times New Roman" w:eastAsia="Times New Roman" w:hAnsi="Times New Roman" w:cs="Times New Roman"/>
-          <w:color w:val="auto"/>
-          <w:sz w:val="24"/>
-          <w:szCs w:val="24"/>
-          <w:lang w:val="en-US"/>
-        </w:rPr>
-        <w:t>print_loop</w:t>
-      </w:r>
-      <w:proofErr w:type="spellEnd"/>
-    </w:p>
-    <w:p>
-      <w:pPr>
-        <w:spacing w:after="0" w:line="240" w:lineRule="auto"/>
-        <w:rPr>
-          <w:rFonts w:ascii="Times New Roman" w:eastAsia="Times New Roman" w:hAnsi="Times New Roman" w:cs="Times New Roman"/>
-          <w:color w:val="auto"/>
-          <w:sz w:val="24"/>
-          <w:szCs w:val="24"/>
-          <w:lang w:val="en-US"/>
-        </w:rPr>
-      </w:pPr>
-    </w:p>
-    <w:p>
-      <w:pPr>
-        <w:spacing w:after="0" w:line="240" w:lineRule="auto"/>
-        <w:rPr>
-          <w:rFonts w:ascii="Times New Roman" w:eastAsia="Times New Roman" w:hAnsi="Times New Roman" w:cs="Times New Roman"/>
-          <w:color w:val="auto"/>
-          <w:sz w:val="24"/>
-          <w:szCs w:val="24"/>
-        </w:rPr>
-      </w:pPr>
-      <w:proofErr w:type="spellStart"/>
-      <w:r>
-        <w:rPr>
-          <w:rFonts w:ascii="Times New Roman" w:eastAsia="Times New Roman" w:hAnsi="Times New Roman" w:cs="Times New Roman"/>
-          <w:color w:val="auto"/>
-          <w:sz w:val="24"/>
-          <w:szCs w:val="24"/>
-        </w:rPr>
-        <w:t>exit</w:t>
-      </w:r>
-      <w:proofErr w:type="spellEnd"/>
-      <w:r>
-        <w:rPr>
-          <w:rFonts w:ascii="Times New Roman" w:eastAsia="Times New Roman" w:hAnsi="Times New Roman" w:cs="Times New Roman"/>
-          <w:color w:val="auto"/>
-          <w:sz w:val="24"/>
-          <w:szCs w:val="24"/>
-        </w:rPr>
-        <w:t>:</w:t>
-      </w:r>
-    </w:p>
-    <w:p>
-      <w:pPr>
-        <w:spacing w:after="0" w:line="240" w:lineRule="auto"/>
-        <w:rPr>
-          <w:rFonts w:ascii="Times New Roman" w:eastAsia="Times New Roman" w:hAnsi="Times New Roman" w:cs="Times New Roman"/>
-          <w:color w:val="auto"/>
-          <w:sz w:val="24"/>
-          <w:szCs w:val="24"/>
-        </w:rPr>
-      </w:pPr>
-      <w:proofErr w:type="spellStart"/>
-      <w:r>
-        <w:rPr>
-          <w:rFonts w:ascii="Times New Roman" w:eastAsia="Times New Roman" w:hAnsi="Times New Roman" w:cs="Times New Roman"/>
-          <w:color w:val="auto"/>
-          <w:sz w:val="24"/>
-          <w:szCs w:val="24"/>
-        </w:rPr>
-        <w:t>li</w:t>
-      </w:r>
-      <w:proofErr w:type="spellEnd"/>
-      <w:r>
-        <w:rPr>
-          <w:rFonts w:ascii="Times New Roman" w:eastAsia="Times New Roman" w:hAnsi="Times New Roman" w:cs="Times New Roman"/>
-          <w:color w:val="auto"/>
-          <w:sz w:val="24"/>
-          <w:szCs w:val="24"/>
-        </w:rPr>
-        <w:t xml:space="preserve"> a7, 10</w:t>
+    </w:p>
+    <w:p>
+      <w:pPr>
+        <w:spacing w:after="0" w:line="240" w:lineRule="auto"/>
+        <w:rPr>
+          <w:rFonts w:ascii="Times New Roman" w:eastAsia="Times New Roman" w:hAnsi="Times New Roman" w:cs="Times New Roman"/>
+          <w:color w:val="auto"/>
+          <w:sz w:val="24"/>
+          <w:szCs w:val="24"/>
+          <w:lang w:val="en-US"/>
+        </w:rPr>
+      </w:pPr>
+    </w:p>
+    <w:p>
+      <w:pPr>
+        <w:spacing w:after="0" w:line="240" w:lineRule="auto"/>
+        <w:rPr>
+          <w:rFonts w:ascii="Times New Roman" w:eastAsia="Times New Roman" w:hAnsi="Times New Roman" w:cs="Times New Roman"/>
+          <w:color w:val="auto"/>
+          <w:sz w:val="24"/>
+          <w:szCs w:val="24"/>
+          <w:lang w:val="en-US"/>
+        </w:rPr>
+      </w:pPr>
+      <w:r>
+        <w:rPr>
+          <w:rFonts w:ascii="Times New Roman" w:eastAsia="Times New Roman" w:hAnsi="Times New Roman" w:cs="Times New Roman"/>
+          <w:color w:val="auto"/>
+          <w:sz w:val="24"/>
+          <w:szCs w:val="24"/>
+          <w:lang w:val="en-US"/>
+        </w:rPr>
+        <w:t>exit:</w:t>
+      </w:r>
+    </w:p>
+    <w:p>
+      <w:pPr>
+        <w:spacing w:after="0" w:line="240" w:lineRule="auto"/>
+        <w:rPr>
+          <w:rFonts w:ascii="Times New Roman" w:eastAsia="Times New Roman" w:hAnsi="Times New Roman" w:cs="Times New Roman"/>
+          <w:color w:val="auto"/>
+          <w:sz w:val="24"/>
+          <w:szCs w:val="24"/>
+          <w:lang w:val="en-US"/>
+        </w:rPr>
+      </w:pPr>
+      <w:r>
+        <w:rPr>
+          <w:rFonts w:ascii="Times New Roman" w:eastAsia="Times New Roman" w:hAnsi="Times New Roman" w:cs="Times New Roman"/>
+          <w:color w:val="auto"/>
+          <w:sz w:val="24"/>
+          <w:szCs w:val="24"/>
+          <w:lang w:val="en-US"/>
+        </w:rPr>
+        <w:t>li a7, 10</w:t>
       </w:r>
     </w:p>
     <w:p>
